--- a/отчет.docx
+++ b/отчет.docx
@@ -1,6 +1,6 @@
 
 <file path=word/document.xml><?xml version="1.0" encoding="utf-8"?>
-<w:document xmlns:wpc="http://schemas.microsoft.com/office/word/2010/wordprocessingCanvas" xmlns:cx="http://schemas.microsoft.com/office/drawing/2014/chartex" xmlns:cx1="http://schemas.microsoft.com/office/drawing/2015/9/8/chartex" xmlns:cx2="http://schemas.microsoft.com/office/drawing/2015/10/21/chartex" xmlns:cx3="http://schemas.microsoft.com/office/drawing/2016/5/9/chartex" xmlns:cx4="http://schemas.microsoft.com/office/drawing/2016/5/10/chartex" xmlns:cx5="http://schemas.microsoft.com/office/drawing/2016/5/11/chartex" xmlns:cx6="http://schemas.microsoft.com/office/drawing/2016/5/12/chartex" xmlns:cx7="http://schemas.microsoft.com/office/drawing/2016/5/13/chartex" xmlns:cx8="http://schemas.microsoft.com/office/drawing/2016/5/14/chartex" xmlns:mc="http://schemas.openxmlformats.org/markup-compatibility/2006" xmlns:aink="http://schemas.microsoft.com/office/drawing/2016/ink" xmlns:am3d="http://schemas.microsoft.com/office/drawing/2017/model3d" xmlns:o="urn:schemas-microsoft-com:office:office" xmlns:oel="http://schemas.microsoft.com/office/2019/extlst" xmlns:r="http://schemas.openxmlformats.org/officeDocument/2006/relationships" xmlns:m="http://schemas.openxmlformats.org/officeDocument/2006/math" xmlns:v="urn:schemas-microsoft-com:vml" xmlns:wp14="http://schemas.microsoft.com/office/word/2010/wordprocessingDrawing" xmlns:wp="http://schemas.openxmlformats.org/drawingml/2006/wordprocessingDrawing" xmlns:w10="urn:schemas-microsoft-com:office:word" xmlns:w="http://schemas.openxmlformats.org/wordprocessingml/2006/main" xmlns:w14="http://schemas.microsoft.com/office/word/2010/wordml" xmlns:w15="http://schemas.microsoft.com/office/word/2012/wordml" xmlns:w16cex="http://schemas.microsoft.com/office/word/2018/wordml/cex" xmlns:w16cid="http://schemas.microsoft.com/office/word/2016/wordml/cid" xmlns:w16="http://schemas.microsoft.com/office/word/2018/wordml" xmlns:w16du="http://schemas.microsoft.com/office/word/2023/wordml/word16du" xmlns:w16sdtdh="http://schemas.microsoft.com/office/word/2020/wordml/sdtdatahash" xmlns:w16se="http://schemas.microsoft.com/office/word/2015/wordml/symex" xmlns:wpg="http://schemas.microsoft.com/office/word/2010/wordprocessingGroup" xmlns:wpi="http://schemas.microsoft.com/office/word/2010/wordprocessingInk" xmlns:wne="http://schemas.microsoft.com/office/word/2006/wordml" xmlns:wps="http://schemas.microsoft.com/office/word/2010/wordprocessingShape" mc:Ignorable="w14 w15 w16se w16cid w16 w16cex w16sdtdh w16du wp14">
+<w:document xmlns:wpc="http://schemas.microsoft.com/office/word/2010/wordprocessingCanvas" xmlns:cx="http://schemas.microsoft.com/office/drawing/2014/chartex" xmlns:cx1="http://schemas.microsoft.com/office/drawing/2015/9/8/chartex" xmlns:cx2="http://schemas.microsoft.com/office/drawing/2015/10/21/chartex" xmlns:cx3="http://schemas.microsoft.com/office/drawing/2016/5/9/chartex" xmlns:cx4="http://schemas.microsoft.com/office/drawing/2016/5/10/chartex" xmlns:cx5="http://schemas.microsoft.com/office/drawing/2016/5/11/chartex" xmlns:cx6="http://schemas.microsoft.com/office/drawing/2016/5/12/chartex" xmlns:cx7="http://schemas.microsoft.com/office/drawing/2016/5/13/chartex" xmlns:cx8="http://schemas.microsoft.com/office/drawing/2016/5/14/chartex" xmlns:mc="http://schemas.openxmlformats.org/markup-compatibility/2006" xmlns:aink="http://schemas.microsoft.com/office/drawing/2016/ink" xmlns:am3d="http://schemas.microsoft.com/office/drawing/2017/model3d" xmlns:o="urn:schemas-microsoft-com:office:office" xmlns:r="http://schemas.openxmlformats.org/officeDocument/2006/relationships" xmlns:m="http://schemas.openxmlformats.org/officeDocument/2006/math" xmlns:v="urn:schemas-microsoft-com:vml" xmlns:wp14="http://schemas.microsoft.com/office/word/2010/wordprocessingDrawing" xmlns:wp="http://schemas.openxmlformats.org/drawingml/2006/wordprocessingDrawing" xmlns:w10="urn:schemas-microsoft-com:office:word" xmlns:w="http://schemas.openxmlformats.org/wordprocessingml/2006/main" xmlns:w14="http://schemas.microsoft.com/office/word/2010/wordml" xmlns:w15="http://schemas.microsoft.com/office/word/2012/wordml" xmlns:w16cex="http://schemas.microsoft.com/office/word/2018/wordml/cex" xmlns:w16cid="http://schemas.microsoft.com/office/word/2016/wordml/cid" xmlns:w16="http://schemas.microsoft.com/office/word/2018/wordml" xmlns:w16sdtdh="http://schemas.microsoft.com/office/word/2020/wordml/sdtdatahash" xmlns:w16se="http://schemas.microsoft.com/office/word/2015/wordml/symex" xmlns:wpg="http://schemas.microsoft.com/office/word/2010/wordprocessingGroup" xmlns:wpi="http://schemas.microsoft.com/office/word/2010/wordprocessingInk" xmlns:wne="http://schemas.microsoft.com/office/word/2006/wordml" xmlns:wps="http://schemas.microsoft.com/office/word/2010/wordprocessingShape" mc:Ignorable="w14 w15 w16se w16cid w16 w16cex w16sdtdh wp14">
   <w:body>
     <w:p>
       <w:pPr>
@@ -2635,7 +2635,7 @@
           <w:rPr>
             <w:webHidden/>
           </w:rPr>
-          <w:t>4</w:t>
+          <w:t>3</w:t>
         </w:r>
         <w:r>
           <w:rPr>
@@ -2696,7 +2696,7 @@
           <w:rPr>
             <w:webHidden/>
           </w:rPr>
-          <w:t>7</w:t>
+          <w:t>6</w:t>
         </w:r>
         <w:r>
           <w:rPr>
@@ -2757,7 +2757,7 @@
           <w:rPr>
             <w:webHidden/>
           </w:rPr>
-          <w:t>9</w:t>
+          <w:t>8</w:t>
         </w:r>
         <w:r>
           <w:rPr>
@@ -2818,7 +2818,7 @@
           <w:rPr>
             <w:webHidden/>
           </w:rPr>
-          <w:t>12</w:t>
+          <w:t>11</w:t>
         </w:r>
         <w:r>
           <w:rPr>
@@ -2879,7 +2879,7 @@
           <w:rPr>
             <w:webHidden/>
           </w:rPr>
-          <w:t>14</w:t>
+          <w:t>13</w:t>
         </w:r>
         <w:r>
           <w:rPr>
@@ -2940,7 +2940,7 @@
           <w:rPr>
             <w:webHidden/>
           </w:rPr>
-          <w:t>16</w:t>
+          <w:t>15</w:t>
         </w:r>
         <w:r>
           <w:rPr>
@@ -3001,7 +3001,7 @@
           <w:rPr>
             <w:webHidden/>
           </w:rPr>
-          <w:t>19</w:t>
+          <w:t>18</w:t>
         </w:r>
         <w:r>
           <w:rPr>
@@ -3062,7 +3062,7 @@
           <w:rPr>
             <w:webHidden/>
           </w:rPr>
-          <w:t>21</w:t>
+          <w:t>20</w:t>
         </w:r>
         <w:r>
           <w:rPr>
@@ -4718,15 +4718,7 @@
           <w:sz w:val="28"/>
           <w:szCs w:val="28"/>
         </w:rPr>
-        <w:t>ую</w:t>
-      </w:r>
-      <w:r>
-        <w:rPr>
-          <w:rFonts w:ascii="Times New Roman" w:hAnsi="Times New Roman" w:cs="Times New Roman"/>
-          <w:sz w:val="28"/>
-          <w:szCs w:val="28"/>
-        </w:rPr>
-        <w:t xml:space="preserve"> </w:t>
+        <w:t xml:space="preserve">ую </w:t>
       </w:r>
       <w:r>
         <w:rPr>
@@ -6166,15 +6158,7 @@
           <w:sz w:val="28"/>
           <w:szCs w:val="28"/>
         </w:rPr>
-        <w:t>опровождение информационных систем</w:t>
-      </w:r>
-      <w:r>
-        <w:rPr>
-          <w:rFonts w:ascii="Times New Roman" w:hAnsi="Times New Roman" w:cs="Times New Roman"/>
-          <w:sz w:val="28"/>
-          <w:szCs w:val="28"/>
-        </w:rPr>
-        <w:t>» было освоение процессов технической поддержки и сопровождения информационных систем. Основные задачи включали:</w:t>
+        <w:t>опровождение информационных систем» было освоение процессов технической поддержки и сопровождения информационных систем. Основные задачи включали:</w:t>
       </w:r>
     </w:p>
     <w:p>
@@ -6496,6 +6480,22 @@
           <w:sz w:val="28"/>
           <w:szCs w:val="28"/>
         </w:rPr>
+        <w:t xml:space="preserve">е </w:t>
+      </w:r>
+      <w:r>
+        <w:rPr>
+          <w:rFonts w:ascii="Times New Roman" w:hAnsi="Times New Roman" w:cs="Times New Roman"/>
+          <w:sz w:val="28"/>
+          <w:szCs w:val="28"/>
+        </w:rPr>
+        <w:t>сопровождени</w:t>
+      </w:r>
+      <w:r>
+        <w:rPr>
+          <w:rFonts w:ascii="Times New Roman" w:hAnsi="Times New Roman" w:cs="Times New Roman"/>
+          <w:sz w:val="28"/>
+          <w:szCs w:val="28"/>
+        </w:rPr>
         <w:t>е</w:t>
       </w:r>
       <w:r>
@@ -6504,30 +6504,6 @@
           <w:sz w:val="28"/>
           <w:szCs w:val="28"/>
         </w:rPr>
-        <w:t xml:space="preserve"> </w:t>
-      </w:r>
-      <w:r>
-        <w:rPr>
-          <w:rFonts w:ascii="Times New Roman" w:hAnsi="Times New Roman" w:cs="Times New Roman"/>
-          <w:sz w:val="28"/>
-          <w:szCs w:val="28"/>
-        </w:rPr>
-        <w:t>сопровождени</w:t>
-      </w:r>
-      <w:r>
-        <w:rPr>
-          <w:rFonts w:ascii="Times New Roman" w:hAnsi="Times New Roman" w:cs="Times New Roman"/>
-          <w:sz w:val="28"/>
-          <w:szCs w:val="28"/>
-        </w:rPr>
-        <w:t>е</w:t>
-      </w:r>
-      <w:r>
-        <w:rPr>
-          <w:rFonts w:ascii="Times New Roman" w:hAnsi="Times New Roman" w:cs="Times New Roman"/>
-          <w:sz w:val="28"/>
-          <w:szCs w:val="28"/>
-        </w:rPr>
         <w:t>, обновлени</w:t>
       </w:r>
       <w:r>
@@ -6536,15 +6512,7 @@
           <w:sz w:val="28"/>
           <w:szCs w:val="28"/>
         </w:rPr>
-        <w:t>е</w:t>
-      </w:r>
-      <w:r>
-        <w:rPr>
-          <w:rFonts w:ascii="Times New Roman" w:hAnsi="Times New Roman" w:cs="Times New Roman"/>
-          <w:sz w:val="28"/>
-          <w:szCs w:val="28"/>
-        </w:rPr>
-        <w:t xml:space="preserve"> </w:t>
+        <w:t xml:space="preserve">е </w:t>
       </w:r>
       <w:r>
         <w:rPr>
@@ -6560,15 +6528,7 @@
           <w:sz w:val="28"/>
           <w:szCs w:val="28"/>
         </w:rPr>
-        <w:t>е</w:t>
-      </w:r>
-      <w:r>
-        <w:rPr>
-          <w:rFonts w:ascii="Times New Roman" w:hAnsi="Times New Roman" w:cs="Times New Roman"/>
-          <w:sz w:val="28"/>
-          <w:szCs w:val="28"/>
-        </w:rPr>
-        <w:t xml:space="preserve"> </w:t>
+        <w:t xml:space="preserve">е </w:t>
       </w:r>
       <w:r>
         <w:rPr>
@@ -7117,23 +7077,7 @@
           <w:sz w:val="28"/>
           <w:szCs w:val="28"/>
         </w:rPr>
-        <w:t xml:space="preserve">Целью данного этапа производственной практики являлось получение опыта в осуществлении технического сопровождения информационной системы, включая обновление </w:t>
-      </w:r>
-      <w:r>
-        <w:rPr>
-          <w:rFonts w:ascii="Times New Roman" w:hAnsi="Times New Roman" w:cs="Times New Roman"/>
-          <w:sz w:val="28"/>
-          <w:szCs w:val="28"/>
-        </w:rPr>
-        <w:t>ПО</w:t>
-      </w:r>
-      <w:r>
-        <w:rPr>
-          <w:rFonts w:ascii="Times New Roman" w:hAnsi="Times New Roman" w:cs="Times New Roman"/>
-          <w:sz w:val="28"/>
-          <w:szCs w:val="28"/>
-        </w:rPr>
-        <w:t xml:space="preserve">, выполнение процедур резервного копирования и восстановления, для обеспечения </w:t>
+        <w:t xml:space="preserve">Целью данного этапа производственной практики являлось получение опыта в осуществлении технического сопровождения информационной системы, включая обновление ПО, выполнение процедур резервного копирования и восстановления, для обеспечения </w:t>
       </w:r>
       <w:r>
         <w:rPr>
@@ -7149,15 +7093,7 @@
           <w:sz w:val="28"/>
           <w:szCs w:val="28"/>
         </w:rPr>
-        <w:t>, восстановления работоспособности системы в случае возникновения сбоев</w:t>
-      </w:r>
-      <w:r>
-        <w:rPr>
-          <w:rFonts w:ascii="Times New Roman" w:hAnsi="Times New Roman" w:cs="Times New Roman"/>
-          <w:sz w:val="28"/>
-          <w:szCs w:val="28"/>
-        </w:rPr>
-        <w:t>.</w:t>
+        <w:t>, восстановления работоспособности системы в случае возникновения сбоев.</w:t>
       </w:r>
       <w:r>
         <w:rPr>
@@ -7409,23 +7345,7 @@
           <w:sz w:val="28"/>
           <w:szCs w:val="28"/>
         </w:rPr>
-        <w:t>администрировани</w:t>
-      </w:r>
-      <w:r>
-        <w:rPr>
-          <w:rFonts w:ascii="Times New Roman" w:hAnsi="Times New Roman" w:cs="Times New Roman"/>
-          <w:sz w:val="28"/>
-          <w:szCs w:val="28"/>
-        </w:rPr>
-        <w:t>е</w:t>
-      </w:r>
-      <w:r>
-        <w:rPr>
-          <w:rFonts w:ascii="Times New Roman" w:hAnsi="Times New Roman" w:cs="Times New Roman"/>
-          <w:sz w:val="28"/>
-          <w:szCs w:val="28"/>
-        </w:rPr>
-        <w:t xml:space="preserve"> отдельных компонент серверов</w:t>
+        <w:t>администрирование отдельных компонент серверов</w:t>
       </w:r>
       <w:r>
         <w:rPr>
@@ -9112,7 +9032,15 @@
           <w:sz w:val="28"/>
           <w:szCs w:val="28"/>
         </w:rPr>
-        <w:t>Ежедневные операции: визуальный осмотр рабочего места, проверка целостности кабелей питания и сетевого подключения, корректное завершение работы ОС, уборка рабочих поверхностей.</w:t>
+        <w:t>Ежедневные операции: визуальный осмотр рабочего места, проверка целостности кабелей питания и сетевого подключения, корректное завершение работы ОС, уборка рабочих поверхностей</w:t>
+      </w:r>
+      <w:r>
+        <w:rPr>
+          <w:rFonts w:ascii="Times New Roman" w:hAnsi="Times New Roman" w:cs="Times New Roman"/>
+          <w:sz w:val="28"/>
+          <w:szCs w:val="28"/>
+        </w:rPr>
+        <w:t>;</w:t>
       </w:r>
     </w:p>
     <w:p>
@@ -9138,7 +9066,15 @@
           <w:sz w:val="28"/>
           <w:szCs w:val="28"/>
         </w:rPr>
-        <w:t>Еженедельные операции: очистка системных блоков и мониторов от пыли с использованием штатных средств, проверка актуальности антивирусных баз, тестирование работы периферии (принтеры, наушники, веб-камеры).</w:t>
+        <w:t>Еженедельные операции: очистка системных блоков и мониторов от пыли с использованием штатных средств, проверка актуальности антивирусных баз, тестирование работы периферии (принтеры, наушники, веб-камеры)</w:t>
+      </w:r>
+      <w:r>
+        <w:rPr>
+          <w:rFonts w:ascii="Times New Roman" w:hAnsi="Times New Roman" w:cs="Times New Roman"/>
+          <w:sz w:val="28"/>
+          <w:szCs w:val="28"/>
+        </w:rPr>
+        <w:t>;</w:t>
       </w:r>
     </w:p>
     <w:p>
@@ -9255,15 +9191,7 @@
           <w:sz w:val="28"/>
           <w:szCs w:val="28"/>
         </w:rPr>
-        <w:t>д.</w:t>
-      </w:r>
-      <w:r>
-        <w:rPr>
-          <w:rFonts w:ascii="Times New Roman" w:hAnsi="Times New Roman" w:cs="Times New Roman"/>
-          <w:sz w:val="28"/>
-          <w:szCs w:val="28"/>
-        </w:rPr>
-        <w:t xml:space="preserve"> Для каждой ситуации прописан чёткий пошаговый алгоритм, который позволяет преподавателю или </w:t>
+        <w:t xml:space="preserve">д. Для каждой ситуации прописан чёткий пошаговый алгоритм, который позволяет преподавателю или </w:t>
       </w:r>
       <w:r>
         <w:rPr>
@@ -9426,15 +9354,7 @@
           <w:sz w:val="28"/>
           <w:szCs w:val="28"/>
         </w:rPr>
-        <w:t xml:space="preserve">Производственная практика предоставила возможность закрепить теоретические знания и приобрести практические навыки в области профессиональной деятельности, связанной </w:t>
-      </w:r>
-      <w:r>
-        <w:rPr>
-          <w:rFonts w:ascii="Times New Roman" w:hAnsi="Times New Roman" w:cs="Times New Roman"/>
-          <w:sz w:val="28"/>
-          <w:szCs w:val="28"/>
-        </w:rPr>
-        <w:t xml:space="preserve">с </w:t>
+        <w:t xml:space="preserve">Производственная практика предоставила возможность закрепить теоретические знания и приобрести практические навыки в области профессиональной деятельности, связанной с </w:t>
       </w:r>
       <w:r>
         <w:rPr>
@@ -10096,7 +10016,6 @@
       <w:footerReference w:type="default" r:id="rId10"/>
       <w:pgSz w:w="11906" w:h="16838"/>
       <w:pgMar w:top="1134" w:right="851" w:bottom="1134" w:left="1701" w:header="709" w:footer="709" w:gutter="0"/>
-      <w:pgNumType w:start="4"/>
       <w:cols w:space="708"/>
       <w:docGrid w:linePitch="360"/>
     </w:sectPr>
@@ -10105,7 +10024,7 @@
 </file>
 
 <file path=word/endnotes.xml><?xml version="1.0" encoding="utf-8"?>
-<w:endnotes xmlns:wpc="http://schemas.microsoft.com/office/word/2010/wordprocessingCanvas" xmlns:cx="http://schemas.microsoft.com/office/drawing/2014/chartex" xmlns:cx1="http://schemas.microsoft.com/office/drawing/2015/9/8/chartex" xmlns:cx2="http://schemas.microsoft.com/office/drawing/2015/10/21/chartex" xmlns:cx3="http://schemas.microsoft.com/office/drawing/2016/5/9/chartex" xmlns:cx4="http://schemas.microsoft.com/office/drawing/2016/5/10/chartex" xmlns:cx5="http://schemas.microsoft.com/office/drawing/2016/5/11/chartex" xmlns:cx6="http://schemas.microsoft.com/office/drawing/2016/5/12/chartex" xmlns:cx7="http://schemas.microsoft.com/office/drawing/2016/5/13/chartex" xmlns:cx8="http://schemas.microsoft.com/office/drawing/2016/5/14/chartex" xmlns:mc="http://schemas.openxmlformats.org/markup-compatibility/2006" xmlns:aink="http://schemas.microsoft.com/office/drawing/2016/ink" xmlns:am3d="http://schemas.microsoft.com/office/drawing/2017/model3d" xmlns:o="urn:schemas-microsoft-com:office:office" xmlns:oel="http://schemas.microsoft.com/office/2019/extlst" xmlns:r="http://schemas.openxmlformats.org/officeDocument/2006/relationships" xmlns:m="http://schemas.openxmlformats.org/officeDocument/2006/math" xmlns:v="urn:schemas-microsoft-com:vml" xmlns:wp14="http://schemas.microsoft.com/office/word/2010/wordprocessingDrawing" xmlns:wp="http://schemas.openxmlformats.org/drawingml/2006/wordprocessingDrawing" xmlns:w10="urn:schemas-microsoft-com:office:word" xmlns:w="http://schemas.openxmlformats.org/wordprocessingml/2006/main" xmlns:w14="http://schemas.microsoft.com/office/word/2010/wordml" xmlns:w15="http://schemas.microsoft.com/office/word/2012/wordml" xmlns:w16cex="http://schemas.microsoft.com/office/word/2018/wordml/cex" xmlns:w16cid="http://schemas.microsoft.com/office/word/2016/wordml/cid" xmlns:w16="http://schemas.microsoft.com/office/word/2018/wordml" xmlns:w16du="http://schemas.microsoft.com/office/word/2023/wordml/word16du" xmlns:w16sdtdh="http://schemas.microsoft.com/office/word/2020/wordml/sdtdatahash" xmlns:w16se="http://schemas.microsoft.com/office/word/2015/wordml/symex" xmlns:wpg="http://schemas.microsoft.com/office/word/2010/wordprocessingGroup" xmlns:wpi="http://schemas.microsoft.com/office/word/2010/wordprocessingInk" xmlns:wne="http://schemas.microsoft.com/office/word/2006/wordml" xmlns:wps="http://schemas.microsoft.com/office/word/2010/wordprocessingShape" mc:Ignorable="w14 w15 w16se w16cid w16 w16cex w16sdtdh w16du wp14">
+<w:endnotes xmlns:wpc="http://schemas.microsoft.com/office/word/2010/wordprocessingCanvas" xmlns:cx="http://schemas.microsoft.com/office/drawing/2014/chartex" xmlns:cx1="http://schemas.microsoft.com/office/drawing/2015/9/8/chartex" xmlns:cx2="http://schemas.microsoft.com/office/drawing/2015/10/21/chartex" xmlns:cx3="http://schemas.microsoft.com/office/drawing/2016/5/9/chartex" xmlns:cx4="http://schemas.microsoft.com/office/drawing/2016/5/10/chartex" xmlns:cx5="http://schemas.microsoft.com/office/drawing/2016/5/11/chartex" xmlns:cx6="http://schemas.microsoft.com/office/drawing/2016/5/12/chartex" xmlns:cx7="http://schemas.microsoft.com/office/drawing/2016/5/13/chartex" xmlns:cx8="http://schemas.microsoft.com/office/drawing/2016/5/14/chartex" xmlns:mc="http://schemas.openxmlformats.org/markup-compatibility/2006" xmlns:aink="http://schemas.microsoft.com/office/drawing/2016/ink" xmlns:am3d="http://schemas.microsoft.com/office/drawing/2017/model3d" xmlns:o="urn:schemas-microsoft-com:office:office" xmlns:r="http://schemas.openxmlformats.org/officeDocument/2006/relationships" xmlns:m="http://schemas.openxmlformats.org/officeDocument/2006/math" xmlns:v="urn:schemas-microsoft-com:vml" xmlns:wp14="http://schemas.microsoft.com/office/word/2010/wordprocessingDrawing" xmlns:wp="http://schemas.openxmlformats.org/drawingml/2006/wordprocessingDrawing" xmlns:w10="urn:schemas-microsoft-com:office:word" xmlns:w="http://schemas.openxmlformats.org/wordprocessingml/2006/main" xmlns:w14="http://schemas.microsoft.com/office/word/2010/wordml" xmlns:w15="http://schemas.microsoft.com/office/word/2012/wordml" xmlns:w16cex="http://schemas.microsoft.com/office/word/2018/wordml/cex" xmlns:w16cid="http://schemas.microsoft.com/office/word/2016/wordml/cid" xmlns:w16="http://schemas.microsoft.com/office/word/2018/wordml" xmlns:w16sdtdh="http://schemas.microsoft.com/office/word/2020/wordml/sdtdatahash" xmlns:w16se="http://schemas.microsoft.com/office/word/2015/wordml/symex" xmlns:wpg="http://schemas.microsoft.com/office/word/2010/wordprocessingGroup" xmlns:wpi="http://schemas.microsoft.com/office/word/2010/wordprocessingInk" xmlns:wne="http://schemas.microsoft.com/office/word/2006/wordml" xmlns:wps="http://schemas.microsoft.com/office/word/2010/wordprocessingShape" mc:Ignorable="w14 w15 w16se w16cid w16 w16cex w16sdtdh wp14">
   <w:endnote w:type="separator" w:id="-1">
     <w:p>
       <w:pPr>
@@ -10130,7 +10049,7 @@
 </file>
 
 <file path=word/footer1.xml><?xml version="1.0" encoding="utf-8"?>
-<w:ftr xmlns:wpc="http://schemas.microsoft.com/office/word/2010/wordprocessingCanvas" xmlns:cx="http://schemas.microsoft.com/office/drawing/2014/chartex" xmlns:cx1="http://schemas.microsoft.com/office/drawing/2015/9/8/chartex" xmlns:cx2="http://schemas.microsoft.com/office/drawing/2015/10/21/chartex" xmlns:cx3="http://schemas.microsoft.com/office/drawing/2016/5/9/chartex" xmlns:cx4="http://schemas.microsoft.com/office/drawing/2016/5/10/chartex" xmlns:cx5="http://schemas.microsoft.com/office/drawing/2016/5/11/chartex" xmlns:cx6="http://schemas.microsoft.com/office/drawing/2016/5/12/chartex" xmlns:cx7="http://schemas.microsoft.com/office/drawing/2016/5/13/chartex" xmlns:cx8="http://schemas.microsoft.com/office/drawing/2016/5/14/chartex" xmlns:mc="http://schemas.openxmlformats.org/markup-compatibility/2006" xmlns:aink="http://schemas.microsoft.com/office/drawing/2016/ink" xmlns:am3d="http://schemas.microsoft.com/office/drawing/2017/model3d" xmlns:o="urn:schemas-microsoft-com:office:office" xmlns:oel="http://schemas.microsoft.com/office/2019/extlst" xmlns:r="http://schemas.openxmlformats.org/officeDocument/2006/relationships" xmlns:m="http://schemas.openxmlformats.org/officeDocument/2006/math" xmlns:v="urn:schemas-microsoft-com:vml" xmlns:wp14="http://schemas.microsoft.com/office/word/2010/wordprocessingDrawing" xmlns:wp="http://schemas.openxmlformats.org/drawingml/2006/wordprocessingDrawing" xmlns:w10="urn:schemas-microsoft-com:office:word" xmlns:w="http://schemas.openxmlformats.org/wordprocessingml/2006/main" xmlns:w14="http://schemas.microsoft.com/office/word/2010/wordml" xmlns:w15="http://schemas.microsoft.com/office/word/2012/wordml" xmlns:w16cex="http://schemas.microsoft.com/office/word/2018/wordml/cex" xmlns:w16cid="http://schemas.microsoft.com/office/word/2016/wordml/cid" xmlns:w16="http://schemas.microsoft.com/office/word/2018/wordml" xmlns:w16du="http://schemas.microsoft.com/office/word/2023/wordml/word16du" xmlns:w16sdtdh="http://schemas.microsoft.com/office/word/2020/wordml/sdtdatahash" xmlns:w16se="http://schemas.microsoft.com/office/word/2015/wordml/symex" xmlns:wpg="http://schemas.microsoft.com/office/word/2010/wordprocessingGroup" xmlns:wpi="http://schemas.microsoft.com/office/word/2010/wordprocessingInk" xmlns:wne="http://schemas.microsoft.com/office/word/2006/wordml" xmlns:wps="http://schemas.microsoft.com/office/word/2010/wordprocessingShape" mc:Ignorable="w14 w15 w16se w16cid w16 w16cex w16sdtdh w16du wp14">
+<w:ftr xmlns:wpc="http://schemas.microsoft.com/office/word/2010/wordprocessingCanvas" xmlns:cx="http://schemas.microsoft.com/office/drawing/2014/chartex" xmlns:cx1="http://schemas.microsoft.com/office/drawing/2015/9/8/chartex" xmlns:cx2="http://schemas.microsoft.com/office/drawing/2015/10/21/chartex" xmlns:cx3="http://schemas.microsoft.com/office/drawing/2016/5/9/chartex" xmlns:cx4="http://schemas.microsoft.com/office/drawing/2016/5/10/chartex" xmlns:cx5="http://schemas.microsoft.com/office/drawing/2016/5/11/chartex" xmlns:cx6="http://schemas.microsoft.com/office/drawing/2016/5/12/chartex" xmlns:cx7="http://schemas.microsoft.com/office/drawing/2016/5/13/chartex" xmlns:cx8="http://schemas.microsoft.com/office/drawing/2016/5/14/chartex" xmlns:mc="http://schemas.openxmlformats.org/markup-compatibility/2006" xmlns:aink="http://schemas.microsoft.com/office/drawing/2016/ink" xmlns:am3d="http://schemas.microsoft.com/office/drawing/2017/model3d" xmlns:o="urn:schemas-microsoft-com:office:office" xmlns:r="http://schemas.openxmlformats.org/officeDocument/2006/relationships" xmlns:m="http://schemas.openxmlformats.org/officeDocument/2006/math" xmlns:v="urn:schemas-microsoft-com:vml" xmlns:wp14="http://schemas.microsoft.com/office/word/2010/wordprocessingDrawing" xmlns:wp="http://schemas.openxmlformats.org/drawingml/2006/wordprocessingDrawing" xmlns:w10="urn:schemas-microsoft-com:office:word" xmlns:w="http://schemas.openxmlformats.org/wordprocessingml/2006/main" xmlns:w14="http://schemas.microsoft.com/office/word/2010/wordml" xmlns:w15="http://schemas.microsoft.com/office/word/2012/wordml" xmlns:w16cex="http://schemas.microsoft.com/office/word/2018/wordml/cex" xmlns:w16cid="http://schemas.microsoft.com/office/word/2016/wordml/cid" xmlns:w16="http://schemas.microsoft.com/office/word/2018/wordml" xmlns:w16sdtdh="http://schemas.microsoft.com/office/word/2020/wordml/sdtdatahash" xmlns:w16se="http://schemas.microsoft.com/office/word/2015/wordml/symex" xmlns:wpg="http://schemas.microsoft.com/office/word/2010/wordprocessingGroup" xmlns:wpi="http://schemas.microsoft.com/office/word/2010/wordprocessingInk" xmlns:wne="http://schemas.microsoft.com/office/word/2006/wordml" xmlns:wps="http://schemas.microsoft.com/office/word/2010/wordprocessingShape" mc:Ignorable="w14 w15 w16se w16cid w16 w16cex w16sdtdh wp14">
   <w:p>
     <w:pPr>
       <w:pStyle w:val="a8"/>
@@ -10140,7 +10059,7 @@
 </file>
 
 <file path=word/footnotes.xml><?xml version="1.0" encoding="utf-8"?>
-<w:footnotes xmlns:wpc="http://schemas.microsoft.com/office/word/2010/wordprocessingCanvas" xmlns:cx="http://schemas.microsoft.com/office/drawing/2014/chartex" xmlns:cx1="http://schemas.microsoft.com/office/drawing/2015/9/8/chartex" xmlns:cx2="http://schemas.microsoft.com/office/drawing/2015/10/21/chartex" xmlns:cx3="http://schemas.microsoft.com/office/drawing/2016/5/9/chartex" xmlns:cx4="http://schemas.microsoft.com/office/drawing/2016/5/10/chartex" xmlns:cx5="http://schemas.microsoft.com/office/drawing/2016/5/11/chartex" xmlns:cx6="http://schemas.microsoft.com/office/drawing/2016/5/12/chartex" xmlns:cx7="http://schemas.microsoft.com/office/drawing/2016/5/13/chartex" xmlns:cx8="http://schemas.microsoft.com/office/drawing/2016/5/14/chartex" xmlns:mc="http://schemas.openxmlformats.org/markup-compatibility/2006" xmlns:aink="http://schemas.microsoft.com/office/drawing/2016/ink" xmlns:am3d="http://schemas.microsoft.com/office/drawing/2017/model3d" xmlns:o="urn:schemas-microsoft-com:office:office" xmlns:oel="http://schemas.microsoft.com/office/2019/extlst" xmlns:r="http://schemas.openxmlformats.org/officeDocument/2006/relationships" xmlns:m="http://schemas.openxmlformats.org/officeDocument/2006/math" xmlns:v="urn:schemas-microsoft-com:vml" xmlns:wp14="http://schemas.microsoft.com/office/word/2010/wordprocessingDrawing" xmlns:wp="http://schemas.openxmlformats.org/drawingml/2006/wordprocessingDrawing" xmlns:w10="urn:schemas-microsoft-com:office:word" xmlns:w="http://schemas.openxmlformats.org/wordprocessingml/2006/main" xmlns:w14="http://schemas.microsoft.com/office/word/2010/wordml" xmlns:w15="http://schemas.microsoft.com/office/word/2012/wordml" xmlns:w16cex="http://schemas.microsoft.com/office/word/2018/wordml/cex" xmlns:w16cid="http://schemas.microsoft.com/office/word/2016/wordml/cid" xmlns:w16="http://schemas.microsoft.com/office/word/2018/wordml" xmlns:w16du="http://schemas.microsoft.com/office/word/2023/wordml/word16du" xmlns:w16sdtdh="http://schemas.microsoft.com/office/word/2020/wordml/sdtdatahash" xmlns:w16se="http://schemas.microsoft.com/office/word/2015/wordml/symex" xmlns:wpg="http://schemas.microsoft.com/office/word/2010/wordprocessingGroup" xmlns:wpi="http://schemas.microsoft.com/office/word/2010/wordprocessingInk" xmlns:wne="http://schemas.microsoft.com/office/word/2006/wordml" xmlns:wps="http://schemas.microsoft.com/office/word/2010/wordprocessingShape" mc:Ignorable="w14 w15 w16se w16cid w16 w16cex w16sdtdh w16du wp14">
+<w:footnotes xmlns:wpc="http://schemas.microsoft.com/office/word/2010/wordprocessingCanvas" xmlns:cx="http://schemas.microsoft.com/office/drawing/2014/chartex" xmlns:cx1="http://schemas.microsoft.com/office/drawing/2015/9/8/chartex" xmlns:cx2="http://schemas.microsoft.com/office/drawing/2015/10/21/chartex" xmlns:cx3="http://schemas.microsoft.com/office/drawing/2016/5/9/chartex" xmlns:cx4="http://schemas.microsoft.com/office/drawing/2016/5/10/chartex" xmlns:cx5="http://schemas.microsoft.com/office/drawing/2016/5/11/chartex" xmlns:cx6="http://schemas.microsoft.com/office/drawing/2016/5/12/chartex" xmlns:cx7="http://schemas.microsoft.com/office/drawing/2016/5/13/chartex" xmlns:cx8="http://schemas.microsoft.com/office/drawing/2016/5/14/chartex" xmlns:mc="http://schemas.openxmlformats.org/markup-compatibility/2006" xmlns:aink="http://schemas.microsoft.com/office/drawing/2016/ink" xmlns:am3d="http://schemas.microsoft.com/office/drawing/2017/model3d" xmlns:o="urn:schemas-microsoft-com:office:office" xmlns:r="http://schemas.openxmlformats.org/officeDocument/2006/relationships" xmlns:m="http://schemas.openxmlformats.org/officeDocument/2006/math" xmlns:v="urn:schemas-microsoft-com:vml" xmlns:wp14="http://schemas.microsoft.com/office/word/2010/wordprocessingDrawing" xmlns:wp="http://schemas.openxmlformats.org/drawingml/2006/wordprocessingDrawing" xmlns:w10="urn:schemas-microsoft-com:office:word" xmlns:w="http://schemas.openxmlformats.org/wordprocessingml/2006/main" xmlns:w14="http://schemas.microsoft.com/office/word/2010/wordml" xmlns:w15="http://schemas.microsoft.com/office/word/2012/wordml" xmlns:w16cex="http://schemas.microsoft.com/office/word/2018/wordml/cex" xmlns:w16cid="http://schemas.microsoft.com/office/word/2016/wordml/cid" xmlns:w16="http://schemas.microsoft.com/office/word/2018/wordml" xmlns:w16sdtdh="http://schemas.microsoft.com/office/word/2020/wordml/sdtdatahash" xmlns:w16se="http://schemas.microsoft.com/office/word/2015/wordml/symex" xmlns:wpg="http://schemas.microsoft.com/office/word/2010/wordprocessingGroup" xmlns:wpi="http://schemas.microsoft.com/office/word/2010/wordprocessingInk" xmlns:wne="http://schemas.microsoft.com/office/word/2006/wordml" xmlns:wps="http://schemas.microsoft.com/office/word/2010/wordprocessingShape" mc:Ignorable="w14 w15 w16se w16cid w16 w16cex w16sdtdh wp14">
   <w:footnote w:type="separator" w:id="-1">
     <w:p>
       <w:pPr>
@@ -10165,7 +10084,7 @@
 </file>
 
 <file path=word/header1.xml><?xml version="1.0" encoding="utf-8"?>
-<w:hdr xmlns:wpc="http://schemas.microsoft.com/office/word/2010/wordprocessingCanvas" xmlns:cx="http://schemas.microsoft.com/office/drawing/2014/chartex" xmlns:cx1="http://schemas.microsoft.com/office/drawing/2015/9/8/chartex" xmlns:cx2="http://schemas.microsoft.com/office/drawing/2015/10/21/chartex" xmlns:cx3="http://schemas.microsoft.com/office/drawing/2016/5/9/chartex" xmlns:cx4="http://schemas.microsoft.com/office/drawing/2016/5/10/chartex" xmlns:cx5="http://schemas.microsoft.com/office/drawing/2016/5/11/chartex" xmlns:cx6="http://schemas.microsoft.com/office/drawing/2016/5/12/chartex" xmlns:cx7="http://schemas.microsoft.com/office/drawing/2016/5/13/chartex" xmlns:cx8="http://schemas.microsoft.com/office/drawing/2016/5/14/chartex" xmlns:mc="http://schemas.openxmlformats.org/markup-compatibility/2006" xmlns:aink="http://schemas.microsoft.com/office/drawing/2016/ink" xmlns:am3d="http://schemas.microsoft.com/office/drawing/2017/model3d" xmlns:o="urn:schemas-microsoft-com:office:office" xmlns:oel="http://schemas.microsoft.com/office/2019/extlst" xmlns:r="http://schemas.openxmlformats.org/officeDocument/2006/relationships" xmlns:m="http://schemas.openxmlformats.org/officeDocument/2006/math" xmlns:v="urn:schemas-microsoft-com:vml" xmlns:wp14="http://schemas.microsoft.com/office/word/2010/wordprocessingDrawing" xmlns:wp="http://schemas.openxmlformats.org/drawingml/2006/wordprocessingDrawing" xmlns:w10="urn:schemas-microsoft-com:office:word" xmlns:w="http://schemas.openxmlformats.org/wordprocessingml/2006/main" xmlns:w14="http://schemas.microsoft.com/office/word/2010/wordml" xmlns:w15="http://schemas.microsoft.com/office/word/2012/wordml" xmlns:w16cex="http://schemas.microsoft.com/office/word/2018/wordml/cex" xmlns:w16cid="http://schemas.microsoft.com/office/word/2016/wordml/cid" xmlns:w16="http://schemas.microsoft.com/office/word/2018/wordml" xmlns:w16du="http://schemas.microsoft.com/office/word/2023/wordml/word16du" xmlns:w16sdtdh="http://schemas.microsoft.com/office/word/2020/wordml/sdtdatahash" xmlns:w16se="http://schemas.microsoft.com/office/word/2015/wordml/symex" xmlns:wpg="http://schemas.microsoft.com/office/word/2010/wordprocessingGroup" xmlns:wpi="http://schemas.microsoft.com/office/word/2010/wordprocessingInk" xmlns:wne="http://schemas.microsoft.com/office/word/2006/wordml" xmlns:wps="http://schemas.microsoft.com/office/word/2010/wordprocessingShape" mc:Ignorable="w14 w15 w16se w16cid w16 w16cex w16sdtdh w16du wp14">
+<w:hdr xmlns:wpc="http://schemas.microsoft.com/office/word/2010/wordprocessingCanvas" xmlns:cx="http://schemas.microsoft.com/office/drawing/2014/chartex" xmlns:cx1="http://schemas.microsoft.com/office/drawing/2015/9/8/chartex" xmlns:cx2="http://schemas.microsoft.com/office/drawing/2015/10/21/chartex" xmlns:cx3="http://schemas.microsoft.com/office/drawing/2016/5/9/chartex" xmlns:cx4="http://schemas.microsoft.com/office/drawing/2016/5/10/chartex" xmlns:cx5="http://schemas.microsoft.com/office/drawing/2016/5/11/chartex" xmlns:cx6="http://schemas.microsoft.com/office/drawing/2016/5/12/chartex" xmlns:cx7="http://schemas.microsoft.com/office/drawing/2016/5/13/chartex" xmlns:cx8="http://schemas.microsoft.com/office/drawing/2016/5/14/chartex" xmlns:mc="http://schemas.openxmlformats.org/markup-compatibility/2006" xmlns:aink="http://schemas.microsoft.com/office/drawing/2016/ink" xmlns:am3d="http://schemas.microsoft.com/office/drawing/2017/model3d" xmlns:o="urn:schemas-microsoft-com:office:office" xmlns:r="http://schemas.openxmlformats.org/officeDocument/2006/relationships" xmlns:m="http://schemas.openxmlformats.org/officeDocument/2006/math" xmlns:v="urn:schemas-microsoft-com:vml" xmlns:wp14="http://schemas.microsoft.com/office/word/2010/wordprocessingDrawing" xmlns:wp="http://schemas.openxmlformats.org/drawingml/2006/wordprocessingDrawing" xmlns:w10="urn:schemas-microsoft-com:office:word" xmlns:w="http://schemas.openxmlformats.org/wordprocessingml/2006/main" xmlns:w14="http://schemas.microsoft.com/office/word/2010/wordml" xmlns:w15="http://schemas.microsoft.com/office/word/2012/wordml" xmlns:w16cex="http://schemas.microsoft.com/office/word/2018/wordml/cex" xmlns:w16cid="http://schemas.microsoft.com/office/word/2016/wordml/cid" xmlns:w16="http://schemas.microsoft.com/office/word/2018/wordml" xmlns:w16sdtdh="http://schemas.microsoft.com/office/word/2020/wordml/sdtdatahash" xmlns:w16se="http://schemas.microsoft.com/office/word/2015/wordml/symex" xmlns:wpg="http://schemas.microsoft.com/office/word/2010/wordprocessingGroup" xmlns:wpi="http://schemas.microsoft.com/office/word/2010/wordprocessingInk" xmlns:wne="http://schemas.microsoft.com/office/word/2006/wordml" xmlns:wps="http://schemas.microsoft.com/office/word/2010/wordprocessingShape" mc:Ignorable="w14 w15 w16se w16cid w16 w16cex w16sdtdh wp14">
   <w:p>
     <w:pPr>
       <w:pStyle w:val="a6"/>
@@ -10176,19 +10095,19 @@
         <w:lang w:eastAsia="ru-RU"/>
       </w:rPr>
       <w:pict w14:anchorId="09BF59C6">
-        <v:group id="_x0000_s1125" style="position:absolute;margin-left:57.75pt;margin-top:15.75pt;width:520.45pt;height:806.5pt;z-index:251658240;mso-position-horizontal-relative:page;mso-position-vertical-relative:page" coordsize="20000,20000" o:allowincell="f">
-          <v:rect id="_x0000_s1126" style="position:absolute;width:20000;height:20000" filled="f" strokeweight="2pt"/>
-          <v:line id="_x0000_s1127" style="position:absolute" from="993,17183" to="995,18221" strokeweight="2pt"/>
-          <v:line id="_x0000_s1128" style="position:absolute" from="10,17173" to="19977,17174" strokeweight="2pt"/>
-          <v:line id="_x0000_s1129" style="position:absolute" from="2186,17192" to="2188,19989" strokeweight="2pt"/>
-          <v:line id="_x0000_s1130" style="position:absolute" from="4919,17192" to="4921,19989" strokeweight="2pt"/>
-          <v:line id="_x0000_s1131" style="position:absolute" from="6557,17192" to="6559,19989" strokeweight="2pt"/>
-          <v:line id="_x0000_s1132" style="position:absolute" from="7650,17183" to="7652,19979" strokeweight="2pt"/>
-          <v:line id="_x0000_s1133" style="position:absolute" from="15848,18239" to="15852,18932" strokeweight="2pt"/>
-          <v:line id="_x0000_s1134" style="position:absolute" from="10,19293" to="7631,19295" strokeweight="1pt"/>
-          <v:line id="_x0000_s1135" style="position:absolute" from="10,19646" to="7631,19647" strokeweight="1pt"/>
-          <v:rect id="_x0000_s1136" style="position:absolute;left:54;top:17912;width:883;height:309" filled="f" stroked="f" strokeweight=".25pt">
-            <v:textbox style="mso-next-textbox:#_x0000_s1136" inset="1pt,1pt,1pt,1pt">
+        <v:group id="_x0000_s2149" style="position:absolute;margin-left:57.75pt;margin-top:15.75pt;width:520.45pt;height:806.5pt;z-index:251658240;mso-position-horizontal-relative:page;mso-position-vertical-relative:page" coordsize="20000,20000" o:allowincell="f">
+          <v:rect id="_x0000_s2150" style="position:absolute;width:20000;height:20000" filled="f" strokeweight="2pt"/>
+          <v:line id="_x0000_s2151" style="position:absolute" from="993,17183" to="995,18221" strokeweight="2pt"/>
+          <v:line id="_x0000_s2152" style="position:absolute" from="10,17173" to="19977,17174" strokeweight="2pt"/>
+          <v:line id="_x0000_s2153" style="position:absolute" from="2186,17192" to="2188,19989" strokeweight="2pt"/>
+          <v:line id="_x0000_s2154" style="position:absolute" from="4919,17192" to="4921,19989" strokeweight="2pt"/>
+          <v:line id="_x0000_s2155" style="position:absolute" from="6557,17192" to="6559,19989" strokeweight="2pt"/>
+          <v:line id="_x0000_s2156" style="position:absolute" from="7650,17183" to="7652,19979" strokeweight="2pt"/>
+          <v:line id="_x0000_s2157" style="position:absolute" from="15848,18239" to="15852,18932" strokeweight="2pt"/>
+          <v:line id="_x0000_s2158" style="position:absolute" from="10,19293" to="7631,19295" strokeweight="1pt"/>
+          <v:line id="_x0000_s2159" style="position:absolute" from="10,19646" to="7631,19647" strokeweight="1pt"/>
+          <v:rect id="_x0000_s2160" style="position:absolute;left:54;top:17912;width:883;height:309" filled="f" stroked="f" strokeweight=".25pt">
+            <v:textbox style="mso-next-textbox:#_x0000_s2160" inset="1pt,1pt,1pt,1pt">
               <w:txbxContent>
                 <w:p>
                   <w:pPr>
@@ -10216,8 +10135,8 @@
               </w:txbxContent>
             </v:textbox>
           </v:rect>
-          <v:rect id="_x0000_s1137" style="position:absolute;left:1051;top:17912;width:1100;height:309" filled="f" stroked="f" strokeweight=".25pt">
-            <v:textbox style="mso-next-textbox:#_x0000_s1137" inset="1pt,1pt,1pt,1pt">
+          <v:rect id="_x0000_s2161" style="position:absolute;left:1051;top:17912;width:1100;height:309" filled="f" stroked="f" strokeweight=".25pt">
+            <v:textbox style="mso-next-textbox:#_x0000_s2161" inset="1pt,1pt,1pt,1pt">
               <w:txbxContent>
                 <w:p>
                   <w:pPr>
@@ -10237,8 +10156,8 @@
               </w:txbxContent>
             </v:textbox>
           </v:rect>
-          <v:rect id="_x0000_s1138" style="position:absolute;left:2267;top:17912;width:2573;height:309" filled="f" stroked="f" strokeweight=".25pt">
-            <v:textbox style="mso-next-textbox:#_x0000_s1138" inset="1pt,1pt,1pt,1pt">
+          <v:rect id="_x0000_s2162" style="position:absolute;left:2267;top:17912;width:2573;height:309" filled="f" stroked="f" strokeweight=".25pt">
+            <v:textbox style="mso-next-textbox:#_x0000_s2162" inset="1pt,1pt,1pt,1pt">
               <w:txbxContent>
                 <w:p>
                   <w:pPr>
@@ -10272,8 +10191,8 @@
               </w:txbxContent>
             </v:textbox>
           </v:rect>
-          <v:rect id="_x0000_s1139" style="position:absolute;left:4983;top:17912;width:1534;height:309" filled="f" stroked="f" strokeweight=".25pt">
-            <v:textbox style="mso-next-textbox:#_x0000_s1139" inset="1pt,1pt,1pt,1pt">
+          <v:rect id="_x0000_s2163" style="position:absolute;left:4983;top:17912;width:1534;height:309" filled="f" stroked="f" strokeweight=".25pt">
+            <v:textbox style="mso-next-textbox:#_x0000_s2163" inset="1pt,1pt,1pt,1pt">
               <w:txbxContent>
                 <w:p>
                   <w:pPr>
@@ -10295,8 +10214,8 @@
               </w:txbxContent>
             </v:textbox>
           </v:rect>
-          <v:rect id="_x0000_s1140" style="position:absolute;left:6604;top:17912;width:1000;height:309" filled="f" stroked="f" strokeweight=".25pt">
-            <v:textbox style="mso-next-textbox:#_x0000_s1140" inset="1pt,1pt,1pt,1pt">
+          <v:rect id="_x0000_s2164" style="position:absolute;left:6604;top:17912;width:1000;height:309" filled="f" stroked="f" strokeweight=".25pt">
+            <v:textbox style="mso-next-textbox:#_x0000_s2164" inset="1pt,1pt,1pt,1pt">
               <w:txbxContent>
                 <w:p>
                   <w:pPr>
@@ -10316,8 +10235,8 @@
               </w:txbxContent>
             </v:textbox>
           </v:rect>
-          <v:rect id="_x0000_s1141" style="position:absolute;left:15929;top:18258;width:1475;height:309" filled="f" stroked="f" strokeweight=".25pt">
-            <v:textbox style="mso-next-textbox:#_x0000_s1141" inset="1pt,1pt,1pt,1pt">
+          <v:rect id="_x0000_s2165" style="position:absolute;left:15929;top:18258;width:1475;height:309" filled="f" stroked="f" strokeweight=".25pt">
+            <v:textbox style="mso-next-textbox:#_x0000_s2165" inset="1pt,1pt,1pt,1pt">
               <w:txbxContent>
                 <w:p>
                   <w:pPr>
@@ -10337,8 +10256,8 @@
               </w:txbxContent>
             </v:textbox>
           </v:rect>
-          <v:rect id="_x0000_s1142" style="position:absolute;left:15929;top:18623;width:1475;height:310" filled="f" stroked="f" strokeweight=".25pt">
-            <v:textbox style="mso-next-textbox:#_x0000_s1142" inset="1pt,1pt,1pt,1pt">
+          <v:rect id="_x0000_s2166" style="position:absolute;left:15929;top:18623;width:1475;height:310" filled="f" stroked="f" strokeweight=".25pt">
+            <v:textbox style="mso-next-textbox:#_x0000_s2166" inset="1pt,1pt,1pt,1pt">
               <w:txbxContent>
                 <w:p>
                   <w:pPr>
@@ -10346,22 +10265,22 @@
                     <w:jc w:val="center"/>
                     <w:rPr>
                       <w:sz w:val="18"/>
-                      <w:lang w:val="ru-RU"/>
+                      <w:lang w:val="en-US"/>
                     </w:rPr>
                   </w:pPr>
                   <w:r>
                     <w:rPr>
                       <w:sz w:val="18"/>
-                      <w:lang w:val="ru-RU"/>
+                      <w:lang w:val="en-US"/>
                     </w:rPr>
-                    <w:t>3</w:t>
+                    <w:t>2</w:t>
                   </w:r>
                 </w:p>
               </w:txbxContent>
             </v:textbox>
           </v:rect>
-          <v:rect id="_x0000_s1143" style="position:absolute;left:7760;top:17481;width:12159;height:477" filled="f" stroked="f" strokeweight=".25pt">
-            <v:textbox style="mso-next-textbox:#_x0000_s1143" inset="1pt,1pt,1pt,1pt">
+          <v:rect id="_x0000_s2167" style="position:absolute;left:7760;top:17481;width:12159;height:477" filled="f" stroked="f" strokeweight=".25pt">
+            <v:textbox style="mso-next-textbox:#_x0000_s2167" inset="1pt,1pt,1pt,1pt">
               <w:txbxContent>
                 <w:p>
                   <w:pPr>
@@ -10433,14 +10352,14 @@
               </w:txbxContent>
             </v:textbox>
           </v:rect>
-          <v:line id="_x0000_s1144" style="position:absolute" from="12,18233" to="19979,18234" strokeweight="2pt"/>
-          <v:line id="_x0000_s1145" style="position:absolute" from="25,17881" to="7646,17882" strokeweight="2pt"/>
-          <v:line id="_x0000_s1146" style="position:absolute" from="10,17526" to="7631,17527" strokeweight="1pt"/>
-          <v:line id="_x0000_s1147" style="position:absolute" from="10,18938" to="7631,18939" strokeweight="1pt"/>
-          <v:line id="_x0000_s1148" style="position:absolute" from="10,18583" to="7631,18584" strokeweight="1pt"/>
-          <v:group id="_x0000_s1149" style="position:absolute;left:39;top:18267;width:4801;height:310" coordsize="19999,20000">
-            <v:rect id="_x0000_s1150" style="position:absolute;width:8856;height:20000" filled="f" stroked="f" strokeweight=".25pt">
-              <v:textbox style="mso-next-textbox:#_x0000_s1150" inset="1pt,1pt,1pt,1pt">
+          <v:line id="_x0000_s2168" style="position:absolute" from="12,18233" to="19979,18234" strokeweight="2pt"/>
+          <v:line id="_x0000_s2169" style="position:absolute" from="25,17881" to="7646,17882" strokeweight="2pt"/>
+          <v:line id="_x0000_s2170" style="position:absolute" from="10,17526" to="7631,17527" strokeweight="1pt"/>
+          <v:line id="_x0000_s2171" style="position:absolute" from="10,18938" to="7631,18939" strokeweight="1pt"/>
+          <v:line id="_x0000_s2172" style="position:absolute" from="10,18583" to="7631,18584" strokeweight="1pt"/>
+          <v:group id="_x0000_s2173" style="position:absolute;left:39;top:18267;width:4801;height:310" coordsize="19999,20000">
+            <v:rect id="_x0000_s2174" style="position:absolute;width:8856;height:20000" filled="f" stroked="f" strokeweight=".25pt">
+              <v:textbox style="mso-next-textbox:#_x0000_s2174" inset="1pt,1pt,1pt,1pt">
                 <w:txbxContent>
                   <w:p>
                     <w:pPr>
@@ -10473,8 +10392,8 @@
                 </w:txbxContent>
               </v:textbox>
             </v:rect>
-            <v:rect id="_x0000_s1151" style="position:absolute;left:9281;width:10718;height:20000" filled="f" stroked="f" strokeweight=".25pt">
-              <v:textbox style="mso-next-textbox:#_x0000_s1151" inset="1pt,1pt,1pt,1pt">
+            <v:rect id="_x0000_s2175" style="position:absolute;left:9281;width:10718;height:20000" filled="f" stroked="f" strokeweight=".25pt">
+              <v:textbox style="mso-next-textbox:#_x0000_s2175" inset="1pt,1pt,1pt,1pt">
                 <w:txbxContent>
                   <w:p>
                     <w:pPr>
@@ -10495,9 +10414,9 @@
               </v:textbox>
             </v:rect>
           </v:group>
-          <v:group id="_x0000_s1152" style="position:absolute;left:39;top:18614;width:4801;height:309" coordsize="19999,20000">
-            <v:rect id="_x0000_s1153" style="position:absolute;width:8856;height:20000" filled="f" stroked="f" strokeweight=".25pt">
-              <v:textbox style="mso-next-textbox:#_x0000_s1153" inset="1pt,1pt,1pt,1pt">
+          <v:group id="_x0000_s2176" style="position:absolute;left:39;top:18614;width:4801;height:309" coordsize="19999,20000">
+            <v:rect id="_x0000_s2177" style="position:absolute;width:8856;height:20000" filled="f" stroked="f" strokeweight=".25pt">
+              <v:textbox style="mso-next-textbox:#_x0000_s2177" inset="1pt,1pt,1pt,1pt">
                 <w:txbxContent>
                   <w:p>
                     <w:pPr>
@@ -10530,8 +10449,8 @@
                 </w:txbxContent>
               </v:textbox>
             </v:rect>
-            <v:rect id="_x0000_s1154" style="position:absolute;left:9281;width:10718;height:20000" filled="f" stroked="f" strokeweight=".25pt">
-              <v:textbox style="mso-next-textbox:#_x0000_s1154" inset="1pt,1pt,1pt,1pt">
+            <v:rect id="_x0000_s2178" style="position:absolute;left:9281;width:10718;height:20000" filled="f" stroked="f" strokeweight=".25pt">
+              <v:textbox style="mso-next-textbox:#_x0000_s2178" inset="1pt,1pt,1pt,1pt">
                 <w:txbxContent>
                   <w:p>
                     <w:pPr>
@@ -10560,9 +10479,9 @@
               </v:textbox>
             </v:rect>
           </v:group>
-          <v:group id="_x0000_s1155" style="position:absolute;left:39;top:18969;width:4801;height:309" coordsize="19999,20000">
-            <v:rect id="_x0000_s1156" style="position:absolute;width:8856;height:20000" filled="f" stroked="f" strokeweight=".25pt">
-              <v:textbox style="mso-next-textbox:#_x0000_s1156" inset="1pt,1pt,1pt,1pt">
+          <v:group id="_x0000_s2179" style="position:absolute;left:39;top:18969;width:4801;height:309" coordsize="19999,20000">
+            <v:rect id="_x0000_s2180" style="position:absolute;width:8856;height:20000" filled="f" stroked="f" strokeweight=".25pt">
+              <v:textbox style="mso-next-textbox:#_x0000_s2180" inset="1pt,1pt,1pt,1pt">
                 <w:txbxContent>
                   <w:p>
                     <w:pPr>
@@ -10595,17 +10514,17 @@
                 </w:txbxContent>
               </v:textbox>
             </v:rect>
-            <v:rect id="_x0000_s1157" style="position:absolute;left:9281;width:10718;height:20000" filled="f" stroked="f" strokeweight=".25pt">
-              <v:textbox style="mso-next-textbox:#_x0000_s1157" inset="1pt,1pt,1pt,1pt">
+            <v:rect id="_x0000_s2181" style="position:absolute;left:9281;width:10718;height:20000" filled="f" stroked="f" strokeweight=".25pt">
+              <v:textbox style="mso-next-textbox:#_x0000_s2181" inset="1pt,1pt,1pt,1pt">
                 <w:txbxContent>
                   <w:p/>
                 </w:txbxContent>
               </v:textbox>
             </v:rect>
           </v:group>
-          <v:group id="_x0000_s1158" style="position:absolute;left:39;top:19314;width:4801;height:310" coordsize="19999,20000">
-            <v:rect id="_x0000_s1159" style="position:absolute;width:8856;height:20000" filled="f" stroked="f" strokeweight=".25pt">
-              <v:textbox style="mso-next-textbox:#_x0000_s1159" inset="1pt,1pt,1pt,1pt">
+          <v:group id="_x0000_s2182" style="position:absolute;left:39;top:19314;width:4801;height:310" coordsize="19999,20000">
+            <v:rect id="_x0000_s2183" style="position:absolute;width:8856;height:20000" filled="f" stroked="f" strokeweight=".25pt">
+              <v:textbox style="mso-next-textbox:#_x0000_s2183" inset="1pt,1pt,1pt,1pt">
                 <w:txbxContent>
                   <w:p>
                     <w:pPr>
@@ -10630,17 +10549,17 @@
                 </w:txbxContent>
               </v:textbox>
             </v:rect>
-            <v:rect id="_x0000_s1160" style="position:absolute;left:9281;width:10718;height:20000" filled="f" stroked="f" strokeweight=".25pt">
-              <v:textbox style="mso-next-textbox:#_x0000_s1160" inset="1pt,1pt,1pt,1pt">
+            <v:rect id="_x0000_s2184" style="position:absolute;left:9281;width:10718;height:20000" filled="f" stroked="f" strokeweight=".25pt">
+              <v:textbox style="mso-next-textbox:#_x0000_s2184" inset="1pt,1pt,1pt,1pt">
                 <w:txbxContent>
                   <w:p/>
                 </w:txbxContent>
               </v:textbox>
             </v:rect>
           </v:group>
-          <v:group id="_x0000_s1161" style="position:absolute;left:39;top:19660;width:4801;height:309" coordsize="19999,20000">
-            <v:rect id="_x0000_s1162" style="position:absolute;width:8856;height:20000" filled="f" stroked="f" strokeweight=".25pt">
-              <v:textbox style="mso-next-textbox:#_x0000_s1162" inset="1pt,1pt,1pt,1pt">
+          <v:group id="_x0000_s2185" style="position:absolute;left:39;top:19660;width:4801;height:309" coordsize="19999,20000">
+            <v:rect id="_x0000_s2186" style="position:absolute;width:8856;height:20000" filled="f" stroked="f" strokeweight=".25pt">
+              <v:textbox style="mso-next-textbox:#_x0000_s2186" inset="1pt,1pt,1pt,1pt">
                 <w:txbxContent>
                   <w:p>
                     <w:pPr>
@@ -10673,17 +10592,17 @@
                 </w:txbxContent>
               </v:textbox>
             </v:rect>
-            <v:rect id="_x0000_s1163" style="position:absolute;left:9281;width:10718;height:20000" filled="f" stroked="f" strokeweight=".25pt">
-              <v:textbox style="mso-next-textbox:#_x0000_s1163" inset="1pt,1pt,1pt,1pt">
+            <v:rect id="_x0000_s2187" style="position:absolute;left:9281;width:10718;height:20000" filled="f" stroked="f" strokeweight=".25pt">
+              <v:textbox style="mso-next-textbox:#_x0000_s2187" inset="1pt,1pt,1pt,1pt">
                 <w:txbxContent>
                   <w:p/>
                 </w:txbxContent>
               </v:textbox>
             </v:rect>
           </v:group>
-          <v:line id="_x0000_s1164" style="position:absolute" from="14208,18239" to="14210,19979" strokeweight="2pt"/>
-          <v:rect id="_x0000_s1165" style="position:absolute;left:7787;top:18314;width:6292;height:1609" filled="f" stroked="f" strokeweight=".25pt">
-            <v:textbox style="mso-next-textbox:#_x0000_s1165" inset="1pt,1pt,1pt,1pt">
+          <v:line id="_x0000_s2188" style="position:absolute" from="14208,18239" to="14210,19979" strokeweight="2pt"/>
+          <v:rect id="_x0000_s2189" style="position:absolute;left:7787;top:18314;width:6292;height:1609" filled="f" stroked="f" strokeweight=".25pt">
+            <v:textbox style="mso-next-textbox:#_x0000_s2189" inset="1pt,1pt,1pt,1pt">
               <w:txbxContent>
                 <w:p>
                   <w:pPr>
@@ -10708,11 +10627,11 @@
               </w:txbxContent>
             </v:textbox>
           </v:rect>
-          <v:line id="_x0000_s1166" style="position:absolute" from="14221,18587" to="19990,18588" strokeweight="2pt"/>
-          <v:line id="_x0000_s1167" style="position:absolute" from="14219,18939" to="19988,18941" strokeweight="2pt"/>
-          <v:line id="_x0000_s1168" style="position:absolute" from="17487,18239" to="17490,18932" strokeweight="2pt"/>
-          <v:rect id="_x0000_s1169" style="position:absolute;left:14295;top:18258;width:1474;height:309" filled="f" stroked="f" strokeweight=".25pt">
-            <v:textbox style="mso-next-textbox:#_x0000_s1169" inset="1pt,1pt,1pt,1pt">
+          <v:line id="_x0000_s2190" style="position:absolute" from="14221,18587" to="19990,18588" strokeweight="2pt"/>
+          <v:line id="_x0000_s2191" style="position:absolute" from="14219,18939" to="19988,18941" strokeweight="2pt"/>
+          <v:line id="_x0000_s2192" style="position:absolute" from="17487,18239" to="17490,18932" strokeweight="2pt"/>
+          <v:rect id="_x0000_s2193" style="position:absolute;left:14295;top:18258;width:1474;height:309" filled="f" stroked="f" strokeweight=".25pt">
+            <v:textbox style="mso-next-textbox:#_x0000_s2193" inset="1pt,1pt,1pt,1pt">
               <w:txbxContent>
                 <w:p>
                   <w:pPr>
@@ -10740,8 +10659,8 @@
               </w:txbxContent>
             </v:textbox>
           </v:rect>
-          <v:rect id="_x0000_s1170" style="position:absolute;left:17577;top:18258;width:2327;height:309" filled="f" stroked="f" strokeweight=".25pt">
-            <v:textbox style="mso-next-textbox:#_x0000_s1170" inset="1pt,1pt,1pt,1pt">
+          <v:rect id="_x0000_s2194" style="position:absolute;left:17577;top:18258;width:2327;height:309" filled="f" stroked="f" strokeweight=".25pt">
+            <v:textbox style="mso-next-textbox:#_x0000_s2194" inset="1pt,1pt,1pt,1pt">
               <w:txbxContent>
                 <w:p>
                   <w:pPr>
@@ -10761,8 +10680,8 @@
               </w:txbxContent>
             </v:textbox>
           </v:rect>
-          <v:rect id="_x0000_s1171" style="position:absolute;left:17591;top:18613;width:2326;height:309" filled="f" stroked="f" strokeweight=".25pt">
-            <v:textbox style="mso-next-textbox:#_x0000_s1171" inset="1pt,1pt,1pt,1pt">
+          <v:rect id="_x0000_s2195" style="position:absolute;left:17591;top:18613;width:2326;height:309" filled="f" stroked="f" strokeweight=".25pt">
+            <v:textbox style="mso-next-textbox:#_x0000_s2195" inset="1pt,1pt,1pt,1pt">
               <w:txbxContent>
                 <w:p>
                   <w:pPr>
@@ -10773,14 +10692,21 @@
                       <w:lang w:val="ru-RU"/>
                     </w:rPr>
                   </w:pPr>
+                  <w:r>
+                    <w:rPr>
+                      <w:sz w:val="18"/>
+                      <w:lang w:val="ru-RU"/>
+                    </w:rPr>
+                    <w:t>20</w:t>
+                  </w:r>
                 </w:p>
               </w:txbxContent>
             </v:textbox>
           </v:rect>
-          <v:line id="_x0000_s1172" style="position:absolute" from="14755,18594" to="14757,18932" strokeweight="1pt"/>
-          <v:line id="_x0000_s1173" style="position:absolute" from="15301,18595" to="15303,18933" strokeweight="1pt"/>
-          <v:rect id="_x0000_s1174" style="position:absolute;left:14295;top:19221;width:5609;height:440" filled="f" stroked="f" strokeweight=".25pt">
-            <v:textbox style="mso-next-textbox:#_x0000_s1174" inset="1pt,1pt,1pt,1pt">
+          <v:line id="_x0000_s2196" style="position:absolute" from="14755,18594" to="14757,18932" strokeweight="1pt"/>
+          <v:line id="_x0000_s2197" style="position:absolute" from="15301,18595" to="15303,18933" strokeweight="1pt"/>
+          <v:rect id="_x0000_s2198" style="position:absolute;left:14295;top:19221;width:5609;height:440" filled="f" stroked="f" strokeweight=".25pt">
+            <v:textbox style="mso-next-textbox:#_x0000_s2198" inset="1pt,1pt,1pt,1pt">
               <w:txbxContent>
                 <w:p>
                   <w:pPr>
@@ -10880,7 +10806,7 @@
 </file>
 
 <file path=word/header2.xml><?xml version="1.0" encoding="utf-8"?>
-<w:hdr xmlns:wpc="http://schemas.microsoft.com/office/word/2010/wordprocessingCanvas" xmlns:cx="http://schemas.microsoft.com/office/drawing/2014/chartex" xmlns:cx1="http://schemas.microsoft.com/office/drawing/2015/9/8/chartex" xmlns:cx2="http://schemas.microsoft.com/office/drawing/2015/10/21/chartex" xmlns:cx3="http://schemas.microsoft.com/office/drawing/2016/5/9/chartex" xmlns:cx4="http://schemas.microsoft.com/office/drawing/2016/5/10/chartex" xmlns:cx5="http://schemas.microsoft.com/office/drawing/2016/5/11/chartex" xmlns:cx6="http://schemas.microsoft.com/office/drawing/2016/5/12/chartex" xmlns:cx7="http://schemas.microsoft.com/office/drawing/2016/5/13/chartex" xmlns:cx8="http://schemas.microsoft.com/office/drawing/2016/5/14/chartex" xmlns:mc="http://schemas.openxmlformats.org/markup-compatibility/2006" xmlns:aink="http://schemas.microsoft.com/office/drawing/2016/ink" xmlns:am3d="http://schemas.microsoft.com/office/drawing/2017/model3d" xmlns:o="urn:schemas-microsoft-com:office:office" xmlns:oel="http://schemas.microsoft.com/office/2019/extlst" xmlns:r="http://schemas.openxmlformats.org/officeDocument/2006/relationships" xmlns:m="http://schemas.openxmlformats.org/officeDocument/2006/math" xmlns:v="urn:schemas-microsoft-com:vml" xmlns:wp14="http://schemas.microsoft.com/office/word/2010/wordprocessingDrawing" xmlns:wp="http://schemas.openxmlformats.org/drawingml/2006/wordprocessingDrawing" xmlns:w10="urn:schemas-microsoft-com:office:word" xmlns:w="http://schemas.openxmlformats.org/wordprocessingml/2006/main" xmlns:w14="http://schemas.microsoft.com/office/word/2010/wordml" xmlns:w15="http://schemas.microsoft.com/office/word/2012/wordml" xmlns:w16cex="http://schemas.microsoft.com/office/word/2018/wordml/cex" xmlns:w16cid="http://schemas.microsoft.com/office/word/2016/wordml/cid" xmlns:w16="http://schemas.microsoft.com/office/word/2018/wordml" xmlns:w16du="http://schemas.microsoft.com/office/word/2023/wordml/word16du" xmlns:w16sdtdh="http://schemas.microsoft.com/office/word/2020/wordml/sdtdatahash" xmlns:w16se="http://schemas.microsoft.com/office/word/2015/wordml/symex" xmlns:wpg="http://schemas.microsoft.com/office/word/2010/wordprocessingGroup" xmlns:wpi="http://schemas.microsoft.com/office/word/2010/wordprocessingInk" xmlns:wne="http://schemas.microsoft.com/office/word/2006/wordml" xmlns:wps="http://schemas.microsoft.com/office/word/2010/wordprocessingShape" mc:Ignorable="w14 w15 w16se w16cid w16 w16cex w16sdtdh w16du wp14">
+<w:hdr xmlns:wpc="http://schemas.microsoft.com/office/word/2010/wordprocessingCanvas" xmlns:cx="http://schemas.microsoft.com/office/drawing/2014/chartex" xmlns:cx1="http://schemas.microsoft.com/office/drawing/2015/9/8/chartex" xmlns:cx2="http://schemas.microsoft.com/office/drawing/2015/10/21/chartex" xmlns:cx3="http://schemas.microsoft.com/office/drawing/2016/5/9/chartex" xmlns:cx4="http://schemas.microsoft.com/office/drawing/2016/5/10/chartex" xmlns:cx5="http://schemas.microsoft.com/office/drawing/2016/5/11/chartex" xmlns:cx6="http://schemas.microsoft.com/office/drawing/2016/5/12/chartex" xmlns:cx7="http://schemas.microsoft.com/office/drawing/2016/5/13/chartex" xmlns:cx8="http://schemas.microsoft.com/office/drawing/2016/5/14/chartex" xmlns:mc="http://schemas.openxmlformats.org/markup-compatibility/2006" xmlns:aink="http://schemas.microsoft.com/office/drawing/2016/ink" xmlns:am3d="http://schemas.microsoft.com/office/drawing/2017/model3d" xmlns:o="urn:schemas-microsoft-com:office:office" xmlns:r="http://schemas.openxmlformats.org/officeDocument/2006/relationships" xmlns:m="http://schemas.openxmlformats.org/officeDocument/2006/math" xmlns:v="urn:schemas-microsoft-com:vml" xmlns:wp14="http://schemas.microsoft.com/office/word/2010/wordprocessingDrawing" xmlns:wp="http://schemas.openxmlformats.org/drawingml/2006/wordprocessingDrawing" xmlns:w10="urn:schemas-microsoft-com:office:word" xmlns:w="http://schemas.openxmlformats.org/wordprocessingml/2006/main" xmlns:w14="http://schemas.microsoft.com/office/word/2010/wordml" xmlns:w15="http://schemas.microsoft.com/office/word/2012/wordml" xmlns:w16cex="http://schemas.microsoft.com/office/word/2018/wordml/cex" xmlns:w16cid="http://schemas.microsoft.com/office/word/2016/wordml/cid" xmlns:w16="http://schemas.microsoft.com/office/word/2018/wordml" xmlns:w16sdtdh="http://schemas.microsoft.com/office/word/2020/wordml/sdtdatahash" xmlns:w16se="http://schemas.microsoft.com/office/word/2015/wordml/symex" xmlns:wpg="http://schemas.microsoft.com/office/word/2010/wordprocessingGroup" xmlns:wpi="http://schemas.microsoft.com/office/word/2010/wordprocessingInk" xmlns:wne="http://schemas.microsoft.com/office/word/2006/wordml" xmlns:wps="http://schemas.microsoft.com/office/word/2010/wordprocessingShape" mc:Ignorable="w14 w15 w16se w16cid w16 w16cex w16sdtdh wp14">
   <w:p>
     <w:pPr>
       <w:pStyle w:val="a6"/>
@@ -10891,20 +10817,20 @@
         <w:lang w:eastAsia="ru-RU"/>
       </w:rPr>
       <w:pict w14:anchorId="0CE3C9D7">
-        <v:group id="_x0000_s1225" style="position:absolute;margin-left:56.75pt;margin-top:15.75pt;width:523.55pt;height:811.85pt;z-index:251659264;mso-position-horizontal-relative:page;mso-position-vertical-relative:page" coordsize="20000,20000" o:allowincell="f">
-          <v:rect id="_x0000_s1226" style="position:absolute;width:20000;height:20000" filled="f" strokeweight="2pt"/>
-          <v:line id="_x0000_s1227" style="position:absolute" from="1093,18949" to="1095,19989" strokeweight="2pt"/>
-          <v:line id="_x0000_s1228" style="position:absolute" from="10,18941" to="19977,18942" strokeweight="2pt"/>
-          <v:line id="_x0000_s1229" style="position:absolute" from="2186,18949" to="2188,19989" strokeweight="2pt"/>
-          <v:line id="_x0000_s1230" style="position:absolute" from="4919,18949" to="4921,19989" strokeweight="2pt"/>
-          <v:line id="_x0000_s1231" style="position:absolute" from="6557,18959" to="6559,19989" strokeweight="2pt"/>
-          <v:line id="_x0000_s1232" style="position:absolute" from="7650,18949" to="7652,19979" strokeweight="2pt"/>
-          <v:line id="_x0000_s1233" style="position:absolute" from="18905,18949" to="18909,19989" strokeweight="2pt"/>
-          <v:line id="_x0000_s1234" style="position:absolute" from="10,19293" to="7631,19295" strokeweight="1pt"/>
-          <v:line id="_x0000_s1235" style="position:absolute" from="10,19646" to="7631,19647" strokeweight="2pt"/>
-          <v:line id="_x0000_s1236" style="position:absolute" from="18919,19296" to="19990,19297" strokeweight="1pt"/>
-          <v:rect id="_x0000_s1237" style="position:absolute;left:54;top:19660;width:1000;height:309" filled="f" stroked="f" strokeweight=".25pt">
-            <v:textbox style="mso-next-textbox:#_x0000_s1237" inset="1pt,1pt,1pt,1pt">
+        <v:group id="_x0000_s2249" style="position:absolute;margin-left:56.75pt;margin-top:15.75pt;width:523.55pt;height:811.85pt;z-index:251659264;mso-position-horizontal-relative:page;mso-position-vertical-relative:page" coordsize="20000,20000" o:allowincell="f">
+          <v:rect id="_x0000_s2250" style="position:absolute;width:20000;height:20000" filled="f" strokeweight="2pt"/>
+          <v:line id="_x0000_s2251" style="position:absolute" from="1093,18949" to="1095,19989" strokeweight="2pt"/>
+          <v:line id="_x0000_s2252" style="position:absolute" from="10,18941" to="19977,18942" strokeweight="2pt"/>
+          <v:line id="_x0000_s2253" style="position:absolute" from="2186,18949" to="2188,19989" strokeweight="2pt"/>
+          <v:line id="_x0000_s2254" style="position:absolute" from="4919,18949" to="4921,19989" strokeweight="2pt"/>
+          <v:line id="_x0000_s2255" style="position:absolute" from="6557,18959" to="6559,19989" strokeweight="2pt"/>
+          <v:line id="_x0000_s2256" style="position:absolute" from="7650,18949" to="7652,19979" strokeweight="2pt"/>
+          <v:line id="_x0000_s2257" style="position:absolute" from="18905,18949" to="18909,19989" strokeweight="2pt"/>
+          <v:line id="_x0000_s2258" style="position:absolute" from="10,19293" to="7631,19295" strokeweight="1pt"/>
+          <v:line id="_x0000_s2259" style="position:absolute" from="10,19646" to="7631,19647" strokeweight="2pt"/>
+          <v:line id="_x0000_s2260" style="position:absolute" from="18919,19296" to="19990,19297" strokeweight="1pt"/>
+          <v:rect id="_x0000_s2261" style="position:absolute;left:54;top:19660;width:1000;height:309" filled="f" stroked="f" strokeweight=".25pt">
+            <v:textbox style="mso-next-textbox:#_x0000_s2261" inset="1pt,1pt,1pt,1pt">
               <w:txbxContent>
                 <w:p>
                   <w:pPr>
@@ -10932,8 +10858,8 @@
               </w:txbxContent>
             </v:textbox>
           </v:rect>
-          <v:rect id="_x0000_s1238" style="position:absolute;left:1139;top:19660;width:1001;height:309" filled="f" stroked="f" strokeweight=".25pt">
-            <v:textbox style="mso-next-textbox:#_x0000_s1238" inset="1pt,1pt,1pt,1pt">
+          <v:rect id="_x0000_s2262" style="position:absolute;left:1139;top:19660;width:1001;height:309" filled="f" stroked="f" strokeweight=".25pt">
+            <v:textbox style="mso-next-textbox:#_x0000_s2262" inset="1pt,1pt,1pt,1pt">
               <w:txbxContent>
                 <w:p>
                   <w:pPr>
@@ -10953,8 +10879,8 @@
               </w:txbxContent>
             </v:textbox>
           </v:rect>
-          <v:rect id="_x0000_s1239" style="position:absolute;left:2267;top:19660;width:2573;height:309" filled="f" stroked="f" strokeweight=".25pt">
-            <v:textbox style="mso-next-textbox:#_x0000_s1239" inset="1pt,1pt,1pt,1pt">
+          <v:rect id="_x0000_s2263" style="position:absolute;left:2267;top:19660;width:2573;height:309" filled="f" stroked="f" strokeweight=".25pt">
+            <v:textbox style="mso-next-textbox:#_x0000_s2263" inset="1pt,1pt,1pt,1pt">
               <w:txbxContent>
                 <w:p>
                   <w:pPr>
@@ -10988,8 +10914,8 @@
               </w:txbxContent>
             </v:textbox>
           </v:rect>
-          <v:rect id="_x0000_s1240" style="position:absolute;left:4983;top:19660;width:1534;height:309" filled="f" stroked="f" strokeweight=".25pt">
-            <v:textbox style="mso-next-textbox:#_x0000_s1240" inset="1pt,1pt,1pt,1pt">
+          <v:rect id="_x0000_s2264" style="position:absolute;left:4983;top:19660;width:1534;height:309" filled="f" stroked="f" strokeweight=".25pt">
+            <v:textbox style="mso-next-textbox:#_x0000_s2264" inset="1pt,1pt,1pt,1pt">
               <w:txbxContent>
                 <w:p>
                   <w:pPr>
@@ -11011,8 +10937,8 @@
               </w:txbxContent>
             </v:textbox>
           </v:rect>
-          <v:rect id="_x0000_s1241" style="position:absolute;left:6604;top:19660;width:1000;height:309" filled="f" stroked="f" strokeweight=".25pt">
-            <v:textbox style="mso-next-textbox:#_x0000_s1241" inset="1pt,1pt,1pt,1pt">
+          <v:rect id="_x0000_s2265" style="position:absolute;left:6604;top:19660;width:1000;height:309" filled="f" stroked="f" strokeweight=".25pt">
+            <v:textbox style="mso-next-textbox:#_x0000_s2265" inset="1pt,1pt,1pt,1pt">
               <w:txbxContent>
                 <w:p>
                   <w:pPr>
@@ -11032,8 +10958,8 @@
               </w:txbxContent>
             </v:textbox>
           </v:rect>
-          <v:rect id="_x0000_s1242" style="position:absolute;left:18949;top:18977;width:1001;height:309" filled="f" stroked="f" strokeweight=".25pt">
-            <v:textbox style="mso-next-textbox:#_x0000_s1242" inset="1pt,1pt,1pt,1pt">
+          <v:rect id="_x0000_s2266" style="position:absolute;left:18949;top:18977;width:1001;height:309" filled="f" stroked="f" strokeweight=".25pt">
+            <v:textbox style="mso-next-textbox:#_x0000_s2266" inset="1pt,1pt,1pt,1pt">
               <w:txbxContent>
                 <w:p>
                   <w:pPr>
@@ -11053,8 +10979,8 @@
               </w:txbxContent>
             </v:textbox>
           </v:rect>
-          <v:rect id="_x0000_s1243" style="position:absolute;left:18949;top:19435;width:1001;height:423" filled="f" stroked="f" strokeweight=".25pt">
-            <v:textbox style="mso-next-textbox:#_x0000_s1243" inset="1pt,1pt,1pt,1pt">
+          <v:rect id="_x0000_s2267" style="position:absolute;left:18949;top:19435;width:1001;height:423" filled="f" stroked="f" strokeweight=".25pt">
+            <v:textbox style="mso-next-textbox:#_x0000_s2267" inset="1pt,1pt,1pt,1pt">
               <w:txbxContent>
                 <w:p>
                   <w:pPr>
@@ -11063,14 +10989,14 @@
                     <w:rPr>
                       <w:rFonts w:ascii="GOST type B" w:hAnsi="GOST type B"/>
                       <w:sz w:val="24"/>
-                      <w:lang w:val="ru-RU"/>
+                      <w:lang w:val="en-US"/>
                     </w:rPr>
                   </w:pPr>
                   <w:r>
                     <w:rPr>
                       <w:rFonts w:ascii="GOST type B" w:hAnsi="GOST type B"/>
                       <w:sz w:val="24"/>
-                      <w:lang w:val="ru-RU"/>
+                      <w:lang w:val="en-US"/>
                     </w:rPr>
                     <w:fldChar w:fldCharType="begin"/>
                   </w:r>
@@ -11078,32 +11004,31 @@
                     <w:rPr>
                       <w:rFonts w:ascii="GOST type B" w:hAnsi="GOST type B"/>
                       <w:sz w:val="24"/>
-                      <w:lang w:val="ru-RU"/>
+                      <w:lang w:val="en-US"/>
                     </w:rPr>
-                    <w:instrText xml:space="preserve"> PAGE  \* Arabic  \* MERGEFORMAT </w:instrText>
+                    <w:instrText>PAGE   \* MERGEFORMAT</w:instrText>
                   </w:r>
                   <w:r>
                     <w:rPr>
                       <w:rFonts w:ascii="GOST type B" w:hAnsi="GOST type B"/>
                       <w:sz w:val="24"/>
-                      <w:lang w:val="ru-RU"/>
+                      <w:lang w:val="en-US"/>
                     </w:rPr>
                     <w:fldChar w:fldCharType="separate"/>
                   </w:r>
                   <w:r>
                     <w:rPr>
                       <w:rFonts w:ascii="GOST type B" w:hAnsi="GOST type B"/>
-                      <w:noProof/>
                       <w:sz w:val="24"/>
-                      <w:lang w:val="ru-RU"/>
+                      <w:lang w:val="en-US"/>
                     </w:rPr>
-                    <w:t>3</w:t>
+                    <w:t>1</w:t>
                   </w:r>
                   <w:r>
                     <w:rPr>
                       <w:rFonts w:ascii="GOST type B" w:hAnsi="GOST type B"/>
                       <w:sz w:val="24"/>
-                      <w:lang w:val="ru-RU"/>
+                      <w:lang w:val="en-US"/>
                     </w:rPr>
                     <w:fldChar w:fldCharType="end"/>
                   </w:r>
@@ -11111,8 +11036,8 @@
               </w:txbxContent>
             </v:textbox>
           </v:rect>
-          <v:rect id="_x0000_s1244" style="position:absolute;left:7745;top:19221;width:11075;height:477" filled="f" stroked="f" strokeweight=".25pt">
-            <v:textbox style="mso-next-textbox:#_x0000_s1244" inset="1pt,1pt,1pt,1pt">
+          <v:rect id="_x0000_s2268" style="position:absolute;left:7745;top:19221;width:11075;height:477" filled="f" stroked="f" strokeweight=".25pt">
+            <v:textbox style="mso-next-textbox:#_x0000_s2268" inset="1pt,1pt,1pt,1pt">
               <w:txbxContent>
                 <w:p>
                   <w:pPr>
@@ -11194,7 +11119,7 @@
 </file>
 
 <file path=word/numbering.xml><?xml version="1.0" encoding="utf-8"?>
-<w:numbering xmlns:wpc="http://schemas.microsoft.com/office/word/2010/wordprocessingCanvas" xmlns:cx="http://schemas.microsoft.com/office/drawing/2014/chartex" xmlns:cx1="http://schemas.microsoft.com/office/drawing/2015/9/8/chartex" xmlns:cx2="http://schemas.microsoft.com/office/drawing/2015/10/21/chartex" xmlns:cx3="http://schemas.microsoft.com/office/drawing/2016/5/9/chartex" xmlns:cx4="http://schemas.microsoft.com/office/drawing/2016/5/10/chartex" xmlns:cx5="http://schemas.microsoft.com/office/drawing/2016/5/11/chartex" xmlns:cx6="http://schemas.microsoft.com/office/drawing/2016/5/12/chartex" xmlns:cx7="http://schemas.microsoft.com/office/drawing/2016/5/13/chartex" xmlns:cx8="http://schemas.microsoft.com/office/drawing/2016/5/14/chartex" xmlns:mc="http://schemas.openxmlformats.org/markup-compatibility/2006" xmlns:aink="http://schemas.microsoft.com/office/drawing/2016/ink" xmlns:am3d="http://schemas.microsoft.com/office/drawing/2017/model3d" xmlns:o="urn:schemas-microsoft-com:office:office" xmlns:oel="http://schemas.microsoft.com/office/2019/extlst" xmlns:r="http://schemas.openxmlformats.org/officeDocument/2006/relationships" xmlns:m="http://schemas.openxmlformats.org/officeDocument/2006/math" xmlns:v="urn:schemas-microsoft-com:vml" xmlns:wp14="http://schemas.microsoft.com/office/word/2010/wordprocessingDrawing" xmlns:wp="http://schemas.openxmlformats.org/drawingml/2006/wordprocessingDrawing" xmlns:w10="urn:schemas-microsoft-com:office:word" xmlns:w="http://schemas.openxmlformats.org/wordprocessingml/2006/main" xmlns:w14="http://schemas.microsoft.com/office/word/2010/wordml" xmlns:w15="http://schemas.microsoft.com/office/word/2012/wordml" xmlns:w16cex="http://schemas.microsoft.com/office/word/2018/wordml/cex" xmlns:w16cid="http://schemas.microsoft.com/office/word/2016/wordml/cid" xmlns:w16="http://schemas.microsoft.com/office/word/2018/wordml" xmlns:w16du="http://schemas.microsoft.com/office/word/2023/wordml/word16du" xmlns:w16sdtdh="http://schemas.microsoft.com/office/word/2020/wordml/sdtdatahash" xmlns:w16se="http://schemas.microsoft.com/office/word/2015/wordml/symex" xmlns:wpg="http://schemas.microsoft.com/office/word/2010/wordprocessingGroup" xmlns:wpi="http://schemas.microsoft.com/office/word/2010/wordprocessingInk" xmlns:wne="http://schemas.microsoft.com/office/word/2006/wordml" xmlns:wps="http://schemas.microsoft.com/office/word/2010/wordprocessingShape" mc:Ignorable="w14 w15 w16se w16cid w16 w16cex w16sdtdh w16du wp14">
+<w:numbering xmlns:wpc="http://schemas.microsoft.com/office/word/2010/wordprocessingCanvas" xmlns:cx="http://schemas.microsoft.com/office/drawing/2014/chartex" xmlns:cx1="http://schemas.microsoft.com/office/drawing/2015/9/8/chartex" xmlns:cx2="http://schemas.microsoft.com/office/drawing/2015/10/21/chartex" xmlns:cx3="http://schemas.microsoft.com/office/drawing/2016/5/9/chartex" xmlns:cx4="http://schemas.microsoft.com/office/drawing/2016/5/10/chartex" xmlns:cx5="http://schemas.microsoft.com/office/drawing/2016/5/11/chartex" xmlns:cx6="http://schemas.microsoft.com/office/drawing/2016/5/12/chartex" xmlns:cx7="http://schemas.microsoft.com/office/drawing/2016/5/13/chartex" xmlns:cx8="http://schemas.microsoft.com/office/drawing/2016/5/14/chartex" xmlns:mc="http://schemas.openxmlformats.org/markup-compatibility/2006" xmlns:aink="http://schemas.microsoft.com/office/drawing/2016/ink" xmlns:am3d="http://schemas.microsoft.com/office/drawing/2017/model3d" xmlns:o="urn:schemas-microsoft-com:office:office" xmlns:r="http://schemas.openxmlformats.org/officeDocument/2006/relationships" xmlns:m="http://schemas.openxmlformats.org/officeDocument/2006/math" xmlns:v="urn:schemas-microsoft-com:vml" xmlns:wp14="http://schemas.microsoft.com/office/word/2010/wordprocessingDrawing" xmlns:wp="http://schemas.openxmlformats.org/drawingml/2006/wordprocessingDrawing" xmlns:w10="urn:schemas-microsoft-com:office:word" xmlns:w="http://schemas.openxmlformats.org/wordprocessingml/2006/main" xmlns:w14="http://schemas.microsoft.com/office/word/2010/wordml" xmlns:w15="http://schemas.microsoft.com/office/word/2012/wordml" xmlns:w16cex="http://schemas.microsoft.com/office/word/2018/wordml/cex" xmlns:w16cid="http://schemas.microsoft.com/office/word/2016/wordml/cid" xmlns:w16="http://schemas.microsoft.com/office/word/2018/wordml" xmlns:w16sdtdh="http://schemas.microsoft.com/office/word/2020/wordml/sdtdatahash" xmlns:w16se="http://schemas.microsoft.com/office/word/2015/wordml/symex" xmlns:wpg="http://schemas.microsoft.com/office/word/2010/wordprocessingGroup" xmlns:wpi="http://schemas.microsoft.com/office/word/2010/wordprocessingInk" xmlns:wne="http://schemas.microsoft.com/office/word/2006/wordml" xmlns:wps="http://schemas.microsoft.com/office/word/2010/wordprocessingShape" mc:Ignorable="w14 w15 w16se w16cid w16 w16cex w16sdtdh wp14">
   <w:abstractNum w:abstractNumId="0" w15:restartNumberingAfterBreak="0">
     <w:nsid w:val="009A39D8"/>
     <w:multiLevelType w:val="multilevel"/>
@@ -13207,68 +13132,68 @@
       </w:rPr>
     </w:lvl>
   </w:abstractNum>
-  <w:num w:numId="1" w16cid:durableId="1485119443">
+  <w:num w:numId="1">
     <w:abstractNumId w:val="7"/>
   </w:num>
-  <w:num w:numId="2" w16cid:durableId="1908030492">
+  <w:num w:numId="2">
     <w:abstractNumId w:val="5"/>
   </w:num>
-  <w:num w:numId="3" w16cid:durableId="498548230">
+  <w:num w:numId="3">
     <w:abstractNumId w:val="8"/>
   </w:num>
-  <w:num w:numId="4" w16cid:durableId="1387296650">
+  <w:num w:numId="4">
     <w:abstractNumId w:val="18"/>
   </w:num>
-  <w:num w:numId="5" w16cid:durableId="790319501">
+  <w:num w:numId="5">
     <w:abstractNumId w:val="14"/>
   </w:num>
-  <w:num w:numId="6" w16cid:durableId="1778937829">
+  <w:num w:numId="6">
     <w:abstractNumId w:val="17"/>
   </w:num>
-  <w:num w:numId="7" w16cid:durableId="1079865364">
+  <w:num w:numId="7">
     <w:abstractNumId w:val="0"/>
   </w:num>
-  <w:num w:numId="8" w16cid:durableId="565995469">
+  <w:num w:numId="8">
     <w:abstractNumId w:val="6"/>
   </w:num>
-  <w:num w:numId="9" w16cid:durableId="1360158392">
+  <w:num w:numId="9">
     <w:abstractNumId w:val="16"/>
   </w:num>
-  <w:num w:numId="10" w16cid:durableId="1460757005">
+  <w:num w:numId="10">
     <w:abstractNumId w:val="11"/>
   </w:num>
-  <w:num w:numId="11" w16cid:durableId="452676915">
+  <w:num w:numId="11">
     <w:abstractNumId w:val="1"/>
   </w:num>
-  <w:num w:numId="12" w16cid:durableId="267785040">
+  <w:num w:numId="12">
     <w:abstractNumId w:val="3"/>
   </w:num>
-  <w:num w:numId="13" w16cid:durableId="2083525847">
+  <w:num w:numId="13">
     <w:abstractNumId w:val="10"/>
   </w:num>
-  <w:num w:numId="14" w16cid:durableId="1616474127">
+  <w:num w:numId="14">
     <w:abstractNumId w:val="15"/>
   </w:num>
-  <w:num w:numId="15" w16cid:durableId="2057117509">
+  <w:num w:numId="15">
     <w:abstractNumId w:val="9"/>
   </w:num>
-  <w:num w:numId="16" w16cid:durableId="1990207533">
+  <w:num w:numId="16">
     <w:abstractNumId w:val="12"/>
   </w:num>
-  <w:num w:numId="17" w16cid:durableId="739905047">
+  <w:num w:numId="17">
     <w:abstractNumId w:val="2"/>
   </w:num>
-  <w:num w:numId="18" w16cid:durableId="2085564000">
+  <w:num w:numId="18">
     <w:abstractNumId w:val="13"/>
   </w:num>
-  <w:num w:numId="19" w16cid:durableId="702755803">
+  <w:num w:numId="19">
     <w:abstractNumId w:val="4"/>
   </w:num>
 </w:numbering>
 </file>
 
 <file path=word/styles.xml><?xml version="1.0" encoding="utf-8"?>
-<w:styles xmlns:mc="http://schemas.openxmlformats.org/markup-compatibility/2006" xmlns:r="http://schemas.openxmlformats.org/officeDocument/2006/relationships" xmlns:w="http://schemas.openxmlformats.org/wordprocessingml/2006/main" xmlns:w14="http://schemas.microsoft.com/office/word/2010/wordml" xmlns:w15="http://schemas.microsoft.com/office/word/2012/wordml" xmlns:w16cex="http://schemas.microsoft.com/office/word/2018/wordml/cex" xmlns:w16cid="http://schemas.microsoft.com/office/word/2016/wordml/cid" xmlns:w16="http://schemas.microsoft.com/office/word/2018/wordml" xmlns:w16du="http://schemas.microsoft.com/office/word/2023/wordml/word16du" xmlns:w16sdtdh="http://schemas.microsoft.com/office/word/2020/wordml/sdtdatahash" xmlns:w16se="http://schemas.microsoft.com/office/word/2015/wordml/symex" mc:Ignorable="w14 w15 w16se w16cid w16 w16cex w16sdtdh w16du">
+<w:styles xmlns:mc="http://schemas.openxmlformats.org/markup-compatibility/2006" xmlns:r="http://schemas.openxmlformats.org/officeDocument/2006/relationships" xmlns:w="http://schemas.openxmlformats.org/wordprocessingml/2006/main" xmlns:w14="http://schemas.microsoft.com/office/word/2010/wordml" xmlns:w15="http://schemas.microsoft.com/office/word/2012/wordml" xmlns:w16cex="http://schemas.microsoft.com/office/word/2018/wordml/cex" xmlns:w16cid="http://schemas.microsoft.com/office/word/2016/wordml/cid" xmlns:w16="http://schemas.microsoft.com/office/word/2018/wordml" xmlns:w16sdtdh="http://schemas.microsoft.com/office/word/2020/wordml/sdtdatahash" xmlns:w16se="http://schemas.microsoft.com/office/word/2015/wordml/symex" mc:Ignorable="w14 w15 w16se w16cid w16 w16cex w16sdtdh">
   <w:docDefaults>
     <w:rPrDefault>
       <w:rPr>
@@ -13714,6 +13639,7 @@
   <w:style w:type="character" w:default="1" w:styleId="a0">
     <w:name w:val="Default Paragraph Font"/>
     <w:uiPriority w:val="1"/>
+    <w:semiHidden/>
     <w:unhideWhenUsed/>
   </w:style>
   <w:style w:type="table" w:default="1" w:styleId="a1">

--- a/отчет.docx
+++ b/отчет.docx
@@ -1,6 +1,6 @@
 
 <file path=word/document.xml><?xml version="1.0" encoding="utf-8"?>
-<w:document xmlns:wpc="http://schemas.microsoft.com/office/word/2010/wordprocessingCanvas" xmlns:cx="http://schemas.microsoft.com/office/drawing/2014/chartex" xmlns:cx1="http://schemas.microsoft.com/office/drawing/2015/9/8/chartex" xmlns:cx2="http://schemas.microsoft.com/office/drawing/2015/10/21/chartex" xmlns:cx3="http://schemas.microsoft.com/office/drawing/2016/5/9/chartex" xmlns:cx4="http://schemas.microsoft.com/office/drawing/2016/5/10/chartex" xmlns:cx5="http://schemas.microsoft.com/office/drawing/2016/5/11/chartex" xmlns:cx6="http://schemas.microsoft.com/office/drawing/2016/5/12/chartex" xmlns:cx7="http://schemas.microsoft.com/office/drawing/2016/5/13/chartex" xmlns:cx8="http://schemas.microsoft.com/office/drawing/2016/5/14/chartex" xmlns:mc="http://schemas.openxmlformats.org/markup-compatibility/2006" xmlns:aink="http://schemas.microsoft.com/office/drawing/2016/ink" xmlns:am3d="http://schemas.microsoft.com/office/drawing/2017/model3d" xmlns:o="urn:schemas-microsoft-com:office:office" xmlns:r="http://schemas.openxmlformats.org/officeDocument/2006/relationships" xmlns:m="http://schemas.openxmlformats.org/officeDocument/2006/math" xmlns:v="urn:schemas-microsoft-com:vml" xmlns:wp14="http://schemas.microsoft.com/office/word/2010/wordprocessingDrawing" xmlns:wp="http://schemas.openxmlformats.org/drawingml/2006/wordprocessingDrawing" xmlns:w10="urn:schemas-microsoft-com:office:word" xmlns:w="http://schemas.openxmlformats.org/wordprocessingml/2006/main" xmlns:w14="http://schemas.microsoft.com/office/word/2010/wordml" xmlns:w15="http://schemas.microsoft.com/office/word/2012/wordml" xmlns:w16cex="http://schemas.microsoft.com/office/word/2018/wordml/cex" xmlns:w16cid="http://schemas.microsoft.com/office/word/2016/wordml/cid" xmlns:w16="http://schemas.microsoft.com/office/word/2018/wordml" xmlns:w16sdtdh="http://schemas.microsoft.com/office/word/2020/wordml/sdtdatahash" xmlns:w16se="http://schemas.microsoft.com/office/word/2015/wordml/symex" xmlns:wpg="http://schemas.microsoft.com/office/word/2010/wordprocessingGroup" xmlns:wpi="http://schemas.microsoft.com/office/word/2010/wordprocessingInk" xmlns:wne="http://schemas.microsoft.com/office/word/2006/wordml" xmlns:wps="http://schemas.microsoft.com/office/word/2010/wordprocessingShape" mc:Ignorable="w14 w15 w16se w16cid w16 w16cex w16sdtdh wp14">
+<w:document xmlns:wpc="http://schemas.microsoft.com/office/word/2010/wordprocessingCanvas" xmlns:cx="http://schemas.microsoft.com/office/drawing/2014/chartex" xmlns:cx1="http://schemas.microsoft.com/office/drawing/2015/9/8/chartex" xmlns:cx2="http://schemas.microsoft.com/office/drawing/2015/10/21/chartex" xmlns:cx3="http://schemas.microsoft.com/office/drawing/2016/5/9/chartex" xmlns:cx4="http://schemas.microsoft.com/office/drawing/2016/5/10/chartex" xmlns:cx5="http://schemas.microsoft.com/office/drawing/2016/5/11/chartex" xmlns:cx6="http://schemas.microsoft.com/office/drawing/2016/5/12/chartex" xmlns:cx7="http://schemas.microsoft.com/office/drawing/2016/5/13/chartex" xmlns:cx8="http://schemas.microsoft.com/office/drawing/2016/5/14/chartex" xmlns:mc="http://schemas.openxmlformats.org/markup-compatibility/2006" xmlns:aink="http://schemas.microsoft.com/office/drawing/2016/ink" xmlns:am3d="http://schemas.microsoft.com/office/drawing/2017/model3d" xmlns:o="urn:schemas-microsoft-com:office:office" xmlns:oel="http://schemas.microsoft.com/office/2019/extlst" xmlns:r="http://schemas.openxmlformats.org/officeDocument/2006/relationships" xmlns:m="http://schemas.openxmlformats.org/officeDocument/2006/math" xmlns:v="urn:schemas-microsoft-com:vml" xmlns:wp14="http://schemas.microsoft.com/office/word/2010/wordprocessingDrawing" xmlns:wp="http://schemas.openxmlformats.org/drawingml/2006/wordprocessingDrawing" xmlns:w10="urn:schemas-microsoft-com:office:word" xmlns:w="http://schemas.openxmlformats.org/wordprocessingml/2006/main" xmlns:w14="http://schemas.microsoft.com/office/word/2010/wordml" xmlns:w15="http://schemas.microsoft.com/office/word/2012/wordml" xmlns:w16cex="http://schemas.microsoft.com/office/word/2018/wordml/cex" xmlns:w16cid="http://schemas.microsoft.com/office/word/2016/wordml/cid" xmlns:w16="http://schemas.microsoft.com/office/word/2018/wordml" xmlns:w16du="http://schemas.microsoft.com/office/word/2023/wordml/word16du" xmlns:w16sdtdh="http://schemas.microsoft.com/office/word/2020/wordml/sdtdatahash" xmlns:w16se="http://schemas.microsoft.com/office/word/2015/wordml/symex" xmlns:wpg="http://schemas.microsoft.com/office/word/2010/wordprocessingGroup" xmlns:wpi="http://schemas.microsoft.com/office/word/2010/wordprocessingInk" xmlns:wne="http://schemas.microsoft.com/office/word/2006/wordml" xmlns:wps="http://schemas.microsoft.com/office/word/2010/wordprocessingShape" mc:Ignorable="w14 w15 w16se w16cid w16 w16cex w16sdtdh w16du wp14">
   <w:body>
     <w:p>
       <w:pPr>
@@ -8173,145 +8173,95 @@
           <w:sz w:val="28"/>
           <w:szCs w:val="28"/>
         </w:rPr>
-        <w:t>В качестве индивидуального задания для производственной практики по ПМ 0</w:t>
-      </w:r>
-      <w:r>
-        <w:rPr>
-          <w:rFonts w:ascii="Times New Roman" w:hAnsi="Times New Roman" w:cs="Times New Roman"/>
-          <w:sz w:val="28"/>
-          <w:szCs w:val="28"/>
-        </w:rPr>
-        <w:t>5</w:t>
-      </w:r>
-      <w:r>
-        <w:rPr>
-          <w:rFonts w:ascii="Times New Roman" w:hAnsi="Times New Roman" w:cs="Times New Roman"/>
-          <w:sz w:val="28"/>
-          <w:szCs w:val="28"/>
-        </w:rPr>
-        <w:t xml:space="preserve"> «</w:t>
-      </w:r>
-      <w:r>
-        <w:rPr>
-          <w:rFonts w:ascii="Times New Roman" w:hAnsi="Times New Roman" w:cs="Times New Roman"/>
-          <w:sz w:val="28"/>
-          <w:szCs w:val="28"/>
-        </w:rPr>
-        <w:t>Проектирование и разработка информационных систем</w:t>
-      </w:r>
-      <w:r>
-        <w:rPr>
-          <w:rFonts w:ascii="Times New Roman" w:hAnsi="Times New Roman" w:cs="Times New Roman"/>
-          <w:sz w:val="28"/>
-          <w:szCs w:val="28"/>
-        </w:rPr>
-        <w:t>»</w:t>
-      </w:r>
-      <w:r>
-        <w:rPr>
-          <w:rFonts w:ascii="Times New Roman" w:hAnsi="Times New Roman" w:cs="Times New Roman"/>
-          <w:sz w:val="28"/>
-          <w:szCs w:val="28"/>
-        </w:rPr>
-        <w:t>,</w:t>
-      </w:r>
-      <w:r>
-        <w:rPr>
-          <w:rFonts w:ascii="Times New Roman" w:hAnsi="Times New Roman" w:cs="Times New Roman"/>
-          <w:sz w:val="28"/>
-          <w:szCs w:val="28"/>
-        </w:rPr>
-        <w:t xml:space="preserve"> ПМ 0</w:t>
-      </w:r>
-      <w:r>
-        <w:rPr>
-          <w:rFonts w:ascii="Times New Roman" w:hAnsi="Times New Roman" w:cs="Times New Roman"/>
-          <w:sz w:val="28"/>
-          <w:szCs w:val="28"/>
-        </w:rPr>
-        <w:t>6</w:t>
-      </w:r>
-      <w:r>
-        <w:rPr>
-          <w:rFonts w:ascii="Times New Roman" w:hAnsi="Times New Roman" w:cs="Times New Roman"/>
-          <w:sz w:val="28"/>
-          <w:szCs w:val="28"/>
-        </w:rPr>
-        <w:t xml:space="preserve"> «</w:t>
-      </w:r>
-      <w:r>
-        <w:rPr>
-          <w:rFonts w:ascii="Times New Roman" w:hAnsi="Times New Roman" w:cs="Times New Roman"/>
-          <w:sz w:val="28"/>
-          <w:szCs w:val="28"/>
-        </w:rPr>
-        <w:t>Сопровождение</w:t>
-      </w:r>
-      <w:r>
-        <w:rPr>
-          <w:rFonts w:ascii="Times New Roman" w:hAnsi="Times New Roman" w:cs="Times New Roman"/>
-          <w:sz w:val="28"/>
-          <w:szCs w:val="28"/>
-        </w:rPr>
-        <w:t xml:space="preserve"> информационных систем</w:t>
-      </w:r>
-      <w:r>
-        <w:rPr>
-          <w:rFonts w:ascii="Times New Roman" w:hAnsi="Times New Roman" w:cs="Times New Roman"/>
-          <w:sz w:val="28"/>
-          <w:szCs w:val="28"/>
-        </w:rPr>
-        <w:t>»</w:t>
-      </w:r>
-      <w:r>
-        <w:rPr>
-          <w:rFonts w:ascii="Times New Roman" w:hAnsi="Times New Roman" w:cs="Times New Roman"/>
-          <w:sz w:val="28"/>
-          <w:szCs w:val="28"/>
-        </w:rPr>
-        <w:t xml:space="preserve"> и ПМ 07 </w:t>
-      </w:r>
-      <w:r>
-        <w:rPr>
-          <w:rFonts w:ascii="Times New Roman" w:hAnsi="Times New Roman" w:cs="Times New Roman"/>
-          <w:sz w:val="28"/>
-          <w:szCs w:val="28"/>
-        </w:rPr>
-        <w:t>«</w:t>
-      </w:r>
-      <w:proofErr w:type="spellStart"/>
-      <w:r>
-        <w:rPr>
-          <w:rFonts w:ascii="Times New Roman" w:hAnsi="Times New Roman" w:cs="Times New Roman"/>
-          <w:sz w:val="28"/>
-          <w:szCs w:val="28"/>
-        </w:rPr>
-        <w:t>С</w:t>
-      </w:r>
-      <w:r>
-        <w:rPr>
-          <w:rFonts w:ascii="Times New Roman" w:hAnsi="Times New Roman" w:cs="Times New Roman"/>
-          <w:sz w:val="28"/>
-          <w:szCs w:val="28"/>
-        </w:rPr>
-        <w:t>оадминистрирование</w:t>
-      </w:r>
-      <w:proofErr w:type="spellEnd"/>
-      <w:r>
-        <w:rPr>
-          <w:rFonts w:ascii="Times New Roman" w:hAnsi="Times New Roman" w:cs="Times New Roman"/>
-          <w:sz w:val="28"/>
-          <w:szCs w:val="28"/>
-        </w:rPr>
-        <w:t xml:space="preserve"> баз данных и серверов»</w:t>
-      </w:r>
-      <w:r>
-        <w:rPr>
-          <w:rFonts w:ascii="Times New Roman" w:hAnsi="Times New Roman" w:cs="Times New Roman"/>
-          <w:sz w:val="28"/>
-          <w:szCs w:val="28"/>
-        </w:rPr>
-        <w:t xml:space="preserve"> была выбрана тема «Разработка эксплуатационной документации для оборудования компьютерного класса».</w:t>
+        <w:t>В качестве индивидуального задания для производственной практики</w:t>
+      </w:r>
+      <w:r>
+        <w:rPr>
+          <w:rFonts w:ascii="Times New Roman" w:hAnsi="Times New Roman" w:cs="Times New Roman"/>
+          <w:sz w:val="28"/>
+          <w:szCs w:val="28"/>
+        </w:rPr>
+        <w:t xml:space="preserve"> </w:t>
+      </w:r>
+      <w:r>
+        <w:rPr>
+          <w:rFonts w:ascii="Times New Roman" w:hAnsi="Times New Roman" w:cs="Times New Roman"/>
+          <w:sz w:val="28"/>
+          <w:szCs w:val="28"/>
+        </w:rPr>
+        <w:t xml:space="preserve">была выбрана тема «Разработка </w:t>
+      </w:r>
+      <w:r>
+        <w:rPr>
+          <w:rFonts w:ascii="Times New Roman" w:hAnsi="Times New Roman" w:cs="Times New Roman"/>
+          <w:sz w:val="28"/>
+          <w:szCs w:val="28"/>
+        </w:rPr>
+        <w:t>техническ</w:t>
+      </w:r>
+      <w:r>
+        <w:rPr>
+          <w:rFonts w:ascii="Times New Roman" w:hAnsi="Times New Roman" w:cs="Times New Roman"/>
+          <w:sz w:val="28"/>
+          <w:szCs w:val="28"/>
+        </w:rPr>
+        <w:t>ой</w:t>
+      </w:r>
+      <w:r>
+        <w:rPr>
+          <w:rFonts w:ascii="Times New Roman" w:hAnsi="Times New Roman" w:cs="Times New Roman"/>
+          <w:sz w:val="28"/>
+          <w:szCs w:val="28"/>
+        </w:rPr>
+        <w:t xml:space="preserve"> документаци</w:t>
+      </w:r>
+      <w:r>
+        <w:rPr>
+          <w:rFonts w:ascii="Times New Roman" w:hAnsi="Times New Roman" w:cs="Times New Roman"/>
+          <w:sz w:val="28"/>
+          <w:szCs w:val="28"/>
+        </w:rPr>
+        <w:t>и</w:t>
+      </w:r>
+      <w:r>
+        <w:rPr>
+          <w:rFonts w:ascii="Times New Roman" w:hAnsi="Times New Roman" w:cs="Times New Roman"/>
+          <w:sz w:val="28"/>
+          <w:szCs w:val="28"/>
+        </w:rPr>
+        <w:t xml:space="preserve"> на эксплуатацию информационной системы</w:t>
+      </w:r>
+      <w:r>
+        <w:rPr>
+          <w:rFonts w:ascii="Times New Roman" w:hAnsi="Times New Roman" w:cs="Times New Roman"/>
+          <w:sz w:val="28"/>
+          <w:szCs w:val="28"/>
+        </w:rPr>
+        <w:t>».</w:t>
+      </w:r>
+      <w:r>
+        <w:rPr>
+          <w:rFonts w:ascii="Times New Roman" w:hAnsi="Times New Roman" w:cs="Times New Roman"/>
+          <w:sz w:val="28"/>
+          <w:szCs w:val="28"/>
+        </w:rPr>
+        <w:t xml:space="preserve"> </w:t>
+      </w:r>
+      <w:r>
+        <w:rPr>
+          <w:rFonts w:ascii="Times New Roman" w:hAnsi="Times New Roman" w:cs="Times New Roman"/>
+          <w:sz w:val="28"/>
+          <w:szCs w:val="28"/>
+        </w:rPr>
+        <w:t>Работа выполнена в соответствии с профессиональной компетенцией ПК 5.6 и направлена на систематизацию процессов использования, администрирования и технической поддержки школьной информационной системы</w:t>
+      </w:r>
+      <w:r>
+        <w:rPr>
+          <w:rFonts w:ascii="Times New Roman" w:hAnsi="Times New Roman" w:cs="Times New Roman"/>
+          <w:sz w:val="28"/>
+          <w:szCs w:val="28"/>
+        </w:rPr>
+        <w:t>.</w:t>
       </w:r>
     </w:p>
     <w:p>
@@ -8331,7 +8281,23 @@
           <w:sz w:val="28"/>
           <w:szCs w:val="28"/>
         </w:rPr>
-        <w:t>Актуальность работы обусловлена необходимостью стандартизации взаимодействия преподавателей, учащихся и технического персонала с ИТ-инфраструктурой школы, а также снижением рисков выхода оборудования из строя вследствие некорректной эксплуатации или отсутствия чётких регламентов</w:t>
+        <w:t>Целью индивидуального задания являлось создание полного комплекта технической документации на эксплуатацию информационной системы</w:t>
+      </w:r>
+      <w:r>
+        <w:rPr>
+          <w:rFonts w:ascii="Times New Roman" w:hAnsi="Times New Roman" w:cs="Times New Roman"/>
+          <w:sz w:val="28"/>
+          <w:szCs w:val="28"/>
+        </w:rPr>
+        <w:t xml:space="preserve"> </w:t>
+      </w:r>
+      <w:r>
+        <w:rPr>
+          <w:rFonts w:ascii="Times New Roman" w:hAnsi="Times New Roman" w:cs="Times New Roman"/>
+          <w:sz w:val="28"/>
+          <w:szCs w:val="28"/>
+        </w:rPr>
+        <w:t>школы, обеспечивающего однозначное понимание порядка работы, администрирования и восстановления системы всеми категориями пользователей</w:t>
       </w:r>
       <w:r>
         <w:rPr>
@@ -8359,91 +8325,23 @@
           <w:sz w:val="28"/>
           <w:szCs w:val="28"/>
         </w:rPr>
-        <w:t xml:space="preserve">Цель задания: </w:t>
-      </w:r>
-      <w:r>
-        <w:rPr>
-          <w:rFonts w:ascii="Times New Roman" w:hAnsi="Times New Roman" w:cs="Times New Roman"/>
-          <w:sz w:val="28"/>
-          <w:szCs w:val="28"/>
-        </w:rPr>
-        <w:t>созда</w:t>
-      </w:r>
-      <w:r>
-        <w:rPr>
-          <w:rFonts w:ascii="Times New Roman" w:hAnsi="Times New Roman" w:cs="Times New Roman"/>
-          <w:sz w:val="28"/>
-          <w:szCs w:val="28"/>
-        </w:rPr>
-        <w:t>ние</w:t>
-      </w:r>
-      <w:r>
-        <w:rPr>
-          <w:rFonts w:ascii="Times New Roman" w:hAnsi="Times New Roman" w:cs="Times New Roman"/>
-          <w:sz w:val="28"/>
-          <w:szCs w:val="28"/>
-        </w:rPr>
-        <w:t xml:space="preserve"> комплект</w:t>
-      </w:r>
-      <w:r>
-        <w:rPr>
-          <w:rFonts w:ascii="Times New Roman" w:hAnsi="Times New Roman" w:cs="Times New Roman"/>
-          <w:sz w:val="28"/>
-          <w:szCs w:val="28"/>
-        </w:rPr>
-        <w:t>а</w:t>
-      </w:r>
-      <w:r>
-        <w:rPr>
-          <w:rFonts w:ascii="Times New Roman" w:hAnsi="Times New Roman" w:cs="Times New Roman"/>
-          <w:sz w:val="28"/>
-          <w:szCs w:val="28"/>
-        </w:rPr>
-        <w:t xml:space="preserve"> нормативно-методических документов, регламентирующих порядок использования, технического обслуживания</w:t>
-      </w:r>
-      <w:r>
-        <w:rPr>
-          <w:rFonts w:ascii="Times New Roman" w:hAnsi="Times New Roman" w:cs="Times New Roman"/>
-          <w:sz w:val="28"/>
-          <w:szCs w:val="28"/>
-        </w:rPr>
-        <w:t xml:space="preserve"> и </w:t>
-      </w:r>
-      <w:r>
-        <w:rPr>
-          <w:rFonts w:ascii="Times New Roman" w:hAnsi="Times New Roman" w:cs="Times New Roman"/>
-          <w:sz w:val="28"/>
-          <w:szCs w:val="28"/>
-        </w:rPr>
-        <w:t>базовой диагностики для оборудования школьного компьютерного класса</w:t>
-      </w:r>
-      <w:r>
-        <w:rPr>
-          <w:rFonts w:ascii="Times New Roman" w:hAnsi="Times New Roman" w:cs="Times New Roman"/>
-          <w:sz w:val="28"/>
-          <w:szCs w:val="28"/>
-        </w:rPr>
-        <w:t>.</w:t>
-      </w:r>
-    </w:p>
-    <w:p>
-      <w:pPr>
-        <w:spacing w:after="0" w:line="360" w:lineRule="auto"/>
-        <w:ind w:firstLine="709"/>
-        <w:jc w:val="both"/>
-        <w:rPr>
-          <w:rFonts w:ascii="Times New Roman" w:hAnsi="Times New Roman" w:cs="Times New Roman"/>
-          <w:sz w:val="28"/>
-          <w:szCs w:val="28"/>
-        </w:rPr>
-      </w:pPr>
-      <w:r>
-        <w:rPr>
-          <w:rFonts w:ascii="Times New Roman" w:hAnsi="Times New Roman" w:cs="Times New Roman"/>
-          <w:sz w:val="28"/>
-          <w:szCs w:val="28"/>
-        </w:rPr>
-        <w:t>Задачи задания:</w:t>
+        <w:t>Для достижения цели были поставлены следующие</w:t>
+      </w:r>
+      <w:r>
+        <w:rPr>
+          <w:rFonts w:ascii="Times New Roman" w:hAnsi="Times New Roman" w:cs="Times New Roman"/>
+          <w:sz w:val="28"/>
+          <w:szCs w:val="28"/>
+        </w:rPr>
+        <w:t xml:space="preserve"> задачи</w:t>
+      </w:r>
+      <w:r>
+        <w:rPr>
+          <w:rFonts w:ascii="Times New Roman" w:hAnsi="Times New Roman" w:cs="Times New Roman"/>
+          <w:sz w:val="28"/>
+          <w:szCs w:val="28"/>
+        </w:rPr>
+        <w:t>:</w:t>
       </w:r>
     </w:p>
     <w:p>
@@ -8469,47 +8367,39 @@
           <w:sz w:val="28"/>
           <w:szCs w:val="28"/>
         </w:rPr>
-        <w:t>И</w:t>
-      </w:r>
-      <w:r>
-        <w:rPr>
-          <w:rFonts w:ascii="Times New Roman" w:hAnsi="Times New Roman" w:cs="Times New Roman"/>
-          <w:sz w:val="28"/>
-          <w:szCs w:val="28"/>
-        </w:rPr>
-        <w:t>зуч</w:t>
-      </w:r>
-      <w:r>
-        <w:rPr>
-          <w:rFonts w:ascii="Times New Roman" w:hAnsi="Times New Roman" w:cs="Times New Roman"/>
-          <w:sz w:val="28"/>
-          <w:szCs w:val="28"/>
-        </w:rPr>
-        <w:t>ить</w:t>
-      </w:r>
-      <w:r>
-        <w:rPr>
-          <w:rFonts w:ascii="Times New Roman" w:hAnsi="Times New Roman" w:cs="Times New Roman"/>
-          <w:sz w:val="28"/>
-          <w:szCs w:val="28"/>
-        </w:rPr>
-        <w:t xml:space="preserve"> текущ</w:t>
-      </w:r>
-      <w:r>
-        <w:rPr>
-          <w:rFonts w:ascii="Times New Roman" w:hAnsi="Times New Roman" w:cs="Times New Roman"/>
-          <w:sz w:val="28"/>
-          <w:szCs w:val="28"/>
-        </w:rPr>
-        <w:t>ий</w:t>
-      </w:r>
-      <w:r>
-        <w:rPr>
-          <w:rFonts w:ascii="Times New Roman" w:hAnsi="Times New Roman" w:cs="Times New Roman"/>
-          <w:sz w:val="28"/>
-          <w:szCs w:val="28"/>
-        </w:rPr>
-        <w:t xml:space="preserve"> состав оборудования и программного обеспечения класса;</w:t>
+        <w:t>П</w:t>
+      </w:r>
+      <w:r>
+        <w:rPr>
+          <w:rFonts w:ascii="Times New Roman" w:hAnsi="Times New Roman" w:cs="Times New Roman"/>
+          <w:sz w:val="28"/>
+          <w:szCs w:val="28"/>
+        </w:rPr>
+        <w:t>ровести анализ текущих сценариев использования информационной системы</w:t>
+      </w:r>
+      <w:r>
+        <w:rPr>
+          <w:rFonts w:ascii="Times New Roman" w:hAnsi="Times New Roman" w:cs="Times New Roman"/>
+          <w:sz w:val="28"/>
+          <w:szCs w:val="28"/>
+        </w:rPr>
+        <w:t xml:space="preserve"> </w:t>
+      </w:r>
+      <w:r>
+        <w:rPr>
+          <w:rFonts w:ascii="Times New Roman" w:hAnsi="Times New Roman" w:cs="Times New Roman"/>
+          <w:sz w:val="28"/>
+          <w:szCs w:val="28"/>
+        </w:rPr>
+        <w:t>и выявить типовые проблемы эксплуатации</w:t>
+      </w:r>
+      <w:r>
+        <w:rPr>
+          <w:rFonts w:ascii="Times New Roman" w:hAnsi="Times New Roman" w:cs="Times New Roman"/>
+          <w:sz w:val="28"/>
+          <w:szCs w:val="28"/>
+        </w:rPr>
+        <w:t>;</w:t>
       </w:r>
     </w:p>
     <w:p>
@@ -8535,15 +8425,23 @@
           <w:sz w:val="28"/>
           <w:szCs w:val="28"/>
         </w:rPr>
-        <w:t xml:space="preserve">Провести </w:t>
-      </w:r>
-      <w:r>
-        <w:rPr>
-          <w:rFonts w:ascii="Times New Roman" w:hAnsi="Times New Roman" w:cs="Times New Roman"/>
-          <w:sz w:val="28"/>
-          <w:szCs w:val="28"/>
-        </w:rPr>
-        <w:t>анализ типовых сценариев использования техники в учебном процессе;</w:t>
+        <w:t>О</w:t>
+      </w:r>
+      <w:r>
+        <w:rPr>
+          <w:rFonts w:ascii="Times New Roman" w:hAnsi="Times New Roman" w:cs="Times New Roman"/>
+          <w:sz w:val="28"/>
+          <w:szCs w:val="28"/>
+        </w:rPr>
+        <w:t>пределить роли пользователей и их функциональные требования</w:t>
+      </w:r>
+      <w:r>
+        <w:rPr>
+          <w:rFonts w:ascii="Times New Roman" w:hAnsi="Times New Roman" w:cs="Times New Roman"/>
+          <w:sz w:val="28"/>
+          <w:szCs w:val="28"/>
+        </w:rPr>
+        <w:t>;</w:t>
       </w:r>
     </w:p>
     <w:p>
@@ -8635,113 +8533,23 @@
           <w:sz w:val="28"/>
           <w:szCs w:val="28"/>
         </w:rPr>
-        <w:t>С</w:t>
-      </w:r>
-      <w:r>
-        <w:rPr>
-          <w:rFonts w:ascii="Times New Roman" w:hAnsi="Times New Roman" w:cs="Times New Roman"/>
-          <w:sz w:val="28"/>
-          <w:szCs w:val="28"/>
-        </w:rPr>
-        <w:t>озда</w:t>
-      </w:r>
-      <w:r>
-        <w:rPr>
-          <w:rFonts w:ascii="Times New Roman" w:hAnsi="Times New Roman" w:cs="Times New Roman"/>
-          <w:sz w:val="28"/>
-          <w:szCs w:val="28"/>
-        </w:rPr>
-        <w:t>ть</w:t>
-      </w:r>
-      <w:r>
-        <w:rPr>
-          <w:rFonts w:ascii="Times New Roman" w:hAnsi="Times New Roman" w:cs="Times New Roman"/>
-          <w:sz w:val="28"/>
-          <w:szCs w:val="28"/>
-        </w:rPr>
-        <w:t xml:space="preserve"> форм</w:t>
-      </w:r>
-      <w:r>
-        <w:rPr>
-          <w:rFonts w:ascii="Times New Roman" w:hAnsi="Times New Roman" w:cs="Times New Roman"/>
-          <w:sz w:val="28"/>
-          <w:szCs w:val="28"/>
-        </w:rPr>
-        <w:t>ы</w:t>
-      </w:r>
-      <w:r>
-        <w:rPr>
-          <w:rFonts w:ascii="Times New Roman" w:hAnsi="Times New Roman" w:cs="Times New Roman"/>
-          <w:sz w:val="28"/>
-          <w:szCs w:val="28"/>
-        </w:rPr>
-        <w:t xml:space="preserve"> отчётности для фиксации состояния техники и выполненных работ;</w:t>
-      </w:r>
-    </w:p>
-    <w:p>
-      <w:pPr>
-        <w:pStyle w:val="a5"/>
-        <w:numPr>
-          <w:ilvl w:val="0"/>
-          <w:numId w:val="17"/>
-        </w:numPr>
-        <w:spacing w:after="0" w:line="360" w:lineRule="auto"/>
-        <w:ind w:left="0" w:firstLine="709"/>
-        <w:contextualSpacing w:val="0"/>
-        <w:jc w:val="both"/>
-        <w:rPr>
-          <w:rFonts w:ascii="Times New Roman" w:hAnsi="Times New Roman" w:cs="Times New Roman"/>
-          <w:sz w:val="28"/>
-          <w:szCs w:val="28"/>
-        </w:rPr>
-      </w:pPr>
-      <w:r>
-        <w:rPr>
-          <w:rFonts w:ascii="Times New Roman" w:hAnsi="Times New Roman" w:cs="Times New Roman"/>
-          <w:sz w:val="28"/>
-          <w:szCs w:val="28"/>
-        </w:rPr>
-        <w:t>О</w:t>
-      </w:r>
-      <w:r>
-        <w:rPr>
-          <w:rFonts w:ascii="Times New Roman" w:hAnsi="Times New Roman" w:cs="Times New Roman"/>
-          <w:sz w:val="28"/>
-          <w:szCs w:val="28"/>
-        </w:rPr>
-        <w:t>форм</w:t>
-      </w:r>
-      <w:r>
-        <w:rPr>
-          <w:rFonts w:ascii="Times New Roman" w:hAnsi="Times New Roman" w:cs="Times New Roman"/>
-          <w:sz w:val="28"/>
-          <w:szCs w:val="28"/>
-        </w:rPr>
-        <w:t xml:space="preserve">ить </w:t>
-      </w:r>
-      <w:r>
-        <w:rPr>
-          <w:rFonts w:ascii="Times New Roman" w:hAnsi="Times New Roman" w:cs="Times New Roman"/>
-          <w:sz w:val="28"/>
-          <w:szCs w:val="28"/>
-        </w:rPr>
-        <w:t>документации в соответствии с</w:t>
-      </w:r>
-      <w:r>
-        <w:rPr>
-          <w:rFonts w:ascii="Times New Roman" w:hAnsi="Times New Roman" w:cs="Times New Roman"/>
-          <w:sz w:val="28"/>
-          <w:szCs w:val="28"/>
-        </w:rPr>
-        <w:t>о</w:t>
-      </w:r>
-      <w:r>
-        <w:rPr>
-          <w:rFonts w:ascii="Times New Roman" w:hAnsi="Times New Roman" w:cs="Times New Roman"/>
-          <w:sz w:val="28"/>
-          <w:szCs w:val="28"/>
-        </w:rPr>
-        <w:t xml:space="preserve"> стандартами технической документации.</w:t>
+        <w:t>Р</w:t>
+      </w:r>
+      <w:r>
+        <w:rPr>
+          <w:rFonts w:ascii="Times New Roman" w:hAnsi="Times New Roman" w:cs="Times New Roman"/>
+          <w:sz w:val="28"/>
+          <w:szCs w:val="28"/>
+        </w:rPr>
+        <w:t>азработать комплект документов</w:t>
+      </w:r>
+      <w:r>
+        <w:rPr>
+          <w:rFonts w:ascii="Times New Roman" w:hAnsi="Times New Roman" w:cs="Times New Roman"/>
+          <w:sz w:val="28"/>
+          <w:szCs w:val="28"/>
+        </w:rPr>
+        <w:t>.</w:t>
       </w:r>
     </w:p>
     <w:p>
@@ -8761,31 +8569,39 @@
           <w:sz w:val="28"/>
           <w:szCs w:val="28"/>
         </w:rPr>
-        <w:t xml:space="preserve">Эксплуатационная документация </w:t>
-      </w:r>
-      <w:r>
-        <w:rPr>
-          <w:rFonts w:ascii="Times New Roman" w:hAnsi="Times New Roman" w:cs="Times New Roman"/>
-          <w:sz w:val="28"/>
-          <w:szCs w:val="28"/>
-        </w:rPr>
-        <w:t>состоит из четырёх</w:t>
-      </w:r>
-      <w:r>
-        <w:rPr>
-          <w:rFonts w:ascii="Times New Roman" w:hAnsi="Times New Roman" w:cs="Times New Roman"/>
-          <w:sz w:val="28"/>
-          <w:szCs w:val="28"/>
-        </w:rPr>
-        <w:t xml:space="preserve"> </w:t>
-      </w:r>
-      <w:r>
-        <w:rPr>
-          <w:rFonts w:ascii="Times New Roman" w:hAnsi="Times New Roman" w:cs="Times New Roman"/>
-          <w:sz w:val="28"/>
-          <w:szCs w:val="28"/>
-        </w:rPr>
-        <w:t>разделов, каждый из которых закрывает определённый аспект эксплуатации ИТ-оборудования:</w:t>
+        <w:t xml:space="preserve">Итоговый </w:t>
+      </w:r>
+      <w:r>
+        <w:rPr>
+          <w:rFonts w:ascii="Times New Roman" w:hAnsi="Times New Roman" w:cs="Times New Roman"/>
+          <w:sz w:val="28"/>
+          <w:szCs w:val="28"/>
+        </w:rPr>
+        <w:t>к</w:t>
+      </w:r>
+      <w:r>
+        <w:rPr>
+          <w:rFonts w:ascii="Times New Roman" w:hAnsi="Times New Roman" w:cs="Times New Roman"/>
+          <w:sz w:val="28"/>
+          <w:szCs w:val="28"/>
+        </w:rPr>
+        <w:t xml:space="preserve">омплект технической документации состоит из четырёх взаимосвязанных разделов, каждый из которых закрывает определённый аспект жизненного цикла эксплуатации </w:t>
+      </w:r>
+      <w:r>
+        <w:rPr>
+          <w:rFonts w:ascii="Times New Roman" w:hAnsi="Times New Roman" w:cs="Times New Roman"/>
+          <w:sz w:val="28"/>
+          <w:szCs w:val="28"/>
+        </w:rPr>
+        <w:t>информационной системы</w:t>
+      </w:r>
+      <w:r>
+        <w:rPr>
+          <w:rFonts w:ascii="Times New Roman" w:hAnsi="Times New Roman" w:cs="Times New Roman"/>
+          <w:sz w:val="28"/>
+          <w:szCs w:val="28"/>
+        </w:rPr>
+        <w:t>:</w:t>
       </w:r>
     </w:p>
     <w:p>
@@ -8811,7 +8627,23 @@
           <w:sz w:val="28"/>
           <w:szCs w:val="28"/>
         </w:rPr>
-        <w:t>Памятка по правилам эксплуатации и технике безопасности</w:t>
+        <w:t>Руководство пользователя</w:t>
+      </w:r>
+      <w:r>
+        <w:rPr>
+          <w:rFonts w:ascii="Times New Roman" w:hAnsi="Times New Roman" w:cs="Times New Roman"/>
+          <w:sz w:val="28"/>
+          <w:szCs w:val="28"/>
+        </w:rPr>
+        <w:t xml:space="preserve"> </w:t>
+      </w:r>
+      <w:r>
+        <w:rPr>
+          <w:rFonts w:ascii="Times New Roman" w:hAnsi="Times New Roman" w:cs="Times New Roman"/>
+          <w:sz w:val="28"/>
+          <w:szCs w:val="28"/>
+        </w:rPr>
+        <w:t>информационной системы</w:t>
       </w:r>
       <w:r>
         <w:rPr>
@@ -8845,7 +8677,7 @@
           <w:sz w:val="28"/>
           <w:szCs w:val="28"/>
         </w:rPr>
-        <w:t>Регламент планового технического обслуживания</w:t>
+        <w:t>Руководство администратора информационной системы</w:t>
       </w:r>
       <w:r>
         <w:rPr>
@@ -8879,8 +8711,7 @@
           <w:sz w:val="28"/>
           <w:szCs w:val="28"/>
         </w:rPr>
-        <w:lastRenderedPageBreak/>
-        <w:t>Справочник типовых неисправностей и алгоритмов их первичного устранения</w:t>
+        <w:t>Регламент резервного копирования и восстановления данных</w:t>
       </w:r>
       <w:r>
         <w:rPr>
@@ -8914,7 +8745,15 @@
           <w:sz w:val="28"/>
           <w:szCs w:val="28"/>
         </w:rPr>
-        <w:t>Журнал учёта оборудования и регистрации инцидентов.</w:t>
+        <w:t>Справочник типовых неисправностей</w:t>
+      </w:r>
+      <w:r>
+        <w:rPr>
+          <w:rFonts w:ascii="Times New Roman" w:hAnsi="Times New Roman" w:cs="Times New Roman"/>
+          <w:sz w:val="28"/>
+          <w:szCs w:val="28"/>
+        </w:rPr>
+        <w:t>.</w:t>
       </w:r>
     </w:p>
     <w:p>
@@ -8940,7 +8779,23 @@
           <w:sz w:val="28"/>
           <w:szCs w:val="28"/>
         </w:rPr>
-        <w:t>Правила эксплуатации и техника безопасности</w:t>
+        <w:t>Руководство пользователя</w:t>
+      </w:r>
+      <w:r>
+        <w:rPr>
+          <w:rFonts w:ascii="Times New Roman" w:hAnsi="Times New Roman" w:cs="Times New Roman"/>
+          <w:sz w:val="28"/>
+          <w:szCs w:val="28"/>
+        </w:rPr>
+        <w:t xml:space="preserve"> </w:t>
+      </w:r>
+      <w:r>
+        <w:rPr>
+          <w:rFonts w:ascii="Times New Roman" w:hAnsi="Times New Roman" w:cs="Times New Roman"/>
+          <w:sz w:val="28"/>
+          <w:szCs w:val="28"/>
+        </w:rPr>
+        <w:t>информационной системы</w:t>
       </w:r>
     </w:p>
     <w:p>
@@ -8960,7 +8815,24 @@
           <w:sz w:val="28"/>
           <w:szCs w:val="28"/>
         </w:rPr>
-        <w:t>В данном разделе сформулированы обязательные требования к пользователям компьютерного класса. Документ чётко разделяет зоны ответственности: учащиеся обязаны соблюдать правила поведения, не изменять настройки операционной системы, не подключать внешние носители без разрешения преподавателя, бережно относиться к периферийному оборудованию. Преподаватели несут ответственность за соблюдением регламента во время урока, своевременное выключение техники по окончании занятия и фиксацию замечаний в журнале. Отдельным блоком прописаны меры электробезопасности, правила работы с интерактивной панелью/проектором, а также порядок действий в аварийных ситуациях (перегрев системного блока, запах гари, повреждение кабелей).</w:t>
+        <w:t xml:space="preserve">Документ содержит пошаговые описания основных сценариев работы: авторизация, навигация по интерфейсу, внесение и просмотр данных, </w:t>
+      </w:r>
+      <w:r>
+        <w:rPr>
+          <w:rFonts w:ascii="Times New Roman" w:hAnsi="Times New Roman" w:cs="Times New Roman"/>
+          <w:sz w:val="28"/>
+          <w:szCs w:val="28"/>
+        </w:rPr>
+        <w:lastRenderedPageBreak/>
+        <w:t>формирование отчётных форм, работа с уведомлениями и сообщениями. Особое внимание уделено защите учётных данных, корректному завершению сессии, ограничениям на загрузку файлов</w:t>
+      </w:r>
+      <w:r>
+        <w:rPr>
+          <w:rFonts w:ascii="Times New Roman" w:hAnsi="Times New Roman" w:cs="Times New Roman"/>
+          <w:sz w:val="28"/>
+          <w:szCs w:val="28"/>
+        </w:rPr>
+        <w:t>.</w:t>
       </w:r>
     </w:p>
     <w:p>
@@ -8986,7 +8858,23 @@
           <w:sz w:val="28"/>
           <w:szCs w:val="28"/>
         </w:rPr>
-        <w:t>Регламент технического обслуживания</w:t>
+        <w:t>Р</w:t>
+      </w:r>
+      <w:r>
+        <w:rPr>
+          <w:rFonts w:ascii="Times New Roman" w:hAnsi="Times New Roman" w:cs="Times New Roman"/>
+          <w:sz w:val="28"/>
+          <w:szCs w:val="28"/>
+        </w:rPr>
+        <w:t xml:space="preserve">уководство администратора </w:t>
+      </w:r>
+      <w:r>
+        <w:rPr>
+          <w:rFonts w:ascii="Times New Roman" w:hAnsi="Times New Roman" w:cs="Times New Roman"/>
+          <w:sz w:val="28"/>
+          <w:szCs w:val="28"/>
+        </w:rPr>
+        <w:t>информационной системы</w:t>
       </w:r>
     </w:p>
     <w:p>
@@ -9006,130 +8894,15 @@
           <w:sz w:val="28"/>
           <w:szCs w:val="28"/>
         </w:rPr>
-        <w:t>Для обеспечения долговечности оборудования разработан пошаговый график обслуживания, адаптированный под школьные реалии и ограниченные ресурсы. Регламент предусматривает:</w:t>
-      </w:r>
-    </w:p>
-    <w:p>
-      <w:pPr>
-        <w:pStyle w:val="a5"/>
-        <w:numPr>
-          <w:ilvl w:val="0"/>
-          <w:numId w:val="19"/>
-        </w:numPr>
-        <w:spacing w:after="0" w:line="360" w:lineRule="auto"/>
-        <w:ind w:left="0" w:firstLine="709"/>
-        <w:contextualSpacing w:val="0"/>
-        <w:jc w:val="both"/>
-        <w:rPr>
-          <w:rFonts w:ascii="Times New Roman" w:hAnsi="Times New Roman" w:cs="Times New Roman"/>
-          <w:sz w:val="28"/>
-          <w:szCs w:val="28"/>
-        </w:rPr>
-      </w:pPr>
-      <w:r>
-        <w:rPr>
-          <w:rFonts w:ascii="Times New Roman" w:hAnsi="Times New Roman" w:cs="Times New Roman"/>
-          <w:sz w:val="28"/>
-          <w:szCs w:val="28"/>
-        </w:rPr>
-        <w:t>Ежедневные операции: визуальный осмотр рабочего места, проверка целостности кабелей питания и сетевого подключения, корректное завершение работы ОС, уборка рабочих поверхностей</w:t>
-      </w:r>
-      <w:r>
-        <w:rPr>
-          <w:rFonts w:ascii="Times New Roman" w:hAnsi="Times New Roman" w:cs="Times New Roman"/>
-          <w:sz w:val="28"/>
-          <w:szCs w:val="28"/>
-        </w:rPr>
-        <w:t>;</w:t>
-      </w:r>
-    </w:p>
-    <w:p>
-      <w:pPr>
-        <w:pStyle w:val="a5"/>
-        <w:numPr>
-          <w:ilvl w:val="0"/>
-          <w:numId w:val="19"/>
-        </w:numPr>
-        <w:spacing w:after="0" w:line="360" w:lineRule="auto"/>
-        <w:ind w:left="0" w:firstLine="709"/>
-        <w:contextualSpacing w:val="0"/>
-        <w:jc w:val="both"/>
-        <w:rPr>
-          <w:rFonts w:ascii="Times New Roman" w:hAnsi="Times New Roman" w:cs="Times New Roman"/>
-          <w:sz w:val="28"/>
-          <w:szCs w:val="28"/>
-        </w:rPr>
-      </w:pPr>
-      <w:r>
-        <w:rPr>
-          <w:rFonts w:ascii="Times New Roman" w:hAnsi="Times New Roman" w:cs="Times New Roman"/>
-          <w:sz w:val="28"/>
-          <w:szCs w:val="28"/>
-        </w:rPr>
-        <w:t>Еженедельные операции: очистка системных блоков и мониторов от пыли с использованием штатных средств, проверка актуальности антивирусных баз, тестирование работы периферии (принтеры, наушники, веб-камеры)</w:t>
-      </w:r>
-      <w:r>
-        <w:rPr>
-          <w:rFonts w:ascii="Times New Roman" w:hAnsi="Times New Roman" w:cs="Times New Roman"/>
-          <w:sz w:val="28"/>
-          <w:szCs w:val="28"/>
-        </w:rPr>
-        <w:t>;</w:t>
-      </w:r>
-    </w:p>
-    <w:p>
-      <w:pPr>
-        <w:pStyle w:val="a5"/>
-        <w:numPr>
-          <w:ilvl w:val="0"/>
-          <w:numId w:val="19"/>
-        </w:numPr>
-        <w:spacing w:after="0" w:line="360" w:lineRule="auto"/>
-        <w:ind w:left="0" w:firstLine="709"/>
-        <w:contextualSpacing w:val="0"/>
-        <w:jc w:val="both"/>
-        <w:rPr>
-          <w:rFonts w:ascii="Times New Roman" w:hAnsi="Times New Roman" w:cs="Times New Roman"/>
-          <w:sz w:val="28"/>
-          <w:szCs w:val="28"/>
-        </w:rPr>
-      </w:pPr>
-      <w:r>
-        <w:rPr>
-          <w:rFonts w:ascii="Times New Roman" w:hAnsi="Times New Roman" w:cs="Times New Roman"/>
-          <w:sz w:val="28"/>
-          <w:szCs w:val="28"/>
-        </w:rPr>
-        <w:t xml:space="preserve">Ежемесячные/каникулярные операции: глубокое тестирование сетевой инфраструктуры, проверка целостности системных файлов, </w:t>
-      </w:r>
-      <w:r>
-        <w:rPr>
-          <w:rFonts w:ascii="Times New Roman" w:hAnsi="Times New Roman" w:cs="Times New Roman"/>
-          <w:sz w:val="28"/>
-          <w:szCs w:val="28"/>
-        </w:rPr>
-        <w:lastRenderedPageBreak/>
-        <w:t>обновление драйверов и образовательного ПО, инвентаризация лицензий и учётных записей.</w:t>
-      </w:r>
-    </w:p>
-    <w:p>
-      <w:pPr>
-        <w:spacing w:after="0" w:line="360" w:lineRule="auto"/>
-        <w:ind w:firstLine="709"/>
-        <w:jc w:val="both"/>
-        <w:rPr>
-          <w:rFonts w:ascii="Times New Roman" w:hAnsi="Times New Roman" w:cs="Times New Roman"/>
-          <w:sz w:val="28"/>
-          <w:szCs w:val="28"/>
-        </w:rPr>
-      </w:pPr>
-      <w:r>
-        <w:rPr>
-          <w:rFonts w:ascii="Times New Roman" w:hAnsi="Times New Roman" w:cs="Times New Roman"/>
-          <w:sz w:val="28"/>
-          <w:szCs w:val="28"/>
-        </w:rPr>
-        <w:t>Все процедуры сопровождаются чек-листами, что исключает пропуск обязательных этапов и упрощает работу ответственного лица.</w:t>
+        <w:t>Раздел предназначен для специалиста, ответственного за сопровождение ИС. В нём детально описаны процедуры управления учётными записями, назначения ролей и прав доступа, мониторинга системных журналов, настройки параметров безопасности и взаимодействия с внешними сервисами. Отдельно регламентирован порядок планового обновления компонентов системы и проверки совместимости с установленным школьным ПО</w:t>
+      </w:r>
+      <w:r>
+        <w:rPr>
+          <w:rFonts w:ascii="Times New Roman" w:hAnsi="Times New Roman" w:cs="Times New Roman"/>
+          <w:sz w:val="28"/>
+          <w:szCs w:val="28"/>
+        </w:rPr>
+        <w:t>.</w:t>
       </w:r>
     </w:p>
     <w:p>
@@ -9155,7 +8928,7 @@
           <w:sz w:val="28"/>
           <w:szCs w:val="28"/>
         </w:rPr>
-        <w:t>Справочник типовых неисправностей</w:t>
+        <w:t>Регламент резервного копирования и восстановления данных</w:t>
       </w:r>
     </w:p>
     <w:p>
@@ -9175,55 +8948,15 @@
           <w:sz w:val="28"/>
           <w:szCs w:val="28"/>
         </w:rPr>
-        <w:t>Раздел выполнен в формате таблицы «Симптом – Вероятная причина – Алгоритм действий – Статус обращения». В него включены наиболее частые проблемы, возникающие в учебном процессе: отсутствие изображения на мониторе/проекторе, зависание ПО, отсутствие звука, невозможность подключения к локальной сети/интернету</w:t>
-      </w:r>
-      <w:r>
-        <w:rPr>
-          <w:rFonts w:ascii="Times New Roman" w:hAnsi="Times New Roman" w:cs="Times New Roman"/>
-          <w:sz w:val="28"/>
-          <w:szCs w:val="28"/>
-        </w:rPr>
-        <w:t xml:space="preserve"> и т.</w:t>
-      </w:r>
-      <w:r>
-        <w:rPr>
-          <w:rFonts w:ascii="Times New Roman" w:hAnsi="Times New Roman" w:cs="Times New Roman"/>
-          <w:sz w:val="28"/>
-          <w:szCs w:val="28"/>
-        </w:rPr>
-        <w:t xml:space="preserve">д. Для каждой ситуации прописан чёткий пошаговый алгоритм, который позволяет преподавателю или </w:t>
-      </w:r>
-      <w:r>
-        <w:rPr>
-          <w:rFonts w:ascii="Times New Roman" w:hAnsi="Times New Roman" w:cs="Times New Roman"/>
-          <w:sz w:val="28"/>
-          <w:szCs w:val="28"/>
-        </w:rPr>
-        <w:t>администратору</w:t>
-      </w:r>
-      <w:r>
-        <w:rPr>
-          <w:rFonts w:ascii="Times New Roman" w:hAnsi="Times New Roman" w:cs="Times New Roman"/>
-          <w:sz w:val="28"/>
-          <w:szCs w:val="28"/>
-        </w:rPr>
-        <w:t xml:space="preserve"> устранить </w:t>
-      </w:r>
-      <w:r>
-        <w:rPr>
-          <w:rFonts w:ascii="Times New Roman" w:hAnsi="Times New Roman" w:cs="Times New Roman"/>
-          <w:sz w:val="28"/>
-          <w:szCs w:val="28"/>
-        </w:rPr>
-        <w:t xml:space="preserve">большинство </w:t>
-      </w:r>
-      <w:r>
-        <w:rPr>
-          <w:rFonts w:ascii="Times New Roman" w:hAnsi="Times New Roman" w:cs="Times New Roman"/>
-          <w:sz w:val="28"/>
-          <w:szCs w:val="28"/>
-        </w:rPr>
-        <w:t>типовых сбоев без привлечения внешних специалистов.</w:t>
+        <w:t>Документ определяет стратегию обеспечения сохранности важной учебной и административной информации. Включает: график резервного копирования, описание используемых инструментов и хранилищ, пошаговую инструкцию по восстановлению данных при сбоях, а также порядок документальной фиксации операций. Регламент согласован с требованиями по защите персональных данных обучающихся и сотрудников</w:t>
+      </w:r>
+      <w:r>
+        <w:rPr>
+          <w:rFonts w:ascii="Times New Roman" w:hAnsi="Times New Roman" w:cs="Times New Roman"/>
+          <w:sz w:val="28"/>
+          <w:szCs w:val="28"/>
+        </w:rPr>
+        <w:t>.</w:t>
       </w:r>
     </w:p>
     <w:p>
@@ -9249,7 +8982,7 @@
           <w:sz w:val="28"/>
           <w:szCs w:val="28"/>
         </w:rPr>
-        <w:t>Журнал учёта и регистрации инцидентов</w:t>
+        <w:t>Справочник типовых неисправностей</w:t>
       </w:r>
     </w:p>
     <w:p>
@@ -9269,39 +9002,55 @@
           <w:sz w:val="28"/>
           <w:szCs w:val="28"/>
         </w:rPr>
-        <w:t>Для контроля состояния техники разработан единый журнал. Он включает графы: дата</w:t>
-      </w:r>
-      <w:r>
-        <w:rPr>
-          <w:rFonts w:ascii="Times New Roman" w:hAnsi="Times New Roman" w:cs="Times New Roman"/>
-          <w:sz w:val="28"/>
-          <w:szCs w:val="28"/>
-        </w:rPr>
-        <w:t xml:space="preserve">, </w:t>
-      </w:r>
-      <w:r>
-        <w:rPr>
-          <w:rFonts w:ascii="Times New Roman" w:hAnsi="Times New Roman" w:cs="Times New Roman"/>
-          <w:sz w:val="28"/>
-          <w:szCs w:val="28"/>
-        </w:rPr>
-        <w:t xml:space="preserve">номер </w:t>
-      </w:r>
-      <w:r>
-        <w:rPr>
-          <w:rFonts w:ascii="Times New Roman" w:hAnsi="Times New Roman" w:cs="Times New Roman"/>
-          <w:sz w:val="28"/>
-          <w:szCs w:val="28"/>
-        </w:rPr>
-        <w:t>оборудования</w:t>
-      </w:r>
-      <w:r>
-        <w:rPr>
-          <w:rFonts w:ascii="Times New Roman" w:hAnsi="Times New Roman" w:cs="Times New Roman"/>
-          <w:sz w:val="28"/>
-          <w:szCs w:val="28"/>
-        </w:rPr>
-        <w:t>, описание проблемы, статус выполнения (устранено/в работе/требует замены). Журнал служит основой для планирования ремонтов, обоснования закупок нового оборудования и отчётности перед администрацией школы.</w:t>
+        <w:t>Раздел выполнен в формате таблицы «Симптом – Возможная причина – Алгоритм действи</w:t>
+      </w:r>
+      <w:r>
+        <w:rPr>
+          <w:rFonts w:ascii="Times New Roman" w:hAnsi="Times New Roman" w:cs="Times New Roman"/>
+          <w:sz w:val="28"/>
+          <w:szCs w:val="28"/>
+        </w:rPr>
+        <w:t>й</w:t>
+      </w:r>
+      <w:r>
+        <w:rPr>
+          <w:rFonts w:ascii="Times New Roman" w:hAnsi="Times New Roman" w:cs="Times New Roman"/>
+          <w:sz w:val="28"/>
+          <w:szCs w:val="28"/>
+        </w:rPr>
+        <w:t xml:space="preserve"> – Статус обращения». Охвачены наиболее частые эксплуатационные проблемы: ошибки авторизации, недоступность модулей, рассинхронизация данных</w:t>
+      </w:r>
+      <w:r>
+        <w:rPr>
+          <w:rFonts w:ascii="Times New Roman" w:hAnsi="Times New Roman" w:cs="Times New Roman"/>
+          <w:sz w:val="28"/>
+          <w:szCs w:val="28"/>
+        </w:rPr>
+        <w:t xml:space="preserve"> и т.д</w:t>
+      </w:r>
+      <w:r>
+        <w:rPr>
+          <w:rFonts w:ascii="Times New Roman" w:hAnsi="Times New Roman" w:cs="Times New Roman"/>
+          <w:sz w:val="28"/>
+          <w:szCs w:val="28"/>
+        </w:rPr>
+        <w:t xml:space="preserve">. Для каждого случая прописан чёткий алгоритм первичной диагностики, что позволяет устранить </w:t>
+      </w:r>
+      <w:r>
+        <w:rPr>
+          <w:rFonts w:ascii="Times New Roman" w:hAnsi="Times New Roman" w:cs="Times New Roman"/>
+          <w:sz w:val="28"/>
+          <w:szCs w:val="28"/>
+        </w:rPr>
+        <w:t>большинство</w:t>
+      </w:r>
+      <w:r>
+        <w:rPr>
+          <w:rFonts w:ascii="Times New Roman" w:hAnsi="Times New Roman" w:cs="Times New Roman"/>
+          <w:sz w:val="28"/>
+          <w:szCs w:val="28"/>
+        </w:rPr>
+        <w:t xml:space="preserve"> инцидентов без привлечения внешних специалистов.</w:t>
       </w:r>
       <w:r>
         <w:rPr>
@@ -9751,7 +9500,63 @@
           <w:sz w:val="28"/>
           <w:szCs w:val="28"/>
         </w:rPr>
-        <w:t>В ходе выполнения индивидуального задания был получен практический опыт в сборе, структурировании и оформлении эксплуатационной документации. Работа позволила закрепить компетенции, связанные с анализом технических процессов</w:t>
+        <w:t>В ходе выполнения индивидуального задания был получен практический опыт в сборе</w:t>
+      </w:r>
+      <w:r>
+        <w:rPr>
+          <w:rFonts w:ascii="Times New Roman" w:hAnsi="Times New Roman" w:cs="Times New Roman"/>
+          <w:sz w:val="28"/>
+          <w:szCs w:val="28"/>
+        </w:rPr>
+        <w:t xml:space="preserve"> данных</w:t>
+      </w:r>
+      <w:r>
+        <w:rPr>
+          <w:rFonts w:ascii="Times New Roman" w:hAnsi="Times New Roman" w:cs="Times New Roman"/>
+          <w:sz w:val="28"/>
+          <w:szCs w:val="28"/>
+        </w:rPr>
+        <w:t xml:space="preserve">, структурировании и оформлении </w:t>
+      </w:r>
+      <w:r>
+        <w:rPr>
+          <w:rFonts w:ascii="Times New Roman" w:hAnsi="Times New Roman" w:cs="Times New Roman"/>
+          <w:sz w:val="28"/>
+          <w:szCs w:val="28"/>
+        </w:rPr>
+        <w:t>техническ</w:t>
+      </w:r>
+      <w:r>
+        <w:rPr>
+          <w:rFonts w:ascii="Times New Roman" w:hAnsi="Times New Roman" w:cs="Times New Roman"/>
+          <w:sz w:val="28"/>
+          <w:szCs w:val="28"/>
+        </w:rPr>
+        <w:t>ой</w:t>
+      </w:r>
+      <w:r>
+        <w:rPr>
+          <w:rFonts w:ascii="Times New Roman" w:hAnsi="Times New Roman" w:cs="Times New Roman"/>
+          <w:sz w:val="28"/>
+          <w:szCs w:val="28"/>
+        </w:rPr>
+        <w:t xml:space="preserve"> документаци</w:t>
+      </w:r>
+      <w:r>
+        <w:rPr>
+          <w:rFonts w:ascii="Times New Roman" w:hAnsi="Times New Roman" w:cs="Times New Roman"/>
+          <w:sz w:val="28"/>
+          <w:szCs w:val="28"/>
+        </w:rPr>
+        <w:t>и</w:t>
+      </w:r>
+      <w:r>
+        <w:rPr>
+          <w:rFonts w:ascii="Times New Roman" w:hAnsi="Times New Roman" w:cs="Times New Roman"/>
+          <w:sz w:val="28"/>
+          <w:szCs w:val="28"/>
+        </w:rPr>
+        <w:t>. Работа позволила закрепить компетенции, связанные с анализом технических процессов</w:t>
       </w:r>
       <w:r>
         <w:rPr>
@@ -9769,44 +9574,7 @@
         </w:rPr>
         <w:t>и созданием нормативных документов.</w:t>
       </w:r>
-    </w:p>
-    <w:bookmarkEnd w:id="13"/>
-    <w:p>
-      <w:pPr>
-        <w:spacing w:after="0" w:line="360" w:lineRule="auto"/>
-        <w:ind w:firstLine="709"/>
-        <w:jc w:val="both"/>
-        <w:rPr>
-          <w:rFonts w:ascii="Times New Roman" w:hAnsi="Times New Roman" w:cs="Times New Roman"/>
-          <w:sz w:val="28"/>
-          <w:szCs w:val="28"/>
-        </w:rPr>
-      </w:pPr>
-      <w:r>
-        <w:rPr>
-          <w:rFonts w:ascii="Times New Roman" w:hAnsi="Times New Roman" w:cs="Times New Roman"/>
-          <w:sz w:val="28"/>
-          <w:szCs w:val="28"/>
-        </w:rPr>
-        <w:lastRenderedPageBreak/>
-        <w:t xml:space="preserve">Практическая деятельность позволила развить компетенции, необходимые для профессиональной деятельности в сфере IT-технологий, а приобретённые умения значительно повысили готовность решать реальные производственные задачи, связанные с </w:t>
-      </w:r>
-      <w:r>
-        <w:rPr>
-          <w:rFonts w:ascii="Times New Roman" w:hAnsi="Times New Roman" w:cs="Times New Roman"/>
-          <w:sz w:val="28"/>
-          <w:szCs w:val="28"/>
-        </w:rPr>
-        <w:t>проектированием, разработкой, сопровождением, администрированием информационных систем</w:t>
-      </w:r>
-      <w:r>
-        <w:rPr>
-          <w:rFonts w:ascii="Times New Roman" w:hAnsi="Times New Roman" w:cs="Times New Roman"/>
-          <w:sz w:val="28"/>
-          <w:szCs w:val="28"/>
-        </w:rPr>
-        <w:t>.</w:t>
-      </w:r>
+      <w:bookmarkEnd w:id="13"/>
       <w:r>
         <w:rPr>
           <w:rFonts w:ascii="Times New Roman" w:hAnsi="Times New Roman" w:cs="Times New Roman"/>
@@ -10024,7 +9792,7 @@
 </file>
 
 <file path=word/endnotes.xml><?xml version="1.0" encoding="utf-8"?>
-<w:endnotes xmlns:wpc="http://schemas.microsoft.com/office/word/2010/wordprocessingCanvas" xmlns:cx="http://schemas.microsoft.com/office/drawing/2014/chartex" xmlns:cx1="http://schemas.microsoft.com/office/drawing/2015/9/8/chartex" xmlns:cx2="http://schemas.microsoft.com/office/drawing/2015/10/21/chartex" xmlns:cx3="http://schemas.microsoft.com/office/drawing/2016/5/9/chartex" xmlns:cx4="http://schemas.microsoft.com/office/drawing/2016/5/10/chartex" xmlns:cx5="http://schemas.microsoft.com/office/drawing/2016/5/11/chartex" xmlns:cx6="http://schemas.microsoft.com/office/drawing/2016/5/12/chartex" xmlns:cx7="http://schemas.microsoft.com/office/drawing/2016/5/13/chartex" xmlns:cx8="http://schemas.microsoft.com/office/drawing/2016/5/14/chartex" xmlns:mc="http://schemas.openxmlformats.org/markup-compatibility/2006" xmlns:aink="http://schemas.microsoft.com/office/drawing/2016/ink" xmlns:am3d="http://schemas.microsoft.com/office/drawing/2017/model3d" xmlns:o="urn:schemas-microsoft-com:office:office" xmlns:r="http://schemas.openxmlformats.org/officeDocument/2006/relationships" xmlns:m="http://schemas.openxmlformats.org/officeDocument/2006/math" xmlns:v="urn:schemas-microsoft-com:vml" xmlns:wp14="http://schemas.microsoft.com/office/word/2010/wordprocessingDrawing" xmlns:wp="http://schemas.openxmlformats.org/drawingml/2006/wordprocessingDrawing" xmlns:w10="urn:schemas-microsoft-com:office:word" xmlns:w="http://schemas.openxmlformats.org/wordprocessingml/2006/main" xmlns:w14="http://schemas.microsoft.com/office/word/2010/wordml" xmlns:w15="http://schemas.microsoft.com/office/word/2012/wordml" xmlns:w16cex="http://schemas.microsoft.com/office/word/2018/wordml/cex" xmlns:w16cid="http://schemas.microsoft.com/office/word/2016/wordml/cid" xmlns:w16="http://schemas.microsoft.com/office/word/2018/wordml" xmlns:w16sdtdh="http://schemas.microsoft.com/office/word/2020/wordml/sdtdatahash" xmlns:w16se="http://schemas.microsoft.com/office/word/2015/wordml/symex" xmlns:wpg="http://schemas.microsoft.com/office/word/2010/wordprocessingGroup" xmlns:wpi="http://schemas.microsoft.com/office/word/2010/wordprocessingInk" xmlns:wne="http://schemas.microsoft.com/office/word/2006/wordml" xmlns:wps="http://schemas.microsoft.com/office/word/2010/wordprocessingShape" mc:Ignorable="w14 w15 w16se w16cid w16 w16cex w16sdtdh wp14">
+<w:endnotes xmlns:wpc="http://schemas.microsoft.com/office/word/2010/wordprocessingCanvas" xmlns:cx="http://schemas.microsoft.com/office/drawing/2014/chartex" xmlns:cx1="http://schemas.microsoft.com/office/drawing/2015/9/8/chartex" xmlns:cx2="http://schemas.microsoft.com/office/drawing/2015/10/21/chartex" xmlns:cx3="http://schemas.microsoft.com/office/drawing/2016/5/9/chartex" xmlns:cx4="http://schemas.microsoft.com/office/drawing/2016/5/10/chartex" xmlns:cx5="http://schemas.microsoft.com/office/drawing/2016/5/11/chartex" xmlns:cx6="http://schemas.microsoft.com/office/drawing/2016/5/12/chartex" xmlns:cx7="http://schemas.microsoft.com/office/drawing/2016/5/13/chartex" xmlns:cx8="http://schemas.microsoft.com/office/drawing/2016/5/14/chartex" xmlns:mc="http://schemas.openxmlformats.org/markup-compatibility/2006" xmlns:aink="http://schemas.microsoft.com/office/drawing/2016/ink" xmlns:am3d="http://schemas.microsoft.com/office/drawing/2017/model3d" xmlns:o="urn:schemas-microsoft-com:office:office" xmlns:oel="http://schemas.microsoft.com/office/2019/extlst" xmlns:r="http://schemas.openxmlformats.org/officeDocument/2006/relationships" xmlns:m="http://schemas.openxmlformats.org/officeDocument/2006/math" xmlns:v="urn:schemas-microsoft-com:vml" xmlns:wp14="http://schemas.microsoft.com/office/word/2010/wordprocessingDrawing" xmlns:wp="http://schemas.openxmlformats.org/drawingml/2006/wordprocessingDrawing" xmlns:w10="urn:schemas-microsoft-com:office:word" xmlns:w="http://schemas.openxmlformats.org/wordprocessingml/2006/main" xmlns:w14="http://schemas.microsoft.com/office/word/2010/wordml" xmlns:w15="http://schemas.microsoft.com/office/word/2012/wordml" xmlns:w16cex="http://schemas.microsoft.com/office/word/2018/wordml/cex" xmlns:w16cid="http://schemas.microsoft.com/office/word/2016/wordml/cid" xmlns:w16="http://schemas.microsoft.com/office/word/2018/wordml" xmlns:w16du="http://schemas.microsoft.com/office/word/2023/wordml/word16du" xmlns:w16sdtdh="http://schemas.microsoft.com/office/word/2020/wordml/sdtdatahash" xmlns:w16se="http://schemas.microsoft.com/office/word/2015/wordml/symex" xmlns:wpg="http://schemas.microsoft.com/office/word/2010/wordprocessingGroup" xmlns:wpi="http://schemas.microsoft.com/office/word/2010/wordprocessingInk" xmlns:wne="http://schemas.microsoft.com/office/word/2006/wordml" xmlns:wps="http://schemas.microsoft.com/office/word/2010/wordprocessingShape" mc:Ignorable="w14 w15 w16se w16cid w16 w16cex w16sdtdh w16du wp14">
   <w:endnote w:type="separator" w:id="-1">
     <w:p>
       <w:pPr>
@@ -10049,7 +9817,7 @@
 </file>
 
 <file path=word/footer1.xml><?xml version="1.0" encoding="utf-8"?>
-<w:ftr xmlns:wpc="http://schemas.microsoft.com/office/word/2010/wordprocessingCanvas" xmlns:cx="http://schemas.microsoft.com/office/drawing/2014/chartex" xmlns:cx1="http://schemas.microsoft.com/office/drawing/2015/9/8/chartex" xmlns:cx2="http://schemas.microsoft.com/office/drawing/2015/10/21/chartex" xmlns:cx3="http://schemas.microsoft.com/office/drawing/2016/5/9/chartex" xmlns:cx4="http://schemas.microsoft.com/office/drawing/2016/5/10/chartex" xmlns:cx5="http://schemas.microsoft.com/office/drawing/2016/5/11/chartex" xmlns:cx6="http://schemas.microsoft.com/office/drawing/2016/5/12/chartex" xmlns:cx7="http://schemas.microsoft.com/office/drawing/2016/5/13/chartex" xmlns:cx8="http://schemas.microsoft.com/office/drawing/2016/5/14/chartex" xmlns:mc="http://schemas.openxmlformats.org/markup-compatibility/2006" xmlns:aink="http://schemas.microsoft.com/office/drawing/2016/ink" xmlns:am3d="http://schemas.microsoft.com/office/drawing/2017/model3d" xmlns:o="urn:schemas-microsoft-com:office:office" xmlns:r="http://schemas.openxmlformats.org/officeDocument/2006/relationships" xmlns:m="http://schemas.openxmlformats.org/officeDocument/2006/math" xmlns:v="urn:schemas-microsoft-com:vml" xmlns:wp14="http://schemas.microsoft.com/office/word/2010/wordprocessingDrawing" xmlns:wp="http://schemas.openxmlformats.org/drawingml/2006/wordprocessingDrawing" xmlns:w10="urn:schemas-microsoft-com:office:word" xmlns:w="http://schemas.openxmlformats.org/wordprocessingml/2006/main" xmlns:w14="http://schemas.microsoft.com/office/word/2010/wordml" xmlns:w15="http://schemas.microsoft.com/office/word/2012/wordml" xmlns:w16cex="http://schemas.microsoft.com/office/word/2018/wordml/cex" xmlns:w16cid="http://schemas.microsoft.com/office/word/2016/wordml/cid" xmlns:w16="http://schemas.microsoft.com/office/word/2018/wordml" xmlns:w16sdtdh="http://schemas.microsoft.com/office/word/2020/wordml/sdtdatahash" xmlns:w16se="http://schemas.microsoft.com/office/word/2015/wordml/symex" xmlns:wpg="http://schemas.microsoft.com/office/word/2010/wordprocessingGroup" xmlns:wpi="http://schemas.microsoft.com/office/word/2010/wordprocessingInk" xmlns:wne="http://schemas.microsoft.com/office/word/2006/wordml" xmlns:wps="http://schemas.microsoft.com/office/word/2010/wordprocessingShape" mc:Ignorable="w14 w15 w16se w16cid w16 w16cex w16sdtdh wp14">
+<w:ftr xmlns:wpc="http://schemas.microsoft.com/office/word/2010/wordprocessingCanvas" xmlns:cx="http://schemas.microsoft.com/office/drawing/2014/chartex" xmlns:cx1="http://schemas.microsoft.com/office/drawing/2015/9/8/chartex" xmlns:cx2="http://schemas.microsoft.com/office/drawing/2015/10/21/chartex" xmlns:cx3="http://schemas.microsoft.com/office/drawing/2016/5/9/chartex" xmlns:cx4="http://schemas.microsoft.com/office/drawing/2016/5/10/chartex" xmlns:cx5="http://schemas.microsoft.com/office/drawing/2016/5/11/chartex" xmlns:cx6="http://schemas.microsoft.com/office/drawing/2016/5/12/chartex" xmlns:cx7="http://schemas.microsoft.com/office/drawing/2016/5/13/chartex" xmlns:cx8="http://schemas.microsoft.com/office/drawing/2016/5/14/chartex" xmlns:mc="http://schemas.openxmlformats.org/markup-compatibility/2006" xmlns:aink="http://schemas.microsoft.com/office/drawing/2016/ink" xmlns:am3d="http://schemas.microsoft.com/office/drawing/2017/model3d" xmlns:o="urn:schemas-microsoft-com:office:office" xmlns:oel="http://schemas.microsoft.com/office/2019/extlst" xmlns:r="http://schemas.openxmlformats.org/officeDocument/2006/relationships" xmlns:m="http://schemas.openxmlformats.org/officeDocument/2006/math" xmlns:v="urn:schemas-microsoft-com:vml" xmlns:wp14="http://schemas.microsoft.com/office/word/2010/wordprocessingDrawing" xmlns:wp="http://schemas.openxmlformats.org/drawingml/2006/wordprocessingDrawing" xmlns:w10="urn:schemas-microsoft-com:office:word" xmlns:w="http://schemas.openxmlformats.org/wordprocessingml/2006/main" xmlns:w14="http://schemas.microsoft.com/office/word/2010/wordml" xmlns:w15="http://schemas.microsoft.com/office/word/2012/wordml" xmlns:w16cex="http://schemas.microsoft.com/office/word/2018/wordml/cex" xmlns:w16cid="http://schemas.microsoft.com/office/word/2016/wordml/cid" xmlns:w16="http://schemas.microsoft.com/office/word/2018/wordml" xmlns:w16du="http://schemas.microsoft.com/office/word/2023/wordml/word16du" xmlns:w16sdtdh="http://schemas.microsoft.com/office/word/2020/wordml/sdtdatahash" xmlns:w16se="http://schemas.microsoft.com/office/word/2015/wordml/symex" xmlns:wpg="http://schemas.microsoft.com/office/word/2010/wordprocessingGroup" xmlns:wpi="http://schemas.microsoft.com/office/word/2010/wordprocessingInk" xmlns:wne="http://schemas.microsoft.com/office/word/2006/wordml" xmlns:wps="http://schemas.microsoft.com/office/word/2010/wordprocessingShape" mc:Ignorable="w14 w15 w16se w16cid w16 w16cex w16sdtdh w16du wp14">
   <w:p>
     <w:pPr>
       <w:pStyle w:val="a8"/>
@@ -10059,7 +9827,7 @@
 </file>
 
 <file path=word/footnotes.xml><?xml version="1.0" encoding="utf-8"?>
-<w:footnotes xmlns:wpc="http://schemas.microsoft.com/office/word/2010/wordprocessingCanvas" xmlns:cx="http://schemas.microsoft.com/office/drawing/2014/chartex" xmlns:cx1="http://schemas.microsoft.com/office/drawing/2015/9/8/chartex" xmlns:cx2="http://schemas.microsoft.com/office/drawing/2015/10/21/chartex" xmlns:cx3="http://schemas.microsoft.com/office/drawing/2016/5/9/chartex" xmlns:cx4="http://schemas.microsoft.com/office/drawing/2016/5/10/chartex" xmlns:cx5="http://schemas.microsoft.com/office/drawing/2016/5/11/chartex" xmlns:cx6="http://schemas.microsoft.com/office/drawing/2016/5/12/chartex" xmlns:cx7="http://schemas.microsoft.com/office/drawing/2016/5/13/chartex" xmlns:cx8="http://schemas.microsoft.com/office/drawing/2016/5/14/chartex" xmlns:mc="http://schemas.openxmlformats.org/markup-compatibility/2006" xmlns:aink="http://schemas.microsoft.com/office/drawing/2016/ink" xmlns:am3d="http://schemas.microsoft.com/office/drawing/2017/model3d" xmlns:o="urn:schemas-microsoft-com:office:office" xmlns:r="http://schemas.openxmlformats.org/officeDocument/2006/relationships" xmlns:m="http://schemas.openxmlformats.org/officeDocument/2006/math" xmlns:v="urn:schemas-microsoft-com:vml" xmlns:wp14="http://schemas.microsoft.com/office/word/2010/wordprocessingDrawing" xmlns:wp="http://schemas.openxmlformats.org/drawingml/2006/wordprocessingDrawing" xmlns:w10="urn:schemas-microsoft-com:office:word" xmlns:w="http://schemas.openxmlformats.org/wordprocessingml/2006/main" xmlns:w14="http://schemas.microsoft.com/office/word/2010/wordml" xmlns:w15="http://schemas.microsoft.com/office/word/2012/wordml" xmlns:w16cex="http://schemas.microsoft.com/office/word/2018/wordml/cex" xmlns:w16cid="http://schemas.microsoft.com/office/word/2016/wordml/cid" xmlns:w16="http://schemas.microsoft.com/office/word/2018/wordml" xmlns:w16sdtdh="http://schemas.microsoft.com/office/word/2020/wordml/sdtdatahash" xmlns:w16se="http://schemas.microsoft.com/office/word/2015/wordml/symex" xmlns:wpg="http://schemas.microsoft.com/office/word/2010/wordprocessingGroup" xmlns:wpi="http://schemas.microsoft.com/office/word/2010/wordprocessingInk" xmlns:wne="http://schemas.microsoft.com/office/word/2006/wordml" xmlns:wps="http://schemas.microsoft.com/office/word/2010/wordprocessingShape" mc:Ignorable="w14 w15 w16se w16cid w16 w16cex w16sdtdh wp14">
+<w:footnotes xmlns:wpc="http://schemas.microsoft.com/office/word/2010/wordprocessingCanvas" xmlns:cx="http://schemas.microsoft.com/office/drawing/2014/chartex" xmlns:cx1="http://schemas.microsoft.com/office/drawing/2015/9/8/chartex" xmlns:cx2="http://schemas.microsoft.com/office/drawing/2015/10/21/chartex" xmlns:cx3="http://schemas.microsoft.com/office/drawing/2016/5/9/chartex" xmlns:cx4="http://schemas.microsoft.com/office/drawing/2016/5/10/chartex" xmlns:cx5="http://schemas.microsoft.com/office/drawing/2016/5/11/chartex" xmlns:cx6="http://schemas.microsoft.com/office/drawing/2016/5/12/chartex" xmlns:cx7="http://schemas.microsoft.com/office/drawing/2016/5/13/chartex" xmlns:cx8="http://schemas.microsoft.com/office/drawing/2016/5/14/chartex" xmlns:mc="http://schemas.openxmlformats.org/markup-compatibility/2006" xmlns:aink="http://schemas.microsoft.com/office/drawing/2016/ink" xmlns:am3d="http://schemas.microsoft.com/office/drawing/2017/model3d" xmlns:o="urn:schemas-microsoft-com:office:office" xmlns:oel="http://schemas.microsoft.com/office/2019/extlst" xmlns:r="http://schemas.openxmlformats.org/officeDocument/2006/relationships" xmlns:m="http://schemas.openxmlformats.org/officeDocument/2006/math" xmlns:v="urn:schemas-microsoft-com:vml" xmlns:wp14="http://schemas.microsoft.com/office/word/2010/wordprocessingDrawing" xmlns:wp="http://schemas.openxmlformats.org/drawingml/2006/wordprocessingDrawing" xmlns:w10="urn:schemas-microsoft-com:office:word" xmlns:w="http://schemas.openxmlformats.org/wordprocessingml/2006/main" xmlns:w14="http://schemas.microsoft.com/office/word/2010/wordml" xmlns:w15="http://schemas.microsoft.com/office/word/2012/wordml" xmlns:w16cex="http://schemas.microsoft.com/office/word/2018/wordml/cex" xmlns:w16cid="http://schemas.microsoft.com/office/word/2016/wordml/cid" xmlns:w16="http://schemas.microsoft.com/office/word/2018/wordml" xmlns:w16du="http://schemas.microsoft.com/office/word/2023/wordml/word16du" xmlns:w16sdtdh="http://schemas.microsoft.com/office/word/2020/wordml/sdtdatahash" xmlns:w16se="http://schemas.microsoft.com/office/word/2015/wordml/symex" xmlns:wpg="http://schemas.microsoft.com/office/word/2010/wordprocessingGroup" xmlns:wpi="http://schemas.microsoft.com/office/word/2010/wordprocessingInk" xmlns:wne="http://schemas.microsoft.com/office/word/2006/wordml" xmlns:wps="http://schemas.microsoft.com/office/word/2010/wordprocessingShape" mc:Ignorable="w14 w15 w16se w16cid w16 w16cex w16sdtdh w16du wp14">
   <w:footnote w:type="separator" w:id="-1">
     <w:p>
       <w:pPr>
@@ -10084,7 +9852,7 @@
 </file>
 
 <file path=word/header1.xml><?xml version="1.0" encoding="utf-8"?>
-<w:hdr xmlns:wpc="http://schemas.microsoft.com/office/word/2010/wordprocessingCanvas" xmlns:cx="http://schemas.microsoft.com/office/drawing/2014/chartex" xmlns:cx1="http://schemas.microsoft.com/office/drawing/2015/9/8/chartex" xmlns:cx2="http://schemas.microsoft.com/office/drawing/2015/10/21/chartex" xmlns:cx3="http://schemas.microsoft.com/office/drawing/2016/5/9/chartex" xmlns:cx4="http://schemas.microsoft.com/office/drawing/2016/5/10/chartex" xmlns:cx5="http://schemas.microsoft.com/office/drawing/2016/5/11/chartex" xmlns:cx6="http://schemas.microsoft.com/office/drawing/2016/5/12/chartex" xmlns:cx7="http://schemas.microsoft.com/office/drawing/2016/5/13/chartex" xmlns:cx8="http://schemas.microsoft.com/office/drawing/2016/5/14/chartex" xmlns:mc="http://schemas.openxmlformats.org/markup-compatibility/2006" xmlns:aink="http://schemas.microsoft.com/office/drawing/2016/ink" xmlns:am3d="http://schemas.microsoft.com/office/drawing/2017/model3d" xmlns:o="urn:schemas-microsoft-com:office:office" xmlns:r="http://schemas.openxmlformats.org/officeDocument/2006/relationships" xmlns:m="http://schemas.openxmlformats.org/officeDocument/2006/math" xmlns:v="urn:schemas-microsoft-com:vml" xmlns:wp14="http://schemas.microsoft.com/office/word/2010/wordprocessingDrawing" xmlns:wp="http://schemas.openxmlformats.org/drawingml/2006/wordprocessingDrawing" xmlns:w10="urn:schemas-microsoft-com:office:word" xmlns:w="http://schemas.openxmlformats.org/wordprocessingml/2006/main" xmlns:w14="http://schemas.microsoft.com/office/word/2010/wordml" xmlns:w15="http://schemas.microsoft.com/office/word/2012/wordml" xmlns:w16cex="http://schemas.microsoft.com/office/word/2018/wordml/cex" xmlns:w16cid="http://schemas.microsoft.com/office/word/2016/wordml/cid" xmlns:w16="http://schemas.microsoft.com/office/word/2018/wordml" xmlns:w16sdtdh="http://schemas.microsoft.com/office/word/2020/wordml/sdtdatahash" xmlns:w16se="http://schemas.microsoft.com/office/word/2015/wordml/symex" xmlns:wpg="http://schemas.microsoft.com/office/word/2010/wordprocessingGroup" xmlns:wpi="http://schemas.microsoft.com/office/word/2010/wordprocessingInk" xmlns:wne="http://schemas.microsoft.com/office/word/2006/wordml" xmlns:wps="http://schemas.microsoft.com/office/word/2010/wordprocessingShape" mc:Ignorable="w14 w15 w16se w16cid w16 w16cex w16sdtdh wp14">
+<w:hdr xmlns:wpc="http://schemas.microsoft.com/office/word/2010/wordprocessingCanvas" xmlns:cx="http://schemas.microsoft.com/office/drawing/2014/chartex" xmlns:cx1="http://schemas.microsoft.com/office/drawing/2015/9/8/chartex" xmlns:cx2="http://schemas.microsoft.com/office/drawing/2015/10/21/chartex" xmlns:cx3="http://schemas.microsoft.com/office/drawing/2016/5/9/chartex" xmlns:cx4="http://schemas.microsoft.com/office/drawing/2016/5/10/chartex" xmlns:cx5="http://schemas.microsoft.com/office/drawing/2016/5/11/chartex" xmlns:cx6="http://schemas.microsoft.com/office/drawing/2016/5/12/chartex" xmlns:cx7="http://schemas.microsoft.com/office/drawing/2016/5/13/chartex" xmlns:cx8="http://schemas.microsoft.com/office/drawing/2016/5/14/chartex" xmlns:mc="http://schemas.openxmlformats.org/markup-compatibility/2006" xmlns:aink="http://schemas.microsoft.com/office/drawing/2016/ink" xmlns:am3d="http://schemas.microsoft.com/office/drawing/2017/model3d" xmlns:o="urn:schemas-microsoft-com:office:office" xmlns:oel="http://schemas.microsoft.com/office/2019/extlst" xmlns:r="http://schemas.openxmlformats.org/officeDocument/2006/relationships" xmlns:m="http://schemas.openxmlformats.org/officeDocument/2006/math" xmlns:v="urn:schemas-microsoft-com:vml" xmlns:wp14="http://schemas.microsoft.com/office/word/2010/wordprocessingDrawing" xmlns:wp="http://schemas.openxmlformats.org/drawingml/2006/wordprocessingDrawing" xmlns:w10="urn:schemas-microsoft-com:office:word" xmlns:w="http://schemas.openxmlformats.org/wordprocessingml/2006/main" xmlns:w14="http://schemas.microsoft.com/office/word/2010/wordml" xmlns:w15="http://schemas.microsoft.com/office/word/2012/wordml" xmlns:w16cex="http://schemas.microsoft.com/office/word/2018/wordml/cex" xmlns:w16cid="http://schemas.microsoft.com/office/word/2016/wordml/cid" xmlns:w16="http://schemas.microsoft.com/office/word/2018/wordml" xmlns:w16du="http://schemas.microsoft.com/office/word/2023/wordml/word16du" xmlns:w16sdtdh="http://schemas.microsoft.com/office/word/2020/wordml/sdtdatahash" xmlns:w16se="http://schemas.microsoft.com/office/word/2015/wordml/symex" xmlns:wpg="http://schemas.microsoft.com/office/word/2010/wordprocessingGroup" xmlns:wpi="http://schemas.microsoft.com/office/word/2010/wordprocessingInk" xmlns:wne="http://schemas.microsoft.com/office/word/2006/wordml" xmlns:wps="http://schemas.microsoft.com/office/word/2010/wordprocessingShape" mc:Ignorable="w14 w15 w16se w16cid w16 w16cex w16sdtdh w16du wp14">
   <w:p>
     <w:pPr>
       <w:pStyle w:val="a6"/>
@@ -10095,19 +9863,19 @@
         <w:lang w:eastAsia="ru-RU"/>
       </w:rPr>
       <w:pict w14:anchorId="09BF59C6">
-        <v:group id="_x0000_s2149" style="position:absolute;margin-left:57.75pt;margin-top:15.75pt;width:520.45pt;height:806.5pt;z-index:251658240;mso-position-horizontal-relative:page;mso-position-vertical-relative:page" coordsize="20000,20000" o:allowincell="f">
-          <v:rect id="_x0000_s2150" style="position:absolute;width:20000;height:20000" filled="f" strokeweight="2pt"/>
-          <v:line id="_x0000_s2151" style="position:absolute" from="993,17183" to="995,18221" strokeweight="2pt"/>
-          <v:line id="_x0000_s2152" style="position:absolute" from="10,17173" to="19977,17174" strokeweight="2pt"/>
-          <v:line id="_x0000_s2153" style="position:absolute" from="2186,17192" to="2188,19989" strokeweight="2pt"/>
-          <v:line id="_x0000_s2154" style="position:absolute" from="4919,17192" to="4921,19989" strokeweight="2pt"/>
-          <v:line id="_x0000_s2155" style="position:absolute" from="6557,17192" to="6559,19989" strokeweight="2pt"/>
-          <v:line id="_x0000_s2156" style="position:absolute" from="7650,17183" to="7652,19979" strokeweight="2pt"/>
-          <v:line id="_x0000_s2157" style="position:absolute" from="15848,18239" to="15852,18932" strokeweight="2pt"/>
-          <v:line id="_x0000_s2158" style="position:absolute" from="10,19293" to="7631,19295" strokeweight="1pt"/>
-          <v:line id="_x0000_s2159" style="position:absolute" from="10,19646" to="7631,19647" strokeweight="1pt"/>
-          <v:rect id="_x0000_s2160" style="position:absolute;left:54;top:17912;width:883;height:309" filled="f" stroked="f" strokeweight=".25pt">
-            <v:textbox style="mso-next-textbox:#_x0000_s2160" inset="1pt,1pt,1pt,1pt">
+        <v:group id="_x0000_s1125" style="position:absolute;margin-left:57.75pt;margin-top:15.75pt;width:520.45pt;height:806.5pt;z-index:251658240;mso-position-horizontal-relative:page;mso-position-vertical-relative:page" coordsize="20000,20000" o:allowincell="f">
+          <v:rect id="_x0000_s1126" style="position:absolute;width:20000;height:20000" filled="f" strokeweight="2pt"/>
+          <v:line id="_x0000_s1127" style="position:absolute" from="993,17183" to="995,18221" strokeweight="2pt"/>
+          <v:line id="_x0000_s1128" style="position:absolute" from="10,17173" to="19977,17174" strokeweight="2pt"/>
+          <v:line id="_x0000_s1129" style="position:absolute" from="2186,17192" to="2188,19989" strokeweight="2pt"/>
+          <v:line id="_x0000_s1130" style="position:absolute" from="4919,17192" to="4921,19989" strokeweight="2pt"/>
+          <v:line id="_x0000_s1131" style="position:absolute" from="6557,17192" to="6559,19989" strokeweight="2pt"/>
+          <v:line id="_x0000_s1132" style="position:absolute" from="7650,17183" to="7652,19979" strokeweight="2pt"/>
+          <v:line id="_x0000_s1133" style="position:absolute" from="15848,18239" to="15852,18932" strokeweight="2pt"/>
+          <v:line id="_x0000_s1134" style="position:absolute" from="10,19293" to="7631,19295" strokeweight="1pt"/>
+          <v:line id="_x0000_s1135" style="position:absolute" from="10,19646" to="7631,19647" strokeweight="1pt"/>
+          <v:rect id="_x0000_s1136" style="position:absolute;left:54;top:17912;width:883;height:309" filled="f" stroked="f" strokeweight=".25pt">
+            <v:textbox style="mso-next-textbox:#_x0000_s1136" inset="1pt,1pt,1pt,1pt">
               <w:txbxContent>
                 <w:p>
                   <w:pPr>
@@ -10135,8 +9903,8 @@
               </w:txbxContent>
             </v:textbox>
           </v:rect>
-          <v:rect id="_x0000_s2161" style="position:absolute;left:1051;top:17912;width:1100;height:309" filled="f" stroked="f" strokeweight=".25pt">
-            <v:textbox style="mso-next-textbox:#_x0000_s2161" inset="1pt,1pt,1pt,1pt">
+          <v:rect id="_x0000_s1137" style="position:absolute;left:1051;top:17912;width:1100;height:309" filled="f" stroked="f" strokeweight=".25pt">
+            <v:textbox style="mso-next-textbox:#_x0000_s1137" inset="1pt,1pt,1pt,1pt">
               <w:txbxContent>
                 <w:p>
                   <w:pPr>
@@ -10156,8 +9924,8 @@
               </w:txbxContent>
             </v:textbox>
           </v:rect>
-          <v:rect id="_x0000_s2162" style="position:absolute;left:2267;top:17912;width:2573;height:309" filled="f" stroked="f" strokeweight=".25pt">
-            <v:textbox style="mso-next-textbox:#_x0000_s2162" inset="1pt,1pt,1pt,1pt">
+          <v:rect id="_x0000_s1138" style="position:absolute;left:2267;top:17912;width:2573;height:309" filled="f" stroked="f" strokeweight=".25pt">
+            <v:textbox style="mso-next-textbox:#_x0000_s1138" inset="1pt,1pt,1pt,1pt">
               <w:txbxContent>
                 <w:p>
                   <w:pPr>
@@ -10191,8 +9959,8 @@
               </w:txbxContent>
             </v:textbox>
           </v:rect>
-          <v:rect id="_x0000_s2163" style="position:absolute;left:4983;top:17912;width:1534;height:309" filled="f" stroked="f" strokeweight=".25pt">
-            <v:textbox style="mso-next-textbox:#_x0000_s2163" inset="1pt,1pt,1pt,1pt">
+          <v:rect id="_x0000_s1139" style="position:absolute;left:4983;top:17912;width:1534;height:309" filled="f" stroked="f" strokeweight=".25pt">
+            <v:textbox style="mso-next-textbox:#_x0000_s1139" inset="1pt,1pt,1pt,1pt">
               <w:txbxContent>
                 <w:p>
                   <w:pPr>
@@ -10214,8 +9982,8 @@
               </w:txbxContent>
             </v:textbox>
           </v:rect>
-          <v:rect id="_x0000_s2164" style="position:absolute;left:6604;top:17912;width:1000;height:309" filled="f" stroked="f" strokeweight=".25pt">
-            <v:textbox style="mso-next-textbox:#_x0000_s2164" inset="1pt,1pt,1pt,1pt">
+          <v:rect id="_x0000_s1140" style="position:absolute;left:6604;top:17912;width:1000;height:309" filled="f" stroked="f" strokeweight=".25pt">
+            <v:textbox style="mso-next-textbox:#_x0000_s1140" inset="1pt,1pt,1pt,1pt">
               <w:txbxContent>
                 <w:p>
                   <w:pPr>
@@ -10235,8 +10003,8 @@
               </w:txbxContent>
             </v:textbox>
           </v:rect>
-          <v:rect id="_x0000_s2165" style="position:absolute;left:15929;top:18258;width:1475;height:309" filled="f" stroked="f" strokeweight=".25pt">
-            <v:textbox style="mso-next-textbox:#_x0000_s2165" inset="1pt,1pt,1pt,1pt">
+          <v:rect id="_x0000_s1141" style="position:absolute;left:15929;top:18258;width:1475;height:309" filled="f" stroked="f" strokeweight=".25pt">
+            <v:textbox style="mso-next-textbox:#_x0000_s1141" inset="1pt,1pt,1pt,1pt">
               <w:txbxContent>
                 <w:p>
                   <w:pPr>
@@ -10256,8 +10024,8 @@
               </w:txbxContent>
             </v:textbox>
           </v:rect>
-          <v:rect id="_x0000_s2166" style="position:absolute;left:15929;top:18623;width:1475;height:310" filled="f" stroked="f" strokeweight=".25pt">
-            <v:textbox style="mso-next-textbox:#_x0000_s2166" inset="1pt,1pt,1pt,1pt">
+          <v:rect id="_x0000_s1142" style="position:absolute;left:15929;top:18623;width:1475;height:310" filled="f" stroked="f" strokeweight=".25pt">
+            <v:textbox style="mso-next-textbox:#_x0000_s1142" inset="1pt,1pt,1pt,1pt">
               <w:txbxContent>
                 <w:p>
                   <w:pPr>
@@ -10279,8 +10047,8 @@
               </w:txbxContent>
             </v:textbox>
           </v:rect>
-          <v:rect id="_x0000_s2167" style="position:absolute;left:7760;top:17481;width:12159;height:477" filled="f" stroked="f" strokeweight=".25pt">
-            <v:textbox style="mso-next-textbox:#_x0000_s2167" inset="1pt,1pt,1pt,1pt">
+          <v:rect id="_x0000_s1143" style="position:absolute;left:7760;top:17481;width:12159;height:477" filled="f" stroked="f" strokeweight=".25pt">
+            <v:textbox style="mso-next-textbox:#_x0000_s1143" inset="1pt,1pt,1pt,1pt">
               <w:txbxContent>
                 <w:p>
                   <w:pPr>
@@ -10352,14 +10120,14 @@
               </w:txbxContent>
             </v:textbox>
           </v:rect>
-          <v:line id="_x0000_s2168" style="position:absolute" from="12,18233" to="19979,18234" strokeweight="2pt"/>
-          <v:line id="_x0000_s2169" style="position:absolute" from="25,17881" to="7646,17882" strokeweight="2pt"/>
-          <v:line id="_x0000_s2170" style="position:absolute" from="10,17526" to="7631,17527" strokeweight="1pt"/>
-          <v:line id="_x0000_s2171" style="position:absolute" from="10,18938" to="7631,18939" strokeweight="1pt"/>
-          <v:line id="_x0000_s2172" style="position:absolute" from="10,18583" to="7631,18584" strokeweight="1pt"/>
-          <v:group id="_x0000_s2173" style="position:absolute;left:39;top:18267;width:4801;height:310" coordsize="19999,20000">
-            <v:rect id="_x0000_s2174" style="position:absolute;width:8856;height:20000" filled="f" stroked="f" strokeweight=".25pt">
-              <v:textbox style="mso-next-textbox:#_x0000_s2174" inset="1pt,1pt,1pt,1pt">
+          <v:line id="_x0000_s1144" style="position:absolute" from="12,18233" to="19979,18234" strokeweight="2pt"/>
+          <v:line id="_x0000_s1145" style="position:absolute" from="25,17881" to="7646,17882" strokeweight="2pt"/>
+          <v:line id="_x0000_s1146" style="position:absolute" from="10,17526" to="7631,17527" strokeweight="1pt"/>
+          <v:line id="_x0000_s1147" style="position:absolute" from="10,18938" to="7631,18939" strokeweight="1pt"/>
+          <v:line id="_x0000_s1148" style="position:absolute" from="10,18583" to="7631,18584" strokeweight="1pt"/>
+          <v:group id="_x0000_s1149" style="position:absolute;left:39;top:18267;width:4801;height:310" coordsize="19999,20000">
+            <v:rect id="_x0000_s1150" style="position:absolute;width:8856;height:20000" filled="f" stroked="f" strokeweight=".25pt">
+              <v:textbox style="mso-next-textbox:#_x0000_s1150" inset="1pt,1pt,1pt,1pt">
                 <w:txbxContent>
                   <w:p>
                     <w:pPr>
@@ -10392,8 +10160,8 @@
                 </w:txbxContent>
               </v:textbox>
             </v:rect>
-            <v:rect id="_x0000_s2175" style="position:absolute;left:9281;width:10718;height:20000" filled="f" stroked="f" strokeweight=".25pt">
-              <v:textbox style="mso-next-textbox:#_x0000_s2175" inset="1pt,1pt,1pt,1pt">
+            <v:rect id="_x0000_s1151" style="position:absolute;left:9281;width:10718;height:20000" filled="f" stroked="f" strokeweight=".25pt">
+              <v:textbox style="mso-next-textbox:#_x0000_s1151" inset="1pt,1pt,1pt,1pt">
                 <w:txbxContent>
                   <w:p>
                     <w:pPr>
@@ -10414,9 +10182,9 @@
               </v:textbox>
             </v:rect>
           </v:group>
-          <v:group id="_x0000_s2176" style="position:absolute;left:39;top:18614;width:4801;height:309" coordsize="19999,20000">
-            <v:rect id="_x0000_s2177" style="position:absolute;width:8856;height:20000" filled="f" stroked="f" strokeweight=".25pt">
-              <v:textbox style="mso-next-textbox:#_x0000_s2177" inset="1pt,1pt,1pt,1pt">
+          <v:group id="_x0000_s1152" style="position:absolute;left:39;top:18614;width:4801;height:309" coordsize="19999,20000">
+            <v:rect id="_x0000_s1153" style="position:absolute;width:8856;height:20000" filled="f" stroked="f" strokeweight=".25pt">
+              <v:textbox style="mso-next-textbox:#_x0000_s1153" inset="1pt,1pt,1pt,1pt">
                 <w:txbxContent>
                   <w:p>
                     <w:pPr>
@@ -10449,8 +10217,8 @@
                 </w:txbxContent>
               </v:textbox>
             </v:rect>
-            <v:rect id="_x0000_s2178" style="position:absolute;left:9281;width:10718;height:20000" filled="f" stroked="f" strokeweight=".25pt">
-              <v:textbox style="mso-next-textbox:#_x0000_s2178" inset="1pt,1pt,1pt,1pt">
+            <v:rect id="_x0000_s1154" style="position:absolute;left:9281;width:10718;height:20000" filled="f" stroked="f" strokeweight=".25pt">
+              <v:textbox style="mso-next-textbox:#_x0000_s1154" inset="1pt,1pt,1pt,1pt">
                 <w:txbxContent>
                   <w:p>
                     <w:pPr>
@@ -10479,9 +10247,9 @@
               </v:textbox>
             </v:rect>
           </v:group>
-          <v:group id="_x0000_s2179" style="position:absolute;left:39;top:18969;width:4801;height:309" coordsize="19999,20000">
-            <v:rect id="_x0000_s2180" style="position:absolute;width:8856;height:20000" filled="f" stroked="f" strokeweight=".25pt">
-              <v:textbox style="mso-next-textbox:#_x0000_s2180" inset="1pt,1pt,1pt,1pt">
+          <v:group id="_x0000_s1155" style="position:absolute;left:39;top:18969;width:4801;height:309" coordsize="19999,20000">
+            <v:rect id="_x0000_s1156" style="position:absolute;width:8856;height:20000" filled="f" stroked="f" strokeweight=".25pt">
+              <v:textbox style="mso-next-textbox:#_x0000_s1156" inset="1pt,1pt,1pt,1pt">
                 <w:txbxContent>
                   <w:p>
                     <w:pPr>
@@ -10514,17 +10282,17 @@
                 </w:txbxContent>
               </v:textbox>
             </v:rect>
-            <v:rect id="_x0000_s2181" style="position:absolute;left:9281;width:10718;height:20000" filled="f" stroked="f" strokeweight=".25pt">
-              <v:textbox style="mso-next-textbox:#_x0000_s2181" inset="1pt,1pt,1pt,1pt">
+            <v:rect id="_x0000_s1157" style="position:absolute;left:9281;width:10718;height:20000" filled="f" stroked="f" strokeweight=".25pt">
+              <v:textbox style="mso-next-textbox:#_x0000_s1157" inset="1pt,1pt,1pt,1pt">
                 <w:txbxContent>
                   <w:p/>
                 </w:txbxContent>
               </v:textbox>
             </v:rect>
           </v:group>
-          <v:group id="_x0000_s2182" style="position:absolute;left:39;top:19314;width:4801;height:310" coordsize="19999,20000">
-            <v:rect id="_x0000_s2183" style="position:absolute;width:8856;height:20000" filled="f" stroked="f" strokeweight=".25pt">
-              <v:textbox style="mso-next-textbox:#_x0000_s2183" inset="1pt,1pt,1pt,1pt">
+          <v:group id="_x0000_s1158" style="position:absolute;left:39;top:19314;width:4801;height:310" coordsize="19999,20000">
+            <v:rect id="_x0000_s1159" style="position:absolute;width:8856;height:20000" filled="f" stroked="f" strokeweight=".25pt">
+              <v:textbox style="mso-next-textbox:#_x0000_s1159" inset="1pt,1pt,1pt,1pt">
                 <w:txbxContent>
                   <w:p>
                     <w:pPr>
@@ -10537,29 +10305,23 @@
                       <w:rPr>
                         <w:sz w:val="18"/>
                       </w:rPr>
-                      <w:t xml:space="preserve"> </w:t>
-                    </w:r>
-                    <w:r>
-                      <w:rPr>
-                        <w:sz w:val="18"/>
-                      </w:rPr>
-                      <w:t>Н. Контр.</w:t>
+                      <w:t xml:space="preserve"> Н. Контр.</w:t>
                     </w:r>
                   </w:p>
                 </w:txbxContent>
               </v:textbox>
             </v:rect>
-            <v:rect id="_x0000_s2184" style="position:absolute;left:9281;width:10718;height:20000" filled="f" stroked="f" strokeweight=".25pt">
-              <v:textbox style="mso-next-textbox:#_x0000_s2184" inset="1pt,1pt,1pt,1pt">
+            <v:rect id="_x0000_s1160" style="position:absolute;left:9281;width:10718;height:20000" filled="f" stroked="f" strokeweight=".25pt">
+              <v:textbox style="mso-next-textbox:#_x0000_s1160" inset="1pt,1pt,1pt,1pt">
                 <w:txbxContent>
                   <w:p/>
                 </w:txbxContent>
               </v:textbox>
             </v:rect>
           </v:group>
-          <v:group id="_x0000_s2185" style="position:absolute;left:39;top:19660;width:4801;height:309" coordsize="19999,20000">
-            <v:rect id="_x0000_s2186" style="position:absolute;width:8856;height:20000" filled="f" stroked="f" strokeweight=".25pt">
-              <v:textbox style="mso-next-textbox:#_x0000_s2186" inset="1pt,1pt,1pt,1pt">
+          <v:group id="_x0000_s1161" style="position:absolute;left:39;top:19660;width:4801;height:309" coordsize="19999,20000">
+            <v:rect id="_x0000_s1162" style="position:absolute;width:8856;height:20000" filled="f" stroked="f" strokeweight=".25pt">
+              <v:textbox style="mso-next-textbox:#_x0000_s1162" inset="1pt,1pt,1pt,1pt">
                 <w:txbxContent>
                   <w:p>
                     <w:pPr>
@@ -10592,17 +10354,17 @@
                 </w:txbxContent>
               </v:textbox>
             </v:rect>
-            <v:rect id="_x0000_s2187" style="position:absolute;left:9281;width:10718;height:20000" filled="f" stroked="f" strokeweight=".25pt">
-              <v:textbox style="mso-next-textbox:#_x0000_s2187" inset="1pt,1pt,1pt,1pt">
+            <v:rect id="_x0000_s1163" style="position:absolute;left:9281;width:10718;height:20000" filled="f" stroked="f" strokeweight=".25pt">
+              <v:textbox style="mso-next-textbox:#_x0000_s1163" inset="1pt,1pt,1pt,1pt">
                 <w:txbxContent>
                   <w:p/>
                 </w:txbxContent>
               </v:textbox>
             </v:rect>
           </v:group>
-          <v:line id="_x0000_s2188" style="position:absolute" from="14208,18239" to="14210,19979" strokeweight="2pt"/>
-          <v:rect id="_x0000_s2189" style="position:absolute;left:7787;top:18314;width:6292;height:1609" filled="f" stroked="f" strokeweight=".25pt">
-            <v:textbox style="mso-next-textbox:#_x0000_s2189" inset="1pt,1pt,1pt,1pt">
+          <v:line id="_x0000_s1164" style="position:absolute" from="14208,18239" to="14210,19979" strokeweight="2pt"/>
+          <v:rect id="_x0000_s1165" style="position:absolute;left:7787;top:18314;width:6292;height:1609" filled="f" stroked="f" strokeweight=".25pt">
+            <v:textbox style="mso-next-textbox:#_x0000_s1165" inset="1pt,1pt,1pt,1pt">
               <w:txbxContent>
                 <w:p>
                   <w:pPr>
@@ -10627,11 +10389,11 @@
               </w:txbxContent>
             </v:textbox>
           </v:rect>
-          <v:line id="_x0000_s2190" style="position:absolute" from="14221,18587" to="19990,18588" strokeweight="2pt"/>
-          <v:line id="_x0000_s2191" style="position:absolute" from="14219,18939" to="19988,18941" strokeweight="2pt"/>
-          <v:line id="_x0000_s2192" style="position:absolute" from="17487,18239" to="17490,18932" strokeweight="2pt"/>
-          <v:rect id="_x0000_s2193" style="position:absolute;left:14295;top:18258;width:1474;height:309" filled="f" stroked="f" strokeweight=".25pt">
-            <v:textbox style="mso-next-textbox:#_x0000_s2193" inset="1pt,1pt,1pt,1pt">
+          <v:line id="_x0000_s1166" style="position:absolute" from="14221,18587" to="19990,18588" strokeweight="2pt"/>
+          <v:line id="_x0000_s1167" style="position:absolute" from="14219,18939" to="19988,18941" strokeweight="2pt"/>
+          <v:line id="_x0000_s1168" style="position:absolute" from="17487,18239" to="17490,18932" strokeweight="2pt"/>
+          <v:rect id="_x0000_s1169" style="position:absolute;left:14295;top:18258;width:1474;height:309" filled="f" stroked="f" strokeweight=".25pt">
+            <v:textbox style="mso-next-textbox:#_x0000_s1169" inset="1pt,1pt,1pt,1pt">
               <w:txbxContent>
                 <w:p>
                   <w:pPr>
@@ -10659,8 +10421,8 @@
               </w:txbxContent>
             </v:textbox>
           </v:rect>
-          <v:rect id="_x0000_s2194" style="position:absolute;left:17577;top:18258;width:2327;height:309" filled="f" stroked="f" strokeweight=".25pt">
-            <v:textbox style="mso-next-textbox:#_x0000_s2194" inset="1pt,1pt,1pt,1pt">
+          <v:rect id="_x0000_s1170" style="position:absolute;left:17577;top:18258;width:2327;height:309" filled="f" stroked="f" strokeweight=".25pt">
+            <v:textbox style="mso-next-textbox:#_x0000_s1170" inset="1pt,1pt,1pt,1pt">
               <w:txbxContent>
                 <w:p>
                   <w:pPr>
@@ -10680,8 +10442,8 @@
               </w:txbxContent>
             </v:textbox>
           </v:rect>
-          <v:rect id="_x0000_s2195" style="position:absolute;left:17591;top:18613;width:2326;height:309" filled="f" stroked="f" strokeweight=".25pt">
-            <v:textbox style="mso-next-textbox:#_x0000_s2195" inset="1pt,1pt,1pt,1pt">
+          <v:rect id="_x0000_s1171" style="position:absolute;left:17591;top:18613;width:2326;height:309" filled="f" stroked="f" strokeweight=".25pt">
+            <v:textbox style="mso-next-textbox:#_x0000_s1171" inset="1pt,1pt,1pt,1pt">
               <w:txbxContent>
                 <w:p>
                   <w:pPr>
@@ -10703,10 +10465,10 @@
               </w:txbxContent>
             </v:textbox>
           </v:rect>
-          <v:line id="_x0000_s2196" style="position:absolute" from="14755,18594" to="14757,18932" strokeweight="1pt"/>
-          <v:line id="_x0000_s2197" style="position:absolute" from="15301,18595" to="15303,18933" strokeweight="1pt"/>
-          <v:rect id="_x0000_s2198" style="position:absolute;left:14295;top:19221;width:5609;height:440" filled="f" stroked="f" strokeweight=".25pt">
-            <v:textbox style="mso-next-textbox:#_x0000_s2198" inset="1pt,1pt,1pt,1pt">
+          <v:line id="_x0000_s1172" style="position:absolute" from="14755,18594" to="14757,18932" strokeweight="1pt"/>
+          <v:line id="_x0000_s1173" style="position:absolute" from="15301,18595" to="15303,18933" strokeweight="1pt"/>
+          <v:rect id="_x0000_s1174" style="position:absolute;left:14295;top:19221;width:5609;height:440" filled="f" stroked="f" strokeweight=".25pt">
+            <v:textbox style="mso-next-textbox:#_x0000_s1174" inset="1pt,1pt,1pt,1pt">
               <w:txbxContent>
                 <w:p>
                   <w:pPr>
@@ -10806,7 +10568,7 @@
 </file>
 
 <file path=word/header2.xml><?xml version="1.0" encoding="utf-8"?>
-<w:hdr xmlns:wpc="http://schemas.microsoft.com/office/word/2010/wordprocessingCanvas" xmlns:cx="http://schemas.microsoft.com/office/drawing/2014/chartex" xmlns:cx1="http://schemas.microsoft.com/office/drawing/2015/9/8/chartex" xmlns:cx2="http://schemas.microsoft.com/office/drawing/2015/10/21/chartex" xmlns:cx3="http://schemas.microsoft.com/office/drawing/2016/5/9/chartex" xmlns:cx4="http://schemas.microsoft.com/office/drawing/2016/5/10/chartex" xmlns:cx5="http://schemas.microsoft.com/office/drawing/2016/5/11/chartex" xmlns:cx6="http://schemas.microsoft.com/office/drawing/2016/5/12/chartex" xmlns:cx7="http://schemas.microsoft.com/office/drawing/2016/5/13/chartex" xmlns:cx8="http://schemas.microsoft.com/office/drawing/2016/5/14/chartex" xmlns:mc="http://schemas.openxmlformats.org/markup-compatibility/2006" xmlns:aink="http://schemas.microsoft.com/office/drawing/2016/ink" xmlns:am3d="http://schemas.microsoft.com/office/drawing/2017/model3d" xmlns:o="urn:schemas-microsoft-com:office:office" xmlns:r="http://schemas.openxmlformats.org/officeDocument/2006/relationships" xmlns:m="http://schemas.openxmlformats.org/officeDocument/2006/math" xmlns:v="urn:schemas-microsoft-com:vml" xmlns:wp14="http://schemas.microsoft.com/office/word/2010/wordprocessingDrawing" xmlns:wp="http://schemas.openxmlformats.org/drawingml/2006/wordprocessingDrawing" xmlns:w10="urn:schemas-microsoft-com:office:word" xmlns:w="http://schemas.openxmlformats.org/wordprocessingml/2006/main" xmlns:w14="http://schemas.microsoft.com/office/word/2010/wordml" xmlns:w15="http://schemas.microsoft.com/office/word/2012/wordml" xmlns:w16cex="http://schemas.microsoft.com/office/word/2018/wordml/cex" xmlns:w16cid="http://schemas.microsoft.com/office/word/2016/wordml/cid" xmlns:w16="http://schemas.microsoft.com/office/word/2018/wordml" xmlns:w16sdtdh="http://schemas.microsoft.com/office/word/2020/wordml/sdtdatahash" xmlns:w16se="http://schemas.microsoft.com/office/word/2015/wordml/symex" xmlns:wpg="http://schemas.microsoft.com/office/word/2010/wordprocessingGroup" xmlns:wpi="http://schemas.microsoft.com/office/word/2010/wordprocessingInk" xmlns:wne="http://schemas.microsoft.com/office/word/2006/wordml" xmlns:wps="http://schemas.microsoft.com/office/word/2010/wordprocessingShape" mc:Ignorable="w14 w15 w16se w16cid w16 w16cex w16sdtdh wp14">
+<w:hdr xmlns:wpc="http://schemas.microsoft.com/office/word/2010/wordprocessingCanvas" xmlns:cx="http://schemas.microsoft.com/office/drawing/2014/chartex" xmlns:cx1="http://schemas.microsoft.com/office/drawing/2015/9/8/chartex" xmlns:cx2="http://schemas.microsoft.com/office/drawing/2015/10/21/chartex" xmlns:cx3="http://schemas.microsoft.com/office/drawing/2016/5/9/chartex" xmlns:cx4="http://schemas.microsoft.com/office/drawing/2016/5/10/chartex" xmlns:cx5="http://schemas.microsoft.com/office/drawing/2016/5/11/chartex" xmlns:cx6="http://schemas.microsoft.com/office/drawing/2016/5/12/chartex" xmlns:cx7="http://schemas.microsoft.com/office/drawing/2016/5/13/chartex" xmlns:cx8="http://schemas.microsoft.com/office/drawing/2016/5/14/chartex" xmlns:mc="http://schemas.openxmlformats.org/markup-compatibility/2006" xmlns:aink="http://schemas.microsoft.com/office/drawing/2016/ink" xmlns:am3d="http://schemas.microsoft.com/office/drawing/2017/model3d" xmlns:o="urn:schemas-microsoft-com:office:office" xmlns:oel="http://schemas.microsoft.com/office/2019/extlst" xmlns:r="http://schemas.openxmlformats.org/officeDocument/2006/relationships" xmlns:m="http://schemas.openxmlformats.org/officeDocument/2006/math" xmlns:v="urn:schemas-microsoft-com:vml" xmlns:wp14="http://schemas.microsoft.com/office/word/2010/wordprocessingDrawing" xmlns:wp="http://schemas.openxmlformats.org/drawingml/2006/wordprocessingDrawing" xmlns:w10="urn:schemas-microsoft-com:office:word" xmlns:w="http://schemas.openxmlformats.org/wordprocessingml/2006/main" xmlns:w14="http://schemas.microsoft.com/office/word/2010/wordml" xmlns:w15="http://schemas.microsoft.com/office/word/2012/wordml" xmlns:w16cex="http://schemas.microsoft.com/office/word/2018/wordml/cex" xmlns:w16cid="http://schemas.microsoft.com/office/word/2016/wordml/cid" xmlns:w16="http://schemas.microsoft.com/office/word/2018/wordml" xmlns:w16du="http://schemas.microsoft.com/office/word/2023/wordml/word16du" xmlns:w16sdtdh="http://schemas.microsoft.com/office/word/2020/wordml/sdtdatahash" xmlns:w16se="http://schemas.microsoft.com/office/word/2015/wordml/symex" xmlns:wpg="http://schemas.microsoft.com/office/word/2010/wordprocessingGroup" xmlns:wpi="http://schemas.microsoft.com/office/word/2010/wordprocessingInk" xmlns:wne="http://schemas.microsoft.com/office/word/2006/wordml" xmlns:wps="http://schemas.microsoft.com/office/word/2010/wordprocessingShape" mc:Ignorable="w14 w15 w16se w16cid w16 w16cex w16sdtdh w16du wp14">
   <w:p>
     <w:pPr>
       <w:pStyle w:val="a6"/>
@@ -10817,20 +10579,20 @@
         <w:lang w:eastAsia="ru-RU"/>
       </w:rPr>
       <w:pict w14:anchorId="0CE3C9D7">
-        <v:group id="_x0000_s2249" style="position:absolute;margin-left:56.75pt;margin-top:15.75pt;width:523.55pt;height:811.85pt;z-index:251659264;mso-position-horizontal-relative:page;mso-position-vertical-relative:page" coordsize="20000,20000" o:allowincell="f">
-          <v:rect id="_x0000_s2250" style="position:absolute;width:20000;height:20000" filled="f" strokeweight="2pt"/>
-          <v:line id="_x0000_s2251" style="position:absolute" from="1093,18949" to="1095,19989" strokeweight="2pt"/>
-          <v:line id="_x0000_s2252" style="position:absolute" from="10,18941" to="19977,18942" strokeweight="2pt"/>
-          <v:line id="_x0000_s2253" style="position:absolute" from="2186,18949" to="2188,19989" strokeweight="2pt"/>
-          <v:line id="_x0000_s2254" style="position:absolute" from="4919,18949" to="4921,19989" strokeweight="2pt"/>
-          <v:line id="_x0000_s2255" style="position:absolute" from="6557,18959" to="6559,19989" strokeweight="2pt"/>
-          <v:line id="_x0000_s2256" style="position:absolute" from="7650,18949" to="7652,19979" strokeweight="2pt"/>
-          <v:line id="_x0000_s2257" style="position:absolute" from="18905,18949" to="18909,19989" strokeweight="2pt"/>
-          <v:line id="_x0000_s2258" style="position:absolute" from="10,19293" to="7631,19295" strokeweight="1pt"/>
-          <v:line id="_x0000_s2259" style="position:absolute" from="10,19646" to="7631,19647" strokeweight="2pt"/>
-          <v:line id="_x0000_s2260" style="position:absolute" from="18919,19296" to="19990,19297" strokeweight="1pt"/>
-          <v:rect id="_x0000_s2261" style="position:absolute;left:54;top:19660;width:1000;height:309" filled="f" stroked="f" strokeweight=".25pt">
-            <v:textbox style="mso-next-textbox:#_x0000_s2261" inset="1pt,1pt,1pt,1pt">
+        <v:group id="_x0000_s1225" style="position:absolute;margin-left:56.75pt;margin-top:15.75pt;width:523.55pt;height:811.85pt;z-index:251659264;mso-position-horizontal-relative:page;mso-position-vertical-relative:page" coordsize="20000,20000" o:allowincell="f">
+          <v:rect id="_x0000_s1226" style="position:absolute;width:20000;height:20000" filled="f" strokeweight="2pt"/>
+          <v:line id="_x0000_s1227" style="position:absolute" from="1093,18949" to="1095,19989" strokeweight="2pt"/>
+          <v:line id="_x0000_s1228" style="position:absolute" from="10,18941" to="19977,18942" strokeweight="2pt"/>
+          <v:line id="_x0000_s1229" style="position:absolute" from="2186,18949" to="2188,19989" strokeweight="2pt"/>
+          <v:line id="_x0000_s1230" style="position:absolute" from="4919,18949" to="4921,19989" strokeweight="2pt"/>
+          <v:line id="_x0000_s1231" style="position:absolute" from="6557,18959" to="6559,19989" strokeweight="2pt"/>
+          <v:line id="_x0000_s1232" style="position:absolute" from="7650,18949" to="7652,19979" strokeweight="2pt"/>
+          <v:line id="_x0000_s1233" style="position:absolute" from="18905,18949" to="18909,19989" strokeweight="2pt"/>
+          <v:line id="_x0000_s1234" style="position:absolute" from="10,19293" to="7631,19295" strokeweight="1pt"/>
+          <v:line id="_x0000_s1235" style="position:absolute" from="10,19646" to="7631,19647" strokeweight="2pt"/>
+          <v:line id="_x0000_s1236" style="position:absolute" from="18919,19296" to="19990,19297" strokeweight="1pt"/>
+          <v:rect id="_x0000_s1237" style="position:absolute;left:54;top:19660;width:1000;height:309" filled="f" stroked="f" strokeweight=".25pt">
+            <v:textbox style="mso-next-textbox:#_x0000_s1237" inset="1pt,1pt,1pt,1pt">
               <w:txbxContent>
                 <w:p>
                   <w:pPr>
@@ -10858,8 +10620,8 @@
               </w:txbxContent>
             </v:textbox>
           </v:rect>
-          <v:rect id="_x0000_s2262" style="position:absolute;left:1139;top:19660;width:1001;height:309" filled="f" stroked="f" strokeweight=".25pt">
-            <v:textbox style="mso-next-textbox:#_x0000_s2262" inset="1pt,1pt,1pt,1pt">
+          <v:rect id="_x0000_s1238" style="position:absolute;left:1139;top:19660;width:1001;height:309" filled="f" stroked="f" strokeweight=".25pt">
+            <v:textbox style="mso-next-textbox:#_x0000_s1238" inset="1pt,1pt,1pt,1pt">
               <w:txbxContent>
                 <w:p>
                   <w:pPr>
@@ -10879,8 +10641,8 @@
               </w:txbxContent>
             </v:textbox>
           </v:rect>
-          <v:rect id="_x0000_s2263" style="position:absolute;left:2267;top:19660;width:2573;height:309" filled="f" stroked="f" strokeweight=".25pt">
-            <v:textbox style="mso-next-textbox:#_x0000_s2263" inset="1pt,1pt,1pt,1pt">
+          <v:rect id="_x0000_s1239" style="position:absolute;left:2267;top:19660;width:2573;height:309" filled="f" stroked="f" strokeweight=".25pt">
+            <v:textbox style="mso-next-textbox:#_x0000_s1239" inset="1pt,1pt,1pt,1pt">
               <w:txbxContent>
                 <w:p>
                   <w:pPr>
@@ -10914,8 +10676,8 @@
               </w:txbxContent>
             </v:textbox>
           </v:rect>
-          <v:rect id="_x0000_s2264" style="position:absolute;left:4983;top:19660;width:1534;height:309" filled="f" stroked="f" strokeweight=".25pt">
-            <v:textbox style="mso-next-textbox:#_x0000_s2264" inset="1pt,1pt,1pt,1pt">
+          <v:rect id="_x0000_s1240" style="position:absolute;left:4983;top:19660;width:1534;height:309" filled="f" stroked="f" strokeweight=".25pt">
+            <v:textbox style="mso-next-textbox:#_x0000_s1240" inset="1pt,1pt,1pt,1pt">
               <w:txbxContent>
                 <w:p>
                   <w:pPr>
@@ -10937,8 +10699,8 @@
               </w:txbxContent>
             </v:textbox>
           </v:rect>
-          <v:rect id="_x0000_s2265" style="position:absolute;left:6604;top:19660;width:1000;height:309" filled="f" stroked="f" strokeweight=".25pt">
-            <v:textbox style="mso-next-textbox:#_x0000_s2265" inset="1pt,1pt,1pt,1pt">
+          <v:rect id="_x0000_s1241" style="position:absolute;left:6604;top:19660;width:1000;height:309" filled="f" stroked="f" strokeweight=".25pt">
+            <v:textbox style="mso-next-textbox:#_x0000_s1241" inset="1pt,1pt,1pt,1pt">
               <w:txbxContent>
                 <w:p>
                   <w:pPr>
@@ -10958,8 +10720,8 @@
               </w:txbxContent>
             </v:textbox>
           </v:rect>
-          <v:rect id="_x0000_s2266" style="position:absolute;left:18949;top:18977;width:1001;height:309" filled="f" stroked="f" strokeweight=".25pt">
-            <v:textbox style="mso-next-textbox:#_x0000_s2266" inset="1pt,1pt,1pt,1pt">
+          <v:rect id="_x0000_s1242" style="position:absolute;left:18949;top:18977;width:1001;height:309" filled="f" stroked="f" strokeweight=".25pt">
+            <v:textbox style="mso-next-textbox:#_x0000_s1242" inset="1pt,1pt,1pt,1pt">
               <w:txbxContent>
                 <w:p>
                   <w:pPr>
@@ -10979,8 +10741,8 @@
               </w:txbxContent>
             </v:textbox>
           </v:rect>
-          <v:rect id="_x0000_s2267" style="position:absolute;left:18949;top:19435;width:1001;height:423" filled="f" stroked="f" strokeweight=".25pt">
-            <v:textbox style="mso-next-textbox:#_x0000_s2267" inset="1pt,1pt,1pt,1pt">
+          <v:rect id="_x0000_s1243" style="position:absolute;left:18949;top:19435;width:1001;height:423" filled="f" stroked="f" strokeweight=".25pt">
+            <v:textbox style="mso-next-textbox:#_x0000_s1243" inset="1pt,1pt,1pt,1pt">
               <w:txbxContent>
                 <w:p>
                   <w:pPr>
@@ -11036,8 +10798,8 @@
               </w:txbxContent>
             </v:textbox>
           </v:rect>
-          <v:rect id="_x0000_s2268" style="position:absolute;left:7745;top:19221;width:11075;height:477" filled="f" stroked="f" strokeweight=".25pt">
-            <v:textbox style="mso-next-textbox:#_x0000_s2268" inset="1pt,1pt,1pt,1pt">
+          <v:rect id="_x0000_s1244" style="position:absolute;left:7745;top:19221;width:11075;height:477" filled="f" stroked="f" strokeweight=".25pt">
+            <v:textbox style="mso-next-textbox:#_x0000_s1244" inset="1pt,1pt,1pt,1pt">
               <w:txbxContent>
                 <w:p>
                   <w:pPr>
@@ -11119,7 +10881,7 @@
 </file>
 
 <file path=word/numbering.xml><?xml version="1.0" encoding="utf-8"?>
-<w:numbering xmlns:wpc="http://schemas.microsoft.com/office/word/2010/wordprocessingCanvas" xmlns:cx="http://schemas.microsoft.com/office/drawing/2014/chartex" xmlns:cx1="http://schemas.microsoft.com/office/drawing/2015/9/8/chartex" xmlns:cx2="http://schemas.microsoft.com/office/drawing/2015/10/21/chartex" xmlns:cx3="http://schemas.microsoft.com/office/drawing/2016/5/9/chartex" xmlns:cx4="http://schemas.microsoft.com/office/drawing/2016/5/10/chartex" xmlns:cx5="http://schemas.microsoft.com/office/drawing/2016/5/11/chartex" xmlns:cx6="http://schemas.microsoft.com/office/drawing/2016/5/12/chartex" xmlns:cx7="http://schemas.microsoft.com/office/drawing/2016/5/13/chartex" xmlns:cx8="http://schemas.microsoft.com/office/drawing/2016/5/14/chartex" xmlns:mc="http://schemas.openxmlformats.org/markup-compatibility/2006" xmlns:aink="http://schemas.microsoft.com/office/drawing/2016/ink" xmlns:am3d="http://schemas.microsoft.com/office/drawing/2017/model3d" xmlns:o="urn:schemas-microsoft-com:office:office" xmlns:r="http://schemas.openxmlformats.org/officeDocument/2006/relationships" xmlns:m="http://schemas.openxmlformats.org/officeDocument/2006/math" xmlns:v="urn:schemas-microsoft-com:vml" xmlns:wp14="http://schemas.microsoft.com/office/word/2010/wordprocessingDrawing" xmlns:wp="http://schemas.openxmlformats.org/drawingml/2006/wordprocessingDrawing" xmlns:w10="urn:schemas-microsoft-com:office:word" xmlns:w="http://schemas.openxmlformats.org/wordprocessingml/2006/main" xmlns:w14="http://schemas.microsoft.com/office/word/2010/wordml" xmlns:w15="http://schemas.microsoft.com/office/word/2012/wordml" xmlns:w16cex="http://schemas.microsoft.com/office/word/2018/wordml/cex" xmlns:w16cid="http://schemas.microsoft.com/office/word/2016/wordml/cid" xmlns:w16="http://schemas.microsoft.com/office/word/2018/wordml" xmlns:w16sdtdh="http://schemas.microsoft.com/office/word/2020/wordml/sdtdatahash" xmlns:w16se="http://schemas.microsoft.com/office/word/2015/wordml/symex" xmlns:wpg="http://schemas.microsoft.com/office/word/2010/wordprocessingGroup" xmlns:wpi="http://schemas.microsoft.com/office/word/2010/wordprocessingInk" xmlns:wne="http://schemas.microsoft.com/office/word/2006/wordml" xmlns:wps="http://schemas.microsoft.com/office/word/2010/wordprocessingShape" mc:Ignorable="w14 w15 w16se w16cid w16 w16cex w16sdtdh wp14">
+<w:numbering xmlns:wpc="http://schemas.microsoft.com/office/word/2010/wordprocessingCanvas" xmlns:cx="http://schemas.microsoft.com/office/drawing/2014/chartex" xmlns:cx1="http://schemas.microsoft.com/office/drawing/2015/9/8/chartex" xmlns:cx2="http://schemas.microsoft.com/office/drawing/2015/10/21/chartex" xmlns:cx3="http://schemas.microsoft.com/office/drawing/2016/5/9/chartex" xmlns:cx4="http://schemas.microsoft.com/office/drawing/2016/5/10/chartex" xmlns:cx5="http://schemas.microsoft.com/office/drawing/2016/5/11/chartex" xmlns:cx6="http://schemas.microsoft.com/office/drawing/2016/5/12/chartex" xmlns:cx7="http://schemas.microsoft.com/office/drawing/2016/5/13/chartex" xmlns:cx8="http://schemas.microsoft.com/office/drawing/2016/5/14/chartex" xmlns:mc="http://schemas.openxmlformats.org/markup-compatibility/2006" xmlns:aink="http://schemas.microsoft.com/office/drawing/2016/ink" xmlns:am3d="http://schemas.microsoft.com/office/drawing/2017/model3d" xmlns:o="urn:schemas-microsoft-com:office:office" xmlns:oel="http://schemas.microsoft.com/office/2019/extlst" xmlns:r="http://schemas.openxmlformats.org/officeDocument/2006/relationships" xmlns:m="http://schemas.openxmlformats.org/officeDocument/2006/math" xmlns:v="urn:schemas-microsoft-com:vml" xmlns:wp14="http://schemas.microsoft.com/office/word/2010/wordprocessingDrawing" xmlns:wp="http://schemas.openxmlformats.org/drawingml/2006/wordprocessingDrawing" xmlns:w10="urn:schemas-microsoft-com:office:word" xmlns:w="http://schemas.openxmlformats.org/wordprocessingml/2006/main" xmlns:w14="http://schemas.microsoft.com/office/word/2010/wordml" xmlns:w15="http://schemas.microsoft.com/office/word/2012/wordml" xmlns:w16cex="http://schemas.microsoft.com/office/word/2018/wordml/cex" xmlns:w16cid="http://schemas.microsoft.com/office/word/2016/wordml/cid" xmlns:w16="http://schemas.microsoft.com/office/word/2018/wordml" xmlns:w16du="http://schemas.microsoft.com/office/word/2023/wordml/word16du" xmlns:w16sdtdh="http://schemas.microsoft.com/office/word/2020/wordml/sdtdatahash" xmlns:w16se="http://schemas.microsoft.com/office/word/2015/wordml/symex" xmlns:wpg="http://schemas.microsoft.com/office/word/2010/wordprocessingGroup" xmlns:wpi="http://schemas.microsoft.com/office/word/2010/wordprocessingInk" xmlns:wne="http://schemas.microsoft.com/office/word/2006/wordml" xmlns:wps="http://schemas.microsoft.com/office/word/2010/wordprocessingShape" mc:Ignorable="w14 w15 w16se w16cid w16 w16cex w16sdtdh w16du wp14">
   <w:abstractNum w:abstractNumId="0" w15:restartNumberingAfterBreak="0">
     <w:nsid w:val="009A39D8"/>
     <w:multiLevelType w:val="multilevel"/>
@@ -13132,68 +12894,68 @@
       </w:rPr>
     </w:lvl>
   </w:abstractNum>
-  <w:num w:numId="1">
+  <w:num w:numId="1" w16cid:durableId="217516126">
     <w:abstractNumId w:val="7"/>
   </w:num>
-  <w:num w:numId="2">
+  <w:num w:numId="2" w16cid:durableId="1950772982">
     <w:abstractNumId w:val="5"/>
   </w:num>
-  <w:num w:numId="3">
+  <w:num w:numId="3" w16cid:durableId="1668706750">
     <w:abstractNumId w:val="8"/>
   </w:num>
-  <w:num w:numId="4">
+  <w:num w:numId="4" w16cid:durableId="1290235258">
     <w:abstractNumId w:val="18"/>
   </w:num>
-  <w:num w:numId="5">
+  <w:num w:numId="5" w16cid:durableId="358823525">
     <w:abstractNumId w:val="14"/>
   </w:num>
-  <w:num w:numId="6">
+  <w:num w:numId="6" w16cid:durableId="1896627155">
     <w:abstractNumId w:val="17"/>
   </w:num>
-  <w:num w:numId="7">
+  <w:num w:numId="7" w16cid:durableId="1953441039">
     <w:abstractNumId w:val="0"/>
   </w:num>
-  <w:num w:numId="8">
+  <w:num w:numId="8" w16cid:durableId="272330159">
     <w:abstractNumId w:val="6"/>
   </w:num>
-  <w:num w:numId="9">
+  <w:num w:numId="9" w16cid:durableId="810362216">
     <w:abstractNumId w:val="16"/>
   </w:num>
-  <w:num w:numId="10">
+  <w:num w:numId="10" w16cid:durableId="347608013">
     <w:abstractNumId w:val="11"/>
   </w:num>
-  <w:num w:numId="11">
+  <w:num w:numId="11" w16cid:durableId="1310792693">
     <w:abstractNumId w:val="1"/>
   </w:num>
-  <w:num w:numId="12">
+  <w:num w:numId="12" w16cid:durableId="901796184">
     <w:abstractNumId w:val="3"/>
   </w:num>
-  <w:num w:numId="13">
+  <w:num w:numId="13" w16cid:durableId="2017534413">
     <w:abstractNumId w:val="10"/>
   </w:num>
-  <w:num w:numId="14">
+  <w:num w:numId="14" w16cid:durableId="2131314855">
     <w:abstractNumId w:val="15"/>
   </w:num>
-  <w:num w:numId="15">
+  <w:num w:numId="15" w16cid:durableId="1929118950">
     <w:abstractNumId w:val="9"/>
   </w:num>
-  <w:num w:numId="16">
+  <w:num w:numId="16" w16cid:durableId="1481654292">
     <w:abstractNumId w:val="12"/>
   </w:num>
-  <w:num w:numId="17">
+  <w:num w:numId="17" w16cid:durableId="1596088146">
     <w:abstractNumId w:val="2"/>
   </w:num>
-  <w:num w:numId="18">
+  <w:num w:numId="18" w16cid:durableId="1074349969">
     <w:abstractNumId w:val="13"/>
   </w:num>
-  <w:num w:numId="19">
+  <w:num w:numId="19" w16cid:durableId="1486050004">
     <w:abstractNumId w:val="4"/>
   </w:num>
 </w:numbering>
 </file>
 
 <file path=word/styles.xml><?xml version="1.0" encoding="utf-8"?>
-<w:styles xmlns:mc="http://schemas.openxmlformats.org/markup-compatibility/2006" xmlns:r="http://schemas.openxmlformats.org/officeDocument/2006/relationships" xmlns:w="http://schemas.openxmlformats.org/wordprocessingml/2006/main" xmlns:w14="http://schemas.microsoft.com/office/word/2010/wordml" xmlns:w15="http://schemas.microsoft.com/office/word/2012/wordml" xmlns:w16cex="http://schemas.microsoft.com/office/word/2018/wordml/cex" xmlns:w16cid="http://schemas.microsoft.com/office/word/2016/wordml/cid" xmlns:w16="http://schemas.microsoft.com/office/word/2018/wordml" xmlns:w16sdtdh="http://schemas.microsoft.com/office/word/2020/wordml/sdtdatahash" xmlns:w16se="http://schemas.microsoft.com/office/word/2015/wordml/symex" mc:Ignorable="w14 w15 w16se w16cid w16 w16cex w16sdtdh">
+<w:styles xmlns:mc="http://schemas.openxmlformats.org/markup-compatibility/2006" xmlns:r="http://schemas.openxmlformats.org/officeDocument/2006/relationships" xmlns:w="http://schemas.openxmlformats.org/wordprocessingml/2006/main" xmlns:w14="http://schemas.microsoft.com/office/word/2010/wordml" xmlns:w15="http://schemas.microsoft.com/office/word/2012/wordml" xmlns:w16cex="http://schemas.microsoft.com/office/word/2018/wordml/cex" xmlns:w16cid="http://schemas.microsoft.com/office/word/2016/wordml/cid" xmlns:w16="http://schemas.microsoft.com/office/word/2018/wordml" xmlns:w16du="http://schemas.microsoft.com/office/word/2023/wordml/word16du" xmlns:w16sdtdh="http://schemas.microsoft.com/office/word/2020/wordml/sdtdatahash" xmlns:w16se="http://schemas.microsoft.com/office/word/2015/wordml/symex" mc:Ignorable="w14 w15 w16se w16cid w16 w16cex w16sdtdh w16du">
   <w:docDefaults>
     <w:rPrDefault>
       <w:rPr>
@@ -13639,7 +13401,6 @@
   <w:style w:type="character" w:default="1" w:styleId="a0">
     <w:name w:val="Default Paragraph Font"/>
     <w:uiPriority w:val="1"/>
-    <w:semiHidden/>
     <w:unhideWhenUsed/>
   </w:style>
   <w:style w:type="table" w:default="1" w:styleId="a1">

--- a/отчет.docx
+++ b/отчет.docx
@@ -2495,7 +2495,7 @@
         </w:rPr>
         <w:fldChar w:fldCharType="separate"/>
       </w:r>
-      <w:hyperlink w:anchor="_Toc229779592" w:history="1">
+      <w:hyperlink w:anchor="_Toc230003115" w:history="1">
         <w:r>
           <w:rPr>
             <w:rStyle w:val="aa"/>
@@ -2534,7 +2534,7 @@
             <w:sz w:val="28"/>
             <w:szCs w:val="28"/>
           </w:rPr>
-          <w:instrText xml:space="preserve"> PAGEREF _Toc229779592 \h </w:instrText>
+          <w:instrText xml:space="preserve"> PAGEREF _Toc230003115 \h </w:instrText>
         </w:r>
         <w:r>
           <w:rPr>
@@ -2593,7 +2593,7 @@
           <w14:ligatures w14:val="standardContextual"/>
         </w:rPr>
       </w:pPr>
-      <w:hyperlink w:anchor="_Toc229779593" w:history="1">
+      <w:hyperlink w:anchor="_Toc230003116" w:history="1">
         <w:r>
           <w:rPr>
             <w:rStyle w:val="aa"/>
@@ -2602,7 +2602,7 @@
             <w:sz w:val="28"/>
             <w:szCs w:val="28"/>
           </w:rPr>
-          <w:t>1 ОБЩАЯ ЧАСТЬ</w:t>
+          <w:t>1 СВЕДЕНИЯ О ПРЕДПРИЯТИИ</w:t>
         </w:r>
         <w:r>
           <w:rPr>
@@ -2632,7 +2632,7 @@
             <w:sz w:val="28"/>
             <w:szCs w:val="28"/>
           </w:rPr>
-          <w:instrText xml:space="preserve"> PAGEREF _Toc229779593 \h </w:instrText>
+          <w:instrText xml:space="preserve"> PAGEREF _Toc230003116 \h </w:instrText>
         </w:r>
         <w:r>
           <w:rPr>
@@ -2691,7 +2691,7 @@
           <w14:ligatures w14:val="standardContextual"/>
         </w:rPr>
       </w:pPr>
-      <w:hyperlink w:anchor="_Toc229779594" w:history="1">
+      <w:hyperlink w:anchor="_Toc230003117" w:history="1">
         <w:r>
           <w:rPr>
             <w:rStyle w:val="aa"/>
@@ -2730,7 +2730,7 @@
             <w:sz w:val="28"/>
             <w:szCs w:val="28"/>
           </w:rPr>
-          <w:instrText xml:space="preserve"> PAGEREF _Toc229779594 \h </w:instrText>
+          <w:instrText xml:space="preserve"> PAGEREF _Toc230003117 \h </w:instrText>
         </w:r>
         <w:r>
           <w:rPr>
@@ -2789,7 +2789,7 @@
           <w14:ligatures w14:val="standardContextual"/>
         </w:rPr>
       </w:pPr>
-      <w:hyperlink w:anchor="_Toc229779595" w:history="1">
+      <w:hyperlink w:anchor="_Toc230003118" w:history="1">
         <w:r>
           <w:rPr>
             <w:rStyle w:val="aa"/>
@@ -2828,7 +2828,7 @@
             <w:sz w:val="28"/>
             <w:szCs w:val="28"/>
           </w:rPr>
-          <w:instrText xml:space="preserve"> PAGEREF _Toc229779595 \h </w:instrText>
+          <w:instrText xml:space="preserve"> PAGEREF _Toc230003118 \h </w:instrText>
         </w:r>
         <w:r>
           <w:rPr>
@@ -2887,7 +2887,7 @@
           <w14:ligatures w14:val="standardContextual"/>
         </w:rPr>
       </w:pPr>
-      <w:hyperlink w:anchor="_Toc229779596" w:history="1">
+      <w:hyperlink w:anchor="_Toc230003119" w:history="1">
         <w:r>
           <w:rPr>
             <w:rStyle w:val="aa"/>
@@ -2926,7 +2926,7 @@
             <w:sz w:val="28"/>
             <w:szCs w:val="28"/>
           </w:rPr>
-          <w:instrText xml:space="preserve"> PAGEREF _Toc229779596 \h </w:instrText>
+          <w:instrText xml:space="preserve"> PAGEREF _Toc230003119 \h </w:instrText>
         </w:r>
         <w:r>
           <w:rPr>
@@ -2985,7 +2985,7 @@
           <w14:ligatures w14:val="standardContextual"/>
         </w:rPr>
       </w:pPr>
-      <w:hyperlink w:anchor="_Toc229779597" w:history="1">
+      <w:hyperlink w:anchor="_Toc230003120" w:history="1">
         <w:r>
           <w:rPr>
             <w:rStyle w:val="aa"/>
@@ -3024,7 +3024,7 @@
             <w:sz w:val="28"/>
             <w:szCs w:val="28"/>
           </w:rPr>
-          <w:instrText xml:space="preserve"> PAGEREF _Toc229779597 \h </w:instrText>
+          <w:instrText xml:space="preserve"> PAGEREF _Toc230003120 \h </w:instrText>
         </w:r>
         <w:r>
           <w:rPr>
@@ -3081,7 +3081,7 @@
           <w14:ligatures w14:val="standardContextual"/>
         </w:rPr>
       </w:pPr>
-      <w:hyperlink w:anchor="_Toc229779598" w:history="1">
+      <w:hyperlink w:anchor="_Toc230003121" w:history="1">
         <w:r>
           <w:rPr>
             <w:rStyle w:val="aa"/>
@@ -3120,7 +3120,7 @@
             <w:sz w:val="28"/>
             <w:szCs w:val="28"/>
           </w:rPr>
-          <w:instrText xml:space="preserve"> PAGEREF _Toc229779598 \h </w:instrText>
+          <w:instrText xml:space="preserve"> PAGEREF _Toc230003121 \h </w:instrText>
         </w:r>
         <w:r>
           <w:rPr>
@@ -3275,7 +3275,7 @@
           <w:szCs w:val="28"/>
         </w:rPr>
       </w:pPr>
-      <w:bookmarkStart w:id="0" w:name="_Toc229779592"/>
+      <w:bookmarkStart w:id="0" w:name="_Toc230003115"/>
       <w:r>
         <w:rPr>
           <w:rFonts w:ascii="Times New Roman" w:hAnsi="Times New Roman" w:cs="Times New Roman"/>
@@ -3304,7 +3304,7 @@
           <w:sz w:val="28"/>
           <w:szCs w:val="28"/>
         </w:rPr>
-        <w:t>Цель преддипломной практики: освоение общих и профессиональных компетенций.</w:t>
+        <w:t xml:space="preserve">В условиях стремительной цифровизации экономики и роста популярности онлайн-шопинга, наличие современного веб-ресурса становится ключевым конкурентным преимуществом для бизнеса. Особенно актуальна эта тенденция для сферы розничной торговли цветами, где визуальная составляющая, удобство навигации и скорость оформления заказа напрямую влияют на конверсию и лояльность клиентов. Традиционные форматы продаж постепенно уступают место цифровым платформам, предоставляющим покупателям круглосуточный доступ к ассортименту, возможность сравнения и персонализированный сервис. В связи с этим успешное функционирование цветочного бизнеса сегодня невозможно без эффективной интеграции цифровых технологий. </w:t>
       </w:r>
     </w:p>
     <w:p>
@@ -3324,7 +3324,31 @@
           <w:sz w:val="28"/>
           <w:szCs w:val="28"/>
         </w:rPr>
-        <w:t>ПК 1.1. Разрабатывать модули программного обеспечения для компьютерных систем в соответствии с техническим заданием.</w:t>
+        <w:t xml:space="preserve">Преддипломная практика, проходившая на базе МБОУ «СОШ №6» г. Югорска, была направлена на систематизацию теоретических знаний и </w:t>
+      </w:r>
+      <w:r>
+        <w:rPr>
+          <w:rFonts w:ascii="Times New Roman" w:hAnsi="Times New Roman" w:cs="Times New Roman"/>
+          <w:sz w:val="28"/>
+          <w:szCs w:val="28"/>
+        </w:rPr>
+        <w:t>освоение</w:t>
+      </w:r>
+      <w:r>
+        <w:rPr>
+          <w:rFonts w:ascii="Times New Roman" w:hAnsi="Times New Roman" w:cs="Times New Roman"/>
+          <w:sz w:val="28"/>
+          <w:szCs w:val="28"/>
+        </w:rPr>
+        <w:t xml:space="preserve"> профессиональных компетенций в условиях реального рабочего процесса</w:t>
+      </w:r>
+      <w:r>
+        <w:rPr>
+          <w:rFonts w:ascii="Times New Roman" w:hAnsi="Times New Roman" w:cs="Times New Roman"/>
+          <w:sz w:val="28"/>
+          <w:szCs w:val="28"/>
+        </w:rPr>
+        <w:t>:</w:t>
       </w:r>
     </w:p>
     <w:p>
@@ -3344,7 +3368,7 @@
           <w:sz w:val="28"/>
           <w:szCs w:val="28"/>
         </w:rPr>
-        <w:t>ПК 2.1. Проектировать структуру и схемы баз данных для информационных систем.</w:t>
+        <w:t>ПК 1.1. Разрабатывать модули программного обеспечения для компьютерных систем в соответствии с техническим заданием.</w:t>
       </w:r>
     </w:p>
     <w:p>
@@ -3364,7 +3388,7 @@
           <w:sz w:val="28"/>
           <w:szCs w:val="28"/>
         </w:rPr>
-        <w:t>ПК 3.1. Тестировать и отлаживать программное обеспечение информационных систем.</w:t>
+        <w:t>ПК 2.1. Проектировать структуру и схемы баз данных для информационных систем.</w:t>
       </w:r>
     </w:p>
     <w:p>
@@ -3384,7 +3408,7 @@
           <w:sz w:val="28"/>
           <w:szCs w:val="28"/>
         </w:rPr>
-        <w:t>ПК 4.1. Оформлять техническую документацию и инструкции для пользователей информационных систем.</w:t>
+        <w:t>ПК 3.1. Тестировать и отлаживать программное обеспечение информационных систем.</w:t>
       </w:r>
     </w:p>
     <w:p>
@@ -3404,7 +3428,7 @@
           <w:sz w:val="28"/>
           <w:szCs w:val="28"/>
         </w:rPr>
-        <w:t>ОК 1. Выбирать способы решения задач профессиональной деятельности, применительно к различным контекстам.</w:t>
+        <w:t>ПК 4.1. Оформлять техническую документацию и инструкции для пользователей информационных систем.</w:t>
       </w:r>
     </w:p>
     <w:p>
@@ -3424,7 +3448,40 @@
           <w:sz w:val="28"/>
           <w:szCs w:val="28"/>
         </w:rPr>
-        <w:t>ОК 2. Осуществлять поиск, анализ и интерпретацию информации, необходимой для выполнения задач профессиональной деятельности.</w:t>
+        <w:t xml:space="preserve">В рамках индивидуального задания была выполнена разработка клиентской части веб-сайта для цветочного магазина. </w:t>
+      </w:r>
+      <w:r>
+        <w:rPr>
+          <w:rFonts w:ascii="Times New Roman" w:hAnsi="Times New Roman" w:cs="Times New Roman"/>
+          <w:sz w:val="28"/>
+          <w:szCs w:val="28"/>
+        </w:rPr>
+        <w:t xml:space="preserve">Актуальность темы обусловлена необходимостью создания эстетически выверенного и интуитивно понятного интерфейса, отвечающего высоким стандартам современной электронной коммерции. В настоящем отчёте последовательно </w:t>
+      </w:r>
+      <w:r>
+        <w:rPr>
+          <w:rFonts w:ascii="Times New Roman" w:hAnsi="Times New Roman" w:cs="Times New Roman"/>
+          <w:sz w:val="28"/>
+          <w:szCs w:val="28"/>
+        </w:rPr>
+        <w:lastRenderedPageBreak/>
+        <w:t>описаны этапы проектирования компонентной архитектуры, реализации адаптивной вёрстки на базе HTML5 и CSS3</w:t>
+      </w:r>
+      <w:r>
+        <w:rPr>
+          <w:rFonts w:ascii="Times New Roman" w:hAnsi="Times New Roman" w:cs="Times New Roman"/>
+          <w:sz w:val="28"/>
+          <w:szCs w:val="28"/>
+        </w:rPr>
+        <w:t xml:space="preserve">. </w:t>
+      </w:r>
+      <w:r>
+        <w:rPr>
+          <w:rFonts w:ascii="Times New Roman" w:hAnsi="Times New Roman" w:cs="Times New Roman"/>
+          <w:sz w:val="28"/>
+          <w:szCs w:val="28"/>
+        </w:rPr>
+        <w:t>Итогом работы стало современное frontend-решение, соответствующее актуальным стандартам UX/UI и готовое к интеграции с серверной логикой и дальнейшему масштабированию проекта.</w:t>
       </w:r>
     </w:p>
     <w:p>
@@ -3432,184 +3489,6 @@
         <w:spacing w:after="0" w:line="360" w:lineRule="auto"/>
         <w:ind w:firstLine="709"/>
         <w:jc w:val="both"/>
-        <w:rPr>
-          <w:rFonts w:ascii="Times New Roman" w:hAnsi="Times New Roman" w:cs="Times New Roman"/>
-          <w:sz w:val="28"/>
-          <w:szCs w:val="28"/>
-        </w:rPr>
-      </w:pPr>
-      <w:r>
-        <w:rPr>
-          <w:rFonts w:ascii="Times New Roman" w:hAnsi="Times New Roman" w:cs="Times New Roman"/>
-          <w:sz w:val="28"/>
-          <w:szCs w:val="28"/>
-        </w:rPr>
-        <w:t>ОК 3. Планировать и реализовывать собственное профессиональное и личностное развитие.</w:t>
-      </w:r>
-    </w:p>
-    <w:p>
-      <w:pPr>
-        <w:spacing w:after="0" w:line="360" w:lineRule="auto"/>
-        <w:ind w:firstLine="709"/>
-        <w:jc w:val="both"/>
-        <w:rPr>
-          <w:rFonts w:ascii="Times New Roman" w:hAnsi="Times New Roman" w:cs="Times New Roman"/>
-          <w:sz w:val="28"/>
-          <w:szCs w:val="28"/>
-        </w:rPr>
-      </w:pPr>
-      <w:r>
-        <w:rPr>
-          <w:rFonts w:ascii="Times New Roman" w:hAnsi="Times New Roman" w:cs="Times New Roman"/>
-          <w:sz w:val="28"/>
-          <w:szCs w:val="28"/>
-        </w:rPr>
-        <w:t>ОК 4. Работать в коллективе и команде, эффективно взаимодействовать с коллегами, руководством, клиентами.</w:t>
-      </w:r>
-    </w:p>
-    <w:p>
-      <w:pPr>
-        <w:spacing w:after="0" w:line="360" w:lineRule="auto"/>
-        <w:ind w:firstLine="709"/>
-        <w:jc w:val="both"/>
-        <w:rPr>
-          <w:rFonts w:ascii="Times New Roman" w:hAnsi="Times New Roman" w:cs="Times New Roman"/>
-          <w:sz w:val="28"/>
-          <w:szCs w:val="28"/>
-        </w:rPr>
-      </w:pPr>
-      <w:r>
-        <w:rPr>
-          <w:rFonts w:ascii="Times New Roman" w:hAnsi="Times New Roman" w:cs="Times New Roman"/>
-          <w:sz w:val="28"/>
-          <w:szCs w:val="28"/>
-        </w:rPr>
-        <w:t>ОК 5. Осуществлять устную и письменную коммуникацию на государственном языке с учетом особенностей социального и культурного контекста.</w:t>
-      </w:r>
-    </w:p>
-    <w:p>
-      <w:pPr>
-        <w:spacing w:after="0" w:line="360" w:lineRule="auto"/>
-        <w:ind w:firstLine="709"/>
-        <w:jc w:val="both"/>
-        <w:rPr>
-          <w:rFonts w:ascii="Times New Roman" w:hAnsi="Times New Roman" w:cs="Times New Roman"/>
-          <w:sz w:val="28"/>
-          <w:szCs w:val="28"/>
-        </w:rPr>
-      </w:pPr>
-      <w:r>
-        <w:rPr>
-          <w:rFonts w:ascii="Times New Roman" w:hAnsi="Times New Roman" w:cs="Times New Roman"/>
-          <w:sz w:val="28"/>
-          <w:szCs w:val="28"/>
-        </w:rPr>
-        <w:t>ОК 6. Проявлять гражданско-патриотическую позицию, демонстрировать осознанное поведение на основе традиционных общечеловеческих ценностей.</w:t>
-      </w:r>
-    </w:p>
-    <w:p>
-      <w:pPr>
-        <w:spacing w:after="0" w:line="360" w:lineRule="auto"/>
-        <w:ind w:firstLine="709"/>
-        <w:jc w:val="both"/>
-        <w:rPr>
-          <w:rFonts w:ascii="Times New Roman" w:hAnsi="Times New Roman" w:cs="Times New Roman"/>
-          <w:sz w:val="28"/>
-          <w:szCs w:val="28"/>
-        </w:rPr>
-      </w:pPr>
-      <w:r>
-        <w:rPr>
-          <w:rFonts w:ascii="Times New Roman" w:hAnsi="Times New Roman" w:cs="Times New Roman"/>
-          <w:sz w:val="28"/>
-          <w:szCs w:val="28"/>
-        </w:rPr>
-        <w:t>ОК 7. Содействовать сохранению окружающей среды, ресурсосбережению, эффективно действовать в чрезвычайных ситуациях.</w:t>
-      </w:r>
-    </w:p>
-    <w:p>
-      <w:pPr>
-        <w:spacing w:after="0" w:line="360" w:lineRule="auto"/>
-        <w:ind w:firstLine="709"/>
-        <w:jc w:val="both"/>
-        <w:rPr>
-          <w:rFonts w:ascii="Times New Roman" w:hAnsi="Times New Roman" w:cs="Times New Roman"/>
-          <w:sz w:val="28"/>
-          <w:szCs w:val="28"/>
-        </w:rPr>
-      </w:pPr>
-      <w:r>
-        <w:rPr>
-          <w:rFonts w:ascii="Times New Roman" w:hAnsi="Times New Roman" w:cs="Times New Roman"/>
-          <w:sz w:val="28"/>
-          <w:szCs w:val="28"/>
-        </w:rPr>
-        <w:lastRenderedPageBreak/>
-        <w:t>ОК 8. Использовать средства физической культуры для сохранения и укрепления здоровья в процессе профессиональной деятельности и поддержания необходимого уровня физической подготовленности.</w:t>
-      </w:r>
-    </w:p>
-    <w:p>
-      <w:pPr>
-        <w:spacing w:after="0" w:line="360" w:lineRule="auto"/>
-        <w:ind w:firstLine="709"/>
-        <w:jc w:val="both"/>
-        <w:rPr>
-          <w:rFonts w:ascii="Times New Roman" w:hAnsi="Times New Roman" w:cs="Times New Roman"/>
-          <w:sz w:val="28"/>
-          <w:szCs w:val="28"/>
-        </w:rPr>
-      </w:pPr>
-      <w:r>
-        <w:rPr>
-          <w:rFonts w:ascii="Times New Roman" w:hAnsi="Times New Roman" w:cs="Times New Roman"/>
-          <w:sz w:val="28"/>
-          <w:szCs w:val="28"/>
-        </w:rPr>
-        <w:t>ОК 9. Использовать информационные технологии в профессиональной деятельности.</w:t>
-      </w:r>
-    </w:p>
-    <w:p>
-      <w:pPr>
-        <w:spacing w:after="0" w:line="360" w:lineRule="auto"/>
-        <w:ind w:firstLine="709"/>
-        <w:jc w:val="both"/>
-        <w:rPr>
-          <w:rFonts w:ascii="Times New Roman" w:hAnsi="Times New Roman" w:cs="Times New Roman"/>
-          <w:sz w:val="28"/>
-          <w:szCs w:val="28"/>
-        </w:rPr>
-      </w:pPr>
-      <w:r>
-        <w:rPr>
-          <w:rFonts w:ascii="Times New Roman" w:hAnsi="Times New Roman" w:cs="Times New Roman"/>
-          <w:sz w:val="28"/>
-          <w:szCs w:val="28"/>
-        </w:rPr>
-        <w:t>ОК 10. Пользоваться профессиональной документацией на государственном и иностранном языках.</w:t>
-      </w:r>
-    </w:p>
-    <w:p>
-      <w:pPr>
-        <w:spacing w:after="0" w:line="360" w:lineRule="auto"/>
-        <w:ind w:firstLine="709"/>
-        <w:jc w:val="both"/>
-        <w:rPr>
-          <w:rFonts w:ascii="Times New Roman" w:hAnsi="Times New Roman" w:cs="Times New Roman"/>
-          <w:sz w:val="28"/>
-          <w:szCs w:val="28"/>
-        </w:rPr>
-      </w:pPr>
-      <w:r>
-        <w:rPr>
-          <w:rFonts w:ascii="Times New Roman" w:hAnsi="Times New Roman" w:cs="Times New Roman"/>
-          <w:sz w:val="28"/>
-          <w:szCs w:val="28"/>
-        </w:rPr>
-        <w:t>ОК 11. Планировать предпринимательскую деятельность в профессиональной сфере.</w:t>
-      </w:r>
-    </w:p>
-    <w:p>
-      <w:pPr>
         <w:rPr>
           <w:rFonts w:ascii="Times New Roman" w:hAnsi="Times New Roman" w:cs="Times New Roman"/>
           <w:sz w:val="28"/>
@@ -3643,7 +3522,7 @@
           <w:szCs w:val="28"/>
         </w:rPr>
       </w:pPr>
-      <w:bookmarkStart w:id="1" w:name="_Toc229779593"/>
+      <w:bookmarkStart w:id="1" w:name="_Toc230003116"/>
       <w:r>
         <w:rPr>
           <w:rFonts w:ascii="Times New Roman" w:hAnsi="Times New Roman" w:cs="Times New Roman"/>
@@ -3651,7 +3530,7 @@
           <w:szCs w:val="28"/>
         </w:rPr>
         <w:lastRenderedPageBreak/>
-        <w:t>ОБЩАЯ ЧАСТЬ</w:t>
+        <w:t>СВЕДЕНИЯ О ПРЕДПРИЯТИИ</w:t>
       </w:r>
       <w:bookmarkEnd w:id="1"/>
     </w:p>
@@ -3665,7 +3544,7 @@
         <w:spacing w:after="360" w:line="360" w:lineRule="auto"/>
         <w:ind w:left="0" w:firstLine="709"/>
         <w:contextualSpacing w:val="0"/>
-        <w:jc w:val="center"/>
+        <w:jc w:val="both"/>
         <w:outlineLvl w:val="1"/>
         <w:rPr>
           <w:rFonts w:ascii="Times New Roman" w:hAnsi="Times New Roman" w:cs="Times New Roman"/>
@@ -3673,7 +3552,7 @@
           <w:szCs w:val="28"/>
         </w:rPr>
       </w:pPr>
-      <w:bookmarkStart w:id="2" w:name="_Toc229779594"/>
+      <w:bookmarkStart w:id="2" w:name="_Toc230003117"/>
       <w:r>
         <w:rPr>
           <w:rFonts w:ascii="Times New Roman" w:hAnsi="Times New Roman" w:cs="Times New Roman"/>
@@ -4020,7 +3899,7 @@
         <w:spacing w:before="360" w:after="360" w:line="360" w:lineRule="auto"/>
         <w:ind w:left="0" w:firstLine="709"/>
         <w:contextualSpacing w:val="0"/>
-        <w:jc w:val="center"/>
+        <w:jc w:val="both"/>
         <w:outlineLvl w:val="1"/>
         <w:rPr>
           <w:rFonts w:ascii="Times New Roman" w:hAnsi="Times New Roman" w:cs="Times New Roman"/>
@@ -4028,7 +3907,7 @@
           <w:szCs w:val="28"/>
         </w:rPr>
       </w:pPr>
-      <w:bookmarkStart w:id="3" w:name="_Toc229779595"/>
+      <w:bookmarkStart w:id="3" w:name="_Toc230003118"/>
       <w:r>
         <w:rPr>
           <w:rFonts w:ascii="Times New Roman" w:hAnsi="Times New Roman" w:cs="Times New Roman"/>
@@ -4406,7 +4285,7 @@
           <w:szCs w:val="28"/>
         </w:rPr>
       </w:pPr>
-      <w:bookmarkStart w:id="4" w:name="_Toc229779596"/>
+      <w:bookmarkStart w:id="4" w:name="_Toc230003119"/>
       <w:r>
         <w:rPr>
           <w:rFonts w:ascii="Times New Roman" w:hAnsi="Times New Roman" w:cs="Times New Roman"/>
@@ -4533,7 +4412,6 @@
         </w:rPr>
         <w:t>и (</w:t>
       </w:r>
-      <w:proofErr w:type="spellStart"/>
       <w:r>
         <w:rPr>
           <w:rFonts w:ascii="Times New Roman" w:hAnsi="Times New Roman" w:cs="Times New Roman"/>
@@ -4542,7 +4420,6 @@
         </w:rPr>
         <w:t>frontend</w:t>
       </w:r>
-      <w:proofErr w:type="spellEnd"/>
       <w:r>
         <w:rPr>
           <w:rFonts w:ascii="Times New Roman" w:hAnsi="Times New Roman" w:cs="Times New Roman"/>
@@ -4829,6 +4706,10 @@
     <w:p>
       <w:pPr>
         <w:pStyle w:val="a5"/>
+        <w:numPr>
+          <w:ilvl w:val="0"/>
+          <w:numId w:val="17"/>
+        </w:numPr>
         <w:spacing w:after="0" w:line="360" w:lineRule="auto"/>
         <w:ind w:left="0" w:firstLine="709"/>
         <w:contextualSpacing w:val="0"/>
@@ -4845,12 +4726,16 @@
           <w:sz w:val="28"/>
           <w:szCs w:val="28"/>
         </w:rPr>
-        <w:t>– Пользователи ожидают возможности быстро найти и заказать букет без обязательной регистрации, а также получить экспертную информацию об уходе за растениями;</w:t>
+        <w:t>Пользователи ожидают возможности быстро найти и заказать букет без обязательной регистрации, а также получить экспертную информацию об уходе за растениями;</w:t>
       </w:r>
     </w:p>
     <w:p>
       <w:pPr>
         <w:pStyle w:val="a5"/>
+        <w:numPr>
+          <w:ilvl w:val="0"/>
+          <w:numId w:val="17"/>
+        </w:numPr>
         <w:spacing w:after="0" w:line="360" w:lineRule="auto"/>
         <w:ind w:left="0" w:firstLine="709"/>
         <w:contextualSpacing w:val="0"/>
@@ -4867,7 +4752,7 @@
           <w:sz w:val="28"/>
           <w:szCs w:val="28"/>
         </w:rPr>
-        <w:t>– Визуальная привлекательность, качественная презентация товаров и интуитивно понятная навигация напрямую влияют на доверие и вероятность покупки;</w:t>
+        <w:t>Визуальная привлекательность, качественная презентация товаров и интуитивно понятная навигация напрямую влияют на доверие и вероятность покупки;</w:t>
       </w:r>
     </w:p>
     <w:p>
@@ -4984,7 +4869,79 @@
           <w:sz w:val="28"/>
           <w:szCs w:val="28"/>
         </w:rPr>
+        <w:t xml:space="preserve"> </w:t>
+      </w:r>
+      <w:r>
+        <w:rPr>
+          <w:rFonts w:ascii="Times New Roman" w:hAnsi="Times New Roman" w:cs="Times New Roman"/>
+          <w:sz w:val="28"/>
+          <w:szCs w:val="28"/>
+        </w:rPr>
+        <w:t>представлен</w:t>
+      </w:r>
+      <w:r>
+        <w:rPr>
+          <w:rFonts w:ascii="Times New Roman" w:hAnsi="Times New Roman" w:cs="Times New Roman"/>
+          <w:sz w:val="28"/>
+          <w:szCs w:val="28"/>
+        </w:rPr>
+        <w:t>а</w:t>
+      </w:r>
+      <w:r>
+        <w:rPr>
+          <w:rFonts w:ascii="Times New Roman" w:hAnsi="Times New Roman" w:cs="Times New Roman"/>
+          <w:sz w:val="28"/>
+          <w:szCs w:val="28"/>
+        </w:rPr>
+        <w:t xml:space="preserve"> </w:t>
+      </w:r>
+      <w:r>
+        <w:rPr>
+          <w:rFonts w:ascii="Times New Roman" w:hAnsi="Times New Roman" w:cs="Times New Roman"/>
+          <w:sz w:val="28"/>
+          <w:szCs w:val="28"/>
+        </w:rPr>
+        <w:t>в соответствии с Рисунк</w:t>
+      </w:r>
+      <w:r>
+        <w:rPr>
+          <w:rFonts w:ascii="Times New Roman" w:hAnsi="Times New Roman" w:cs="Times New Roman"/>
+          <w:sz w:val="28"/>
+          <w:szCs w:val="28"/>
+        </w:rPr>
+        <w:t xml:space="preserve">ами </w:t>
+      </w:r>
+      <w:r>
+        <w:rPr>
+          <w:rFonts w:ascii="Times New Roman" w:hAnsi="Times New Roman" w:cs="Times New Roman"/>
+          <w:sz w:val="28"/>
+          <w:szCs w:val="28"/>
+        </w:rPr>
+        <w:t>1</w:t>
+      </w:r>
+      <w:r>
+        <w:rPr>
+          <w:rFonts w:ascii="Times New Roman" w:hAnsi="Times New Roman" w:cs="Times New Roman"/>
+          <w:sz w:val="28"/>
+          <w:szCs w:val="28"/>
+        </w:rPr>
         <w:t xml:space="preserve"> – </w:t>
+      </w:r>
+      <w:r>
+        <w:rPr>
+          <w:rFonts w:ascii="Times New Roman" w:hAnsi="Times New Roman" w:cs="Times New Roman"/>
+          <w:sz w:val="28"/>
+          <w:szCs w:val="28"/>
+        </w:rPr>
+        <w:t>2</w:t>
+      </w:r>
+      <w:r>
+        <w:rPr>
+          <w:rFonts w:ascii="Times New Roman" w:hAnsi="Times New Roman" w:cs="Times New Roman"/>
+          <w:sz w:val="28"/>
+          <w:szCs w:val="28"/>
+        </w:rPr>
+        <w:t xml:space="preserve">: </w:t>
       </w:r>
       <w:r>
         <w:rPr>
@@ -5051,13 +5008,14 @@
       <w:r>
         <w:rPr>
           <w:rFonts w:ascii="Times New Roman" w:hAnsi="Times New Roman" w:cs="Times New Roman"/>
+          <w:noProof/>
           <w:sz w:val="28"/>
           <w:szCs w:val="28"/>
         </w:rPr>
         <w:drawing>
-          <wp:inline distT="0" distB="0" distL="0" distR="0" wp14:anchorId="703DD787" wp14:editId="65661205">
+          <wp:inline distT="0" distB="0" distL="0" distR="0" wp14:anchorId="703DD787" wp14:editId="15376C8C">
             <wp:extent cx="4897924" cy="669906"/>
-            <wp:effectExtent l="0" t="0" r="0" b="0"/>
+            <wp:effectExtent l="19050" t="19050" r="0" b="0"/>
             <wp:docPr id="716030408" name="Рисунок 1"/>
             <wp:cNvGraphicFramePr>
               <a:graphicFrameLocks xmlns:a="http://schemas.openxmlformats.org/drawingml/2006/main" noChangeAspect="1"/>
@@ -5082,8 +5040,10 @@
                     <a:prstGeom prst="rect">
                       <a:avLst/>
                     </a:prstGeom>
-                    <a:ln>
-                      <a:noFill/>
+                    <a:ln w="3175">
+                      <a:solidFill>
+                        <a:schemeClr val="tx1"/>
+                      </a:solidFill>
                     </a:ln>
                     <a:extLst>
                       <a:ext uri="{53640926-AAD7-44D8-BBD7-CCE9431645EC}">
@@ -5115,7 +5075,23 @@
           <w:sz w:val="28"/>
           <w:szCs w:val="28"/>
         </w:rPr>
-        <w:t>Рис. 1 – Шапка сайта</w:t>
+        <w:t>Рис</w:t>
+      </w:r>
+      <w:r>
+        <w:rPr>
+          <w:rFonts w:ascii="Times New Roman" w:hAnsi="Times New Roman" w:cs="Times New Roman"/>
+          <w:sz w:val="28"/>
+          <w:szCs w:val="28"/>
+        </w:rPr>
+        <w:t>унок</w:t>
+      </w:r>
+      <w:r>
+        <w:rPr>
+          <w:rFonts w:ascii="Times New Roman" w:hAnsi="Times New Roman" w:cs="Times New Roman"/>
+          <w:sz w:val="28"/>
+          <w:szCs w:val="28"/>
+        </w:rPr>
+        <w:t xml:space="preserve"> 1 – Шапка сайта</w:t>
       </w:r>
     </w:p>
     <w:p>
@@ -5137,9 +5113,9 @@
           <w:szCs w:val="28"/>
         </w:rPr>
         <w:drawing>
-          <wp:inline distT="0" distB="0" distL="0" distR="0" wp14:anchorId="6B9295DC" wp14:editId="5BB1A74B">
+          <wp:inline distT="0" distB="0" distL="0" distR="0" wp14:anchorId="6B9295DC" wp14:editId="7787F807">
             <wp:extent cx="4866199" cy="1696979"/>
-            <wp:effectExtent l="0" t="0" r="0" b="0"/>
+            <wp:effectExtent l="19050" t="19050" r="0" b="0"/>
             <wp:docPr id="689274329" name="Рисунок 1"/>
             <wp:cNvGraphicFramePr>
               <a:graphicFrameLocks xmlns:a="http://schemas.openxmlformats.org/drawingml/2006/main" noChangeAspect="1"/>
@@ -5165,6 +5141,11 @@
                     <a:prstGeom prst="rect">
                       <a:avLst/>
                     </a:prstGeom>
+                    <a:ln w="3175">
+                      <a:solidFill>
+                        <a:schemeClr val="tx1"/>
+                      </a:solidFill>
+                    </a:ln>
                   </pic:spPr>
                 </pic:pic>
               </a:graphicData>
@@ -5190,7 +5171,23 @@
           <w:sz w:val="28"/>
           <w:szCs w:val="28"/>
         </w:rPr>
-        <w:t>Рис. 2 – Листинг шапки сайта</w:t>
+        <w:t>Рис</w:t>
+      </w:r>
+      <w:r>
+        <w:rPr>
+          <w:rFonts w:ascii="Times New Roman" w:hAnsi="Times New Roman" w:cs="Times New Roman"/>
+          <w:sz w:val="28"/>
+          <w:szCs w:val="28"/>
+        </w:rPr>
+        <w:t>унок</w:t>
+      </w:r>
+      <w:r>
+        <w:rPr>
+          <w:rFonts w:ascii="Times New Roman" w:hAnsi="Times New Roman" w:cs="Times New Roman"/>
+          <w:sz w:val="28"/>
+          <w:szCs w:val="28"/>
+        </w:rPr>
+        <w:t xml:space="preserve"> 2 – Листинг шапки сайта</w:t>
       </w:r>
     </w:p>
     <w:p>
@@ -5232,7 +5229,63 @@
           <w:sz w:val="28"/>
           <w:szCs w:val="28"/>
         </w:rPr>
-        <w:t xml:space="preserve">– </w:t>
+        <w:t>представлен</w:t>
+      </w:r>
+      <w:r>
+        <w:rPr>
+          <w:rFonts w:ascii="Times New Roman" w:hAnsi="Times New Roman" w:cs="Times New Roman"/>
+          <w:sz w:val="28"/>
+          <w:szCs w:val="28"/>
+        </w:rPr>
+        <w:t>о</w:t>
+      </w:r>
+      <w:r>
+        <w:rPr>
+          <w:rFonts w:ascii="Times New Roman" w:hAnsi="Times New Roman" w:cs="Times New Roman"/>
+          <w:sz w:val="28"/>
+          <w:szCs w:val="28"/>
+        </w:rPr>
+        <w:t xml:space="preserve"> в соответствии с Рисунками </w:t>
+      </w:r>
+      <w:r>
+        <w:rPr>
+          <w:rFonts w:ascii="Times New Roman" w:hAnsi="Times New Roman" w:cs="Times New Roman"/>
+          <w:sz w:val="28"/>
+          <w:szCs w:val="28"/>
+        </w:rPr>
+        <w:t>3</w:t>
+      </w:r>
+      <w:r>
+        <w:rPr>
+          <w:rFonts w:ascii="Times New Roman" w:hAnsi="Times New Roman" w:cs="Times New Roman"/>
+          <w:sz w:val="28"/>
+          <w:szCs w:val="28"/>
+        </w:rPr>
+        <w:t xml:space="preserve"> – </w:t>
+      </w:r>
+      <w:r>
+        <w:rPr>
+          <w:rFonts w:ascii="Times New Roman" w:hAnsi="Times New Roman" w:cs="Times New Roman"/>
+          <w:sz w:val="28"/>
+          <w:szCs w:val="28"/>
+        </w:rPr>
+        <w:t>4</w:t>
+      </w:r>
+      <w:r>
+        <w:rPr>
+          <w:rFonts w:ascii="Times New Roman" w:hAnsi="Times New Roman" w:cs="Times New Roman"/>
+          <w:sz w:val="28"/>
+          <w:szCs w:val="28"/>
+        </w:rPr>
+        <w:t>:</w:t>
+      </w:r>
+      <w:r>
+        <w:rPr>
+          <w:rFonts w:ascii="Times New Roman" w:hAnsi="Times New Roman" w:cs="Times New Roman"/>
+          <w:sz w:val="28"/>
+          <w:szCs w:val="28"/>
+        </w:rPr>
+        <w:t xml:space="preserve"> </w:t>
       </w:r>
       <w:r>
         <w:rPr>
@@ -5359,7 +5412,23 @@
           <w:sz w:val="28"/>
           <w:szCs w:val="28"/>
         </w:rPr>
-        <w:t xml:space="preserve">Рис. </w:t>
+        <w:t>Рис</w:t>
+      </w:r>
+      <w:r>
+        <w:rPr>
+          <w:rFonts w:ascii="Times New Roman" w:hAnsi="Times New Roman" w:cs="Times New Roman"/>
+          <w:sz w:val="28"/>
+          <w:szCs w:val="28"/>
+        </w:rPr>
+        <w:t>унок</w:t>
+      </w:r>
+      <w:r>
+        <w:rPr>
+          <w:rFonts w:ascii="Times New Roman" w:hAnsi="Times New Roman" w:cs="Times New Roman"/>
+          <w:sz w:val="28"/>
+          <w:szCs w:val="28"/>
+        </w:rPr>
+        <w:t xml:space="preserve"> </w:t>
       </w:r>
       <w:r>
         <w:rPr>
@@ -5416,9 +5485,9 @@
         </w:rPr>
         <w:lastRenderedPageBreak/>
         <w:drawing>
-          <wp:inline distT="0" distB="0" distL="0" distR="0" wp14:anchorId="3DC9B6BF" wp14:editId="07CF8616">
+          <wp:inline distT="0" distB="0" distL="0" distR="0" wp14:anchorId="3DC9B6BF" wp14:editId="26882252">
             <wp:extent cx="4381169" cy="1236507"/>
-            <wp:effectExtent l="0" t="0" r="0" b="0"/>
+            <wp:effectExtent l="19050" t="19050" r="635" b="1905"/>
             <wp:docPr id="1153017333" name="Рисунок 1"/>
             <wp:cNvGraphicFramePr>
               <a:graphicFrameLocks xmlns:a="http://schemas.openxmlformats.org/drawingml/2006/main" noChangeAspect="1"/>
@@ -5444,6 +5513,11 @@
                     <a:prstGeom prst="rect">
                       <a:avLst/>
                     </a:prstGeom>
+                    <a:ln>
+                      <a:solidFill>
+                        <a:schemeClr val="tx1"/>
+                      </a:solidFill>
+                    </a:ln>
                   </pic:spPr>
                 </pic:pic>
               </a:graphicData>
@@ -5471,7 +5545,23 @@
           <w:sz w:val="28"/>
           <w:szCs w:val="28"/>
         </w:rPr>
-        <w:t>Рис. 4 – Листинг навигационного меню</w:t>
+        <w:t>Рис</w:t>
+      </w:r>
+      <w:r>
+        <w:rPr>
+          <w:rFonts w:ascii="Times New Roman" w:hAnsi="Times New Roman" w:cs="Times New Roman"/>
+          <w:sz w:val="28"/>
+          <w:szCs w:val="28"/>
+        </w:rPr>
+        <w:t>унок</w:t>
+      </w:r>
+      <w:r>
+        <w:rPr>
+          <w:rFonts w:ascii="Times New Roman" w:hAnsi="Times New Roman" w:cs="Times New Roman"/>
+          <w:sz w:val="28"/>
+          <w:szCs w:val="28"/>
+        </w:rPr>
+        <w:t xml:space="preserve"> 4 – Листинг навигационного меню</w:t>
       </w:r>
     </w:p>
     <w:p>
@@ -5553,15 +5643,79 @@
           <w:sz w:val="28"/>
           <w:szCs w:val="28"/>
         </w:rPr>
-        <w:t xml:space="preserve">– </w:t>
-      </w:r>
-      <w:r>
-        <w:rPr>
-          <w:rFonts w:ascii="Times New Roman" w:hAnsi="Times New Roman" w:cs="Times New Roman"/>
-          <w:sz w:val="28"/>
-          <w:szCs w:val="28"/>
-        </w:rPr>
-        <w:t>реализован в виде адаптивной сетки</w:t>
+        <w:t>представлен</w:t>
+      </w:r>
+      <w:r>
+        <w:rPr>
+          <w:rFonts w:ascii="Times New Roman" w:hAnsi="Times New Roman" w:cs="Times New Roman"/>
+          <w:sz w:val="28"/>
+          <w:szCs w:val="28"/>
+        </w:rPr>
+        <w:t>ы</w:t>
+      </w:r>
+      <w:r>
+        <w:rPr>
+          <w:rFonts w:ascii="Times New Roman" w:hAnsi="Times New Roman" w:cs="Times New Roman"/>
+          <w:sz w:val="28"/>
+          <w:szCs w:val="28"/>
+        </w:rPr>
+        <w:t xml:space="preserve"> в соответствии с Рисунками </w:t>
+      </w:r>
+      <w:r>
+        <w:rPr>
+          <w:rFonts w:ascii="Times New Roman" w:hAnsi="Times New Roman" w:cs="Times New Roman"/>
+          <w:sz w:val="28"/>
+          <w:szCs w:val="28"/>
+        </w:rPr>
+        <w:t>5</w:t>
+      </w:r>
+      <w:r>
+        <w:rPr>
+          <w:rFonts w:ascii="Times New Roman" w:hAnsi="Times New Roman" w:cs="Times New Roman"/>
+          <w:sz w:val="28"/>
+          <w:szCs w:val="28"/>
+        </w:rPr>
+        <w:t xml:space="preserve"> – </w:t>
+      </w:r>
+      <w:r>
+        <w:rPr>
+          <w:rFonts w:ascii="Times New Roman" w:hAnsi="Times New Roman" w:cs="Times New Roman"/>
+          <w:sz w:val="28"/>
+          <w:szCs w:val="28"/>
+        </w:rPr>
+        <w:t>7</w:t>
+      </w:r>
+      <w:r>
+        <w:rPr>
+          <w:rFonts w:ascii="Times New Roman" w:hAnsi="Times New Roman" w:cs="Times New Roman"/>
+          <w:sz w:val="28"/>
+          <w:szCs w:val="28"/>
+        </w:rPr>
+        <w:t xml:space="preserve">: </w:t>
+      </w:r>
+      <w:r>
+        <w:rPr>
+          <w:rFonts w:ascii="Times New Roman" w:hAnsi="Times New Roman" w:cs="Times New Roman"/>
+          <w:sz w:val="28"/>
+          <w:szCs w:val="28"/>
+        </w:rPr>
+        <w:t>реализован</w:t>
+      </w:r>
+      <w:r>
+        <w:rPr>
+          <w:rFonts w:ascii="Times New Roman" w:hAnsi="Times New Roman" w:cs="Times New Roman"/>
+          <w:sz w:val="28"/>
+          <w:szCs w:val="28"/>
+        </w:rPr>
+        <w:t>ы</w:t>
+      </w:r>
+      <w:r>
+        <w:rPr>
+          <w:rFonts w:ascii="Times New Roman" w:hAnsi="Times New Roman" w:cs="Times New Roman"/>
+          <w:sz w:val="28"/>
+          <w:szCs w:val="28"/>
+        </w:rPr>
+        <w:t xml:space="preserve"> в виде адаптивной сетки</w:t>
       </w:r>
       <w:r>
         <w:rPr>
@@ -5577,7 +5731,79 @@
           <w:sz w:val="28"/>
           <w:szCs w:val="28"/>
         </w:rPr>
-        <w:t xml:space="preserve">Карточки товаров содержат </w:t>
+        <w:t>Карточки товаров</w:t>
+      </w:r>
+      <w:r>
+        <w:rPr>
+          <w:rFonts w:ascii="Times New Roman" w:hAnsi="Times New Roman" w:cs="Times New Roman"/>
+          <w:sz w:val="28"/>
+          <w:szCs w:val="28"/>
+        </w:rPr>
+        <w:t xml:space="preserve"> </w:t>
+      </w:r>
+      <w:r>
+        <w:rPr>
+          <w:rFonts w:ascii="Times New Roman" w:hAnsi="Times New Roman" w:cs="Times New Roman"/>
+          <w:sz w:val="28"/>
+          <w:szCs w:val="28"/>
+        </w:rPr>
+        <w:t>представлен</w:t>
+      </w:r>
+      <w:r>
+        <w:rPr>
+          <w:rFonts w:ascii="Times New Roman" w:hAnsi="Times New Roman" w:cs="Times New Roman"/>
+          <w:sz w:val="28"/>
+          <w:szCs w:val="28"/>
+        </w:rPr>
+        <w:t>ы</w:t>
+      </w:r>
+      <w:r>
+        <w:rPr>
+          <w:rFonts w:ascii="Times New Roman" w:hAnsi="Times New Roman" w:cs="Times New Roman"/>
+          <w:sz w:val="28"/>
+          <w:szCs w:val="28"/>
+        </w:rPr>
+        <w:t xml:space="preserve"> в соответствии с Рисунк</w:t>
+      </w:r>
+      <w:r>
+        <w:rPr>
+          <w:rFonts w:ascii="Times New Roman" w:hAnsi="Times New Roman" w:cs="Times New Roman"/>
+          <w:sz w:val="28"/>
+          <w:szCs w:val="28"/>
+        </w:rPr>
+        <w:t>ом</w:t>
+      </w:r>
+      <w:r>
+        <w:rPr>
+          <w:rFonts w:ascii="Times New Roman" w:hAnsi="Times New Roman" w:cs="Times New Roman"/>
+          <w:sz w:val="28"/>
+          <w:szCs w:val="28"/>
+        </w:rPr>
+        <w:t xml:space="preserve"> </w:t>
+      </w:r>
+      <w:r>
+        <w:rPr>
+          <w:rFonts w:ascii="Times New Roman" w:hAnsi="Times New Roman" w:cs="Times New Roman"/>
+          <w:sz w:val="28"/>
+          <w:szCs w:val="28"/>
+        </w:rPr>
+        <w:t>8</w:t>
+      </w:r>
+      <w:r>
+        <w:rPr>
+          <w:rFonts w:ascii="Times New Roman" w:hAnsi="Times New Roman" w:cs="Times New Roman"/>
+          <w:sz w:val="28"/>
+          <w:szCs w:val="28"/>
+        </w:rPr>
+        <w:t>:</w:t>
+      </w:r>
+      <w:r>
+        <w:rPr>
+          <w:rFonts w:ascii="Times New Roman" w:hAnsi="Times New Roman" w:cs="Times New Roman"/>
+          <w:sz w:val="28"/>
+          <w:szCs w:val="28"/>
+        </w:rPr>
+        <w:t xml:space="preserve"> содержат </w:t>
       </w:r>
       <w:r>
         <w:rPr>
@@ -5593,7 +5819,15 @@
           <w:sz w:val="28"/>
           <w:szCs w:val="28"/>
         </w:rPr>
-        <w:t>, название, цену, кнопку «В корзину».</w:t>
+        <w:t>, название, цену, кнопку «В корзину»</w:t>
+      </w:r>
+      <w:r>
+        <w:rPr>
+          <w:rFonts w:ascii="Times New Roman" w:hAnsi="Times New Roman" w:cs="Times New Roman"/>
+          <w:sz w:val="28"/>
+          <w:szCs w:val="28"/>
+        </w:rPr>
+        <w:t>.</w:t>
       </w:r>
     </w:p>
     <w:p>
@@ -5617,9 +5851,9 @@
           <w:szCs w:val="28"/>
         </w:rPr>
         <w:drawing>
-          <wp:inline distT="0" distB="0" distL="0" distR="0" wp14:anchorId="6747F5CA" wp14:editId="4D1400C8">
+          <wp:inline distT="0" distB="0" distL="0" distR="0" wp14:anchorId="6747F5CA" wp14:editId="4BB23AF9">
             <wp:extent cx="5015102" cy="1407381"/>
-            <wp:effectExtent l="0" t="0" r="0" b="0"/>
+            <wp:effectExtent l="19050" t="19050" r="0" b="2540"/>
             <wp:docPr id="101361724" name="Рисунок 1"/>
             <wp:cNvGraphicFramePr>
               <a:graphicFrameLocks xmlns:a="http://schemas.openxmlformats.org/drawingml/2006/main" noChangeAspect="1"/>
@@ -5645,6 +5879,11 @@
                     <a:prstGeom prst="rect">
                       <a:avLst/>
                     </a:prstGeom>
+                    <a:ln>
+                      <a:solidFill>
+                        <a:schemeClr val="tx1"/>
+                      </a:solidFill>
+                    </a:ln>
                   </pic:spPr>
                 </pic:pic>
               </a:graphicData>
@@ -5672,7 +5911,23 @@
           <w:sz w:val="28"/>
           <w:szCs w:val="28"/>
         </w:rPr>
-        <w:t xml:space="preserve">Рис. </w:t>
+        <w:t>Рис</w:t>
+      </w:r>
+      <w:r>
+        <w:rPr>
+          <w:rFonts w:ascii="Times New Roman" w:hAnsi="Times New Roman" w:cs="Times New Roman"/>
+          <w:sz w:val="28"/>
+          <w:szCs w:val="28"/>
+        </w:rPr>
+        <w:t>унок</w:t>
+      </w:r>
+      <w:r>
+        <w:rPr>
+          <w:rFonts w:ascii="Times New Roman" w:hAnsi="Times New Roman" w:cs="Times New Roman"/>
+          <w:sz w:val="28"/>
+          <w:szCs w:val="28"/>
+        </w:rPr>
+        <w:t xml:space="preserve"> </w:t>
       </w:r>
       <w:r>
         <w:rPr>
@@ -5712,9 +5967,9 @@
           <w:szCs w:val="28"/>
         </w:rPr>
         <w:drawing>
-          <wp:inline distT="0" distB="0" distL="0" distR="0" wp14:anchorId="3272E313" wp14:editId="78B91E25">
-            <wp:extent cx="4063136" cy="3673502"/>
-            <wp:effectExtent l="0" t="0" r="0" b="0"/>
+          <wp:inline distT="0" distB="0" distL="0" distR="0" wp14:anchorId="3272E313" wp14:editId="3AB065DD">
+            <wp:extent cx="3824577" cy="3457820"/>
+            <wp:effectExtent l="19050" t="19050" r="5080" b="0"/>
             <wp:docPr id="1564678325" name="Рисунок 1"/>
             <wp:cNvGraphicFramePr>
               <a:graphicFrameLocks xmlns:a="http://schemas.openxmlformats.org/drawingml/2006/main" noChangeAspect="1"/>
@@ -5735,11 +5990,16 @@
                   <pic:spPr>
                     <a:xfrm>
                       <a:off x="0" y="0"/>
-                      <a:ext cx="4072851" cy="3682285"/>
+                      <a:ext cx="3839470" cy="3471285"/>
                     </a:xfrm>
                     <a:prstGeom prst="rect">
                       <a:avLst/>
                     </a:prstGeom>
+                    <a:ln>
+                      <a:solidFill>
+                        <a:schemeClr val="tx1"/>
+                      </a:solidFill>
+                    </a:ln>
                   </pic:spPr>
                 </pic:pic>
               </a:graphicData>
@@ -5767,7 +6027,23 @@
           <w:sz w:val="28"/>
           <w:szCs w:val="28"/>
         </w:rPr>
-        <w:t>Рис. 6 – Листинг списка категорий</w:t>
+        <w:t>Рис</w:t>
+      </w:r>
+      <w:r>
+        <w:rPr>
+          <w:rFonts w:ascii="Times New Roman" w:hAnsi="Times New Roman" w:cs="Times New Roman"/>
+          <w:sz w:val="28"/>
+          <w:szCs w:val="28"/>
+        </w:rPr>
+        <w:t>унок</w:t>
+      </w:r>
+      <w:r>
+        <w:rPr>
+          <w:rFonts w:ascii="Times New Roman" w:hAnsi="Times New Roman" w:cs="Times New Roman"/>
+          <w:sz w:val="28"/>
+          <w:szCs w:val="28"/>
+        </w:rPr>
+        <w:t xml:space="preserve"> 6 – Листинг списка категорий</w:t>
       </w:r>
     </w:p>
     <w:p>
@@ -5792,9 +6068,9 @@
         </w:rPr>
         <w:lastRenderedPageBreak/>
         <w:drawing>
-          <wp:inline distT="0" distB="0" distL="0" distR="0" wp14:anchorId="343F992B" wp14:editId="266C3145">
-            <wp:extent cx="5486079" cy="2011680"/>
-            <wp:effectExtent l="0" t="0" r="0" b="0"/>
+          <wp:inline distT="0" distB="0" distL="0" distR="0" wp14:anchorId="343F992B" wp14:editId="4DC3E0DD">
+            <wp:extent cx="5093639" cy="1867777"/>
+            <wp:effectExtent l="19050" t="19050" r="0" b="0"/>
             <wp:docPr id="1287666948" name="Рисунок 1"/>
             <wp:cNvGraphicFramePr>
               <a:graphicFrameLocks xmlns:a="http://schemas.openxmlformats.org/drawingml/2006/main" noChangeAspect="1"/>
@@ -5815,11 +6091,16 @@
                   <pic:spPr>
                     <a:xfrm>
                       <a:off x="0" y="0"/>
-                      <a:ext cx="5506001" cy="2018985"/>
+                      <a:ext cx="5132691" cy="1882097"/>
                     </a:xfrm>
                     <a:prstGeom prst="rect">
                       <a:avLst/>
                     </a:prstGeom>
+                    <a:ln>
+                      <a:solidFill>
+                        <a:schemeClr val="tx1"/>
+                      </a:solidFill>
+                    </a:ln>
                   </pic:spPr>
                 </pic:pic>
               </a:graphicData>
@@ -5847,7 +6128,15 @@
           <w:sz w:val="28"/>
           <w:szCs w:val="28"/>
         </w:rPr>
-        <w:t xml:space="preserve">Рис. </w:t>
+        <w:t>Рис</w:t>
+      </w:r>
+      <w:r>
+        <w:rPr>
+          <w:rFonts w:ascii="Times New Roman" w:hAnsi="Times New Roman" w:cs="Times New Roman"/>
+          <w:sz w:val="28"/>
+          <w:szCs w:val="28"/>
+        </w:rPr>
+        <w:t xml:space="preserve">унок </w:t>
       </w:r>
       <w:r>
         <w:rPr>
@@ -5895,8 +6184,8 @@
           <w:szCs w:val="28"/>
         </w:rPr>
         <w:drawing>
-          <wp:inline distT="0" distB="0" distL="0" distR="0" wp14:anchorId="255BA986" wp14:editId="2F012663">
-            <wp:extent cx="4651513" cy="2206410"/>
+          <wp:inline distT="0" distB="0" distL="0" distR="0" wp14:anchorId="255BA986" wp14:editId="23FB1E17">
+            <wp:extent cx="4257748" cy="2019631"/>
             <wp:effectExtent l="0" t="0" r="0" b="0"/>
             <wp:docPr id="788385725" name="Рисунок 1"/>
             <wp:cNvGraphicFramePr>
@@ -5918,7 +6207,7 @@
                   <pic:spPr>
                     <a:xfrm>
                       <a:off x="0" y="0"/>
-                      <a:ext cx="4661442" cy="2211120"/>
+                      <a:ext cx="4278483" cy="2029467"/>
                     </a:xfrm>
                     <a:prstGeom prst="rect">
                       <a:avLst/>
@@ -5950,7 +6239,23 @@
           <w:sz w:val="28"/>
           <w:szCs w:val="28"/>
         </w:rPr>
-        <w:t xml:space="preserve">Рис. </w:t>
+        <w:t>Рис</w:t>
+      </w:r>
+      <w:r>
+        <w:rPr>
+          <w:rFonts w:ascii="Times New Roman" w:hAnsi="Times New Roman" w:cs="Times New Roman"/>
+          <w:sz w:val="28"/>
+          <w:szCs w:val="28"/>
+        </w:rPr>
+        <w:t>унок</w:t>
+      </w:r>
+      <w:r>
+        <w:rPr>
+          <w:rFonts w:ascii="Times New Roman" w:hAnsi="Times New Roman" w:cs="Times New Roman"/>
+          <w:sz w:val="28"/>
+          <w:szCs w:val="28"/>
+        </w:rPr>
+        <w:t xml:space="preserve"> </w:t>
       </w:r>
       <w:r>
         <w:rPr>
@@ -6025,7 +6330,63 @@
           <w:sz w:val="28"/>
           <w:szCs w:val="28"/>
         </w:rPr>
-        <w:t>) – структурированный блок с ссылками на разделы, социальны</w:t>
+        <w:t>)</w:t>
+      </w:r>
+      <w:r>
+        <w:rPr>
+          <w:rFonts w:ascii="Times New Roman" w:hAnsi="Times New Roman" w:cs="Times New Roman"/>
+          <w:sz w:val="28"/>
+          <w:szCs w:val="28"/>
+        </w:rPr>
+        <w:t xml:space="preserve"> </w:t>
+      </w:r>
+      <w:r>
+        <w:rPr>
+          <w:rFonts w:ascii="Times New Roman" w:hAnsi="Times New Roman" w:cs="Times New Roman"/>
+          <w:sz w:val="28"/>
+          <w:szCs w:val="28"/>
+        </w:rPr>
+        <w:t xml:space="preserve">представлен в соответствии с Рисунками </w:t>
+      </w:r>
+      <w:r>
+        <w:rPr>
+          <w:rFonts w:ascii="Times New Roman" w:hAnsi="Times New Roman" w:cs="Times New Roman"/>
+          <w:sz w:val="28"/>
+          <w:szCs w:val="28"/>
+        </w:rPr>
+        <w:t>9</w:t>
+      </w:r>
+      <w:r>
+        <w:rPr>
+          <w:rFonts w:ascii="Times New Roman" w:hAnsi="Times New Roman" w:cs="Times New Roman"/>
+          <w:sz w:val="28"/>
+          <w:szCs w:val="28"/>
+        </w:rPr>
+        <w:t xml:space="preserve"> – </w:t>
+      </w:r>
+      <w:r>
+        <w:rPr>
+          <w:rFonts w:ascii="Times New Roman" w:hAnsi="Times New Roman" w:cs="Times New Roman"/>
+          <w:sz w:val="28"/>
+          <w:szCs w:val="28"/>
+        </w:rPr>
+        <w:t>10</w:t>
+      </w:r>
+      <w:r>
+        <w:rPr>
+          <w:rFonts w:ascii="Times New Roman" w:hAnsi="Times New Roman" w:cs="Times New Roman"/>
+          <w:sz w:val="28"/>
+          <w:szCs w:val="28"/>
+        </w:rPr>
+        <w:t>:</w:t>
+      </w:r>
+      <w:r>
+        <w:rPr>
+          <w:rFonts w:ascii="Times New Roman" w:hAnsi="Times New Roman" w:cs="Times New Roman"/>
+          <w:sz w:val="28"/>
+          <w:szCs w:val="28"/>
+        </w:rPr>
+        <w:t xml:space="preserve"> структурированный блок с ссылками на разделы, социальны</w:t>
       </w:r>
       <w:r>
         <w:rPr>
@@ -6143,7 +6504,23 @@
           <w:sz w:val="28"/>
           <w:szCs w:val="28"/>
         </w:rPr>
-        <w:t xml:space="preserve">Рис. </w:t>
+        <w:t>Рис</w:t>
+      </w:r>
+      <w:r>
+        <w:rPr>
+          <w:rFonts w:ascii="Times New Roman" w:hAnsi="Times New Roman" w:cs="Times New Roman"/>
+          <w:sz w:val="28"/>
+          <w:szCs w:val="28"/>
+        </w:rPr>
+        <w:t>унок</w:t>
+      </w:r>
+      <w:r>
+        <w:rPr>
+          <w:rFonts w:ascii="Times New Roman" w:hAnsi="Times New Roman" w:cs="Times New Roman"/>
+          <w:sz w:val="28"/>
+          <w:szCs w:val="28"/>
+        </w:rPr>
+        <w:t xml:space="preserve"> </w:t>
       </w:r>
       <w:r>
         <w:rPr>
@@ -6191,9 +6568,9 @@
           <w:szCs w:val="28"/>
         </w:rPr>
         <w:drawing>
-          <wp:inline distT="0" distB="0" distL="0" distR="0" wp14:anchorId="2A4142B0" wp14:editId="64160B9B">
+          <wp:inline distT="0" distB="0" distL="0" distR="0" wp14:anchorId="2A4142B0" wp14:editId="37BBFF9B">
             <wp:extent cx="4389120" cy="1650729"/>
-            <wp:effectExtent l="0" t="0" r="0" b="0"/>
+            <wp:effectExtent l="19050" t="19050" r="0" b="6985"/>
             <wp:docPr id="1726656800" name="Рисунок 1"/>
             <wp:cNvGraphicFramePr>
               <a:graphicFrameLocks xmlns:a="http://schemas.openxmlformats.org/drawingml/2006/main" noChangeAspect="1"/>
@@ -6219,6 +6596,11 @@
                     <a:prstGeom prst="rect">
                       <a:avLst/>
                     </a:prstGeom>
+                    <a:ln>
+                      <a:solidFill>
+                        <a:schemeClr val="tx1"/>
+                      </a:solidFill>
+                    </a:ln>
                   </pic:spPr>
                 </pic:pic>
               </a:graphicData>
@@ -6246,7 +6628,23 @@
           <w:sz w:val="28"/>
           <w:szCs w:val="28"/>
         </w:rPr>
-        <w:t xml:space="preserve">Рис. </w:t>
+        <w:t>Рис</w:t>
+      </w:r>
+      <w:r>
+        <w:rPr>
+          <w:rFonts w:ascii="Times New Roman" w:hAnsi="Times New Roman" w:cs="Times New Roman"/>
+          <w:sz w:val="28"/>
+          <w:szCs w:val="28"/>
+        </w:rPr>
+        <w:t>унок</w:t>
+      </w:r>
+      <w:r>
+        <w:rPr>
+          <w:rFonts w:ascii="Times New Roman" w:hAnsi="Times New Roman" w:cs="Times New Roman"/>
+          <w:sz w:val="28"/>
+          <w:szCs w:val="28"/>
+        </w:rPr>
+        <w:t xml:space="preserve"> </w:t>
       </w:r>
       <w:r>
         <w:rPr>
@@ -6285,25 +6683,7 @@
           <w:szCs w:val="28"/>
         </w:rPr>
         <w:lastRenderedPageBreak/>
-        <w:t xml:space="preserve">Результатом выполнения задания стало создание интуитивно понятного, визуально целостного и технически оптимизированного </w:t>
-      </w:r>
-      <w:proofErr w:type="spellStart"/>
-      <w:r>
-        <w:rPr>
-          <w:rFonts w:ascii="Times New Roman" w:hAnsi="Times New Roman" w:cs="Times New Roman"/>
-          <w:sz w:val="28"/>
-          <w:szCs w:val="28"/>
-        </w:rPr>
-        <w:t>frontend</w:t>
-      </w:r>
-      <w:proofErr w:type="spellEnd"/>
-      <w:r>
-        <w:rPr>
-          <w:rFonts w:ascii="Times New Roman" w:hAnsi="Times New Roman" w:cs="Times New Roman"/>
-          <w:sz w:val="28"/>
-          <w:szCs w:val="28"/>
-        </w:rPr>
-        <w:t>-решения, готового к интеграции с серверной частью и дальнейшему масштабированию. Разработанный интерфейс соответствует современным стандартам веб-разработки, обеспечивает высокий уровень пользовательского опыта</w:t>
+        <w:t>Результатом выполнения задания стало создание интуитивно понятного, визуально целостного и технически оптимизированного frontend-решения, готового к интеграции с серверной частью и дальнейшему масштабированию. Разработанный интерфейс соответствует современным стандартам веб-разработки, обеспечивает высокий уровень пользовательского опыта</w:t>
       </w:r>
       <w:r>
         <w:rPr>
@@ -6348,7 +6728,7 @@
           <w:szCs w:val="28"/>
         </w:rPr>
       </w:pPr>
-      <w:bookmarkStart w:id="5" w:name="_Toc229779597"/>
+      <w:bookmarkStart w:id="5" w:name="_Toc230003120"/>
       <w:r>
         <w:rPr>
           <w:rFonts w:ascii="Times New Roman" w:hAnsi="Times New Roman" w:cs="Times New Roman"/>
@@ -6477,25 +6857,7 @@
           <w:sz w:val="28"/>
           <w:szCs w:val="28"/>
         </w:rPr>
-        <w:t xml:space="preserve"> </w:t>
-      </w:r>
-      <w:proofErr w:type="spellStart"/>
-      <w:r>
-        <w:rPr>
-          <w:rFonts w:ascii="Times New Roman" w:hAnsi="Times New Roman" w:cs="Times New Roman"/>
-          <w:sz w:val="28"/>
-          <w:szCs w:val="28"/>
-        </w:rPr>
-        <w:t>frontend</w:t>
-      </w:r>
-      <w:proofErr w:type="spellEnd"/>
-      <w:r>
-        <w:rPr>
-          <w:rFonts w:ascii="Times New Roman" w:hAnsi="Times New Roman" w:cs="Times New Roman"/>
-          <w:sz w:val="28"/>
-          <w:szCs w:val="28"/>
-        </w:rPr>
-        <w:t>-</w:t>
+        <w:t xml:space="preserve"> frontend-</w:t>
       </w:r>
       <w:r>
         <w:rPr>
@@ -6584,7 +6946,7 @@
           <w:szCs w:val="28"/>
         </w:rPr>
       </w:pPr>
-      <w:bookmarkStart w:id="6" w:name="_Toc229779598"/>
+      <w:bookmarkStart w:id="6" w:name="_Toc230003121"/>
       <w:r>
         <w:rPr>
           <w:rFonts w:ascii="Times New Roman" w:hAnsi="Times New Roman" w:cs="Times New Roman"/>
@@ -6639,31 +7001,7 @@
           <w:sz w:val="28"/>
           <w:szCs w:val="28"/>
         </w:rPr>
-        <w:t>Информационный сайт «</w:t>
-      </w:r>
-      <w:r>
-        <w:rPr>
-          <w:rFonts w:ascii="Times New Roman" w:hAnsi="Times New Roman" w:cs="Times New Roman"/>
-          <w:sz w:val="28"/>
-          <w:szCs w:val="28"/>
-        </w:rPr>
-        <w:t>HTML Academy</w:t>
-      </w:r>
-      <w:r>
-        <w:rPr>
-          <w:rFonts w:ascii="Times New Roman" w:hAnsi="Times New Roman" w:cs="Times New Roman"/>
-          <w:sz w:val="28"/>
-          <w:szCs w:val="28"/>
-        </w:rPr>
-        <w:t>»</w:t>
-      </w:r>
-      <w:r>
-        <w:rPr>
-          <w:rFonts w:ascii="Times New Roman" w:hAnsi="Times New Roman" w:cs="Times New Roman"/>
-          <w:sz w:val="28"/>
-          <w:szCs w:val="28"/>
-        </w:rPr>
-        <w:t xml:space="preserve"> [Электронный ресурс]: - режим доступа: </w:t>
+        <w:t xml:space="preserve">Информационный сайт «HTML Academy» [Электронный ресурс]: - режим доступа: </w:t>
       </w:r>
       <w:hyperlink r:id="rId19" w:history="1">
         <w:r>
@@ -6709,41 +7047,7 @@
           <w:sz w:val="28"/>
           <w:szCs w:val="28"/>
         </w:rPr>
-        <w:t>Информационный сайт «</w:t>
-      </w:r>
-      <w:r>
-        <w:rPr>
-          <w:rFonts w:ascii="Times New Roman" w:hAnsi="Times New Roman" w:cs="Times New Roman"/>
-          <w:sz w:val="28"/>
-          <w:szCs w:val="28"/>
-        </w:rPr>
-        <w:t xml:space="preserve">MDN Web </w:t>
-      </w:r>
-      <w:proofErr w:type="spellStart"/>
-      <w:r>
-        <w:rPr>
-          <w:rFonts w:ascii="Times New Roman" w:hAnsi="Times New Roman" w:cs="Times New Roman"/>
-          <w:sz w:val="28"/>
-          <w:szCs w:val="28"/>
-        </w:rPr>
-        <w:t>Docs</w:t>
-      </w:r>
-      <w:proofErr w:type="spellEnd"/>
-      <w:r>
-        <w:rPr>
-          <w:rFonts w:ascii="Times New Roman" w:hAnsi="Times New Roman" w:cs="Times New Roman"/>
-          <w:sz w:val="28"/>
-          <w:szCs w:val="28"/>
-        </w:rPr>
-        <w:t>»</w:t>
-      </w:r>
-      <w:r>
-        <w:rPr>
-          <w:rFonts w:ascii="Times New Roman" w:hAnsi="Times New Roman" w:cs="Times New Roman"/>
-          <w:sz w:val="28"/>
-          <w:szCs w:val="28"/>
-        </w:rPr>
-        <w:t xml:space="preserve"> [Электронный ресурс]: - режим доступа: </w:t>
+        <w:t xml:space="preserve">Информационный сайт «MDN Web Docs» [Электронный ресурс]: - режим доступа: </w:t>
       </w:r>
       <w:hyperlink r:id="rId20" w:history="1">
         <w:r>
@@ -6789,25 +7093,7 @@
           <w:sz w:val="28"/>
           <w:szCs w:val="28"/>
         </w:rPr>
-        <w:t>Информационный сайт «</w:t>
-      </w:r>
-      <w:proofErr w:type="spellStart"/>
-      <w:r>
-        <w:rPr>
-          <w:rFonts w:ascii="Times New Roman" w:hAnsi="Times New Roman" w:cs="Times New Roman"/>
-          <w:sz w:val="28"/>
-          <w:szCs w:val="28"/>
-        </w:rPr>
-        <w:t>Tproger</w:t>
-      </w:r>
-      <w:proofErr w:type="spellEnd"/>
-      <w:r>
-        <w:rPr>
-          <w:rFonts w:ascii="Times New Roman" w:hAnsi="Times New Roman" w:cs="Times New Roman"/>
-          <w:sz w:val="28"/>
-          <w:szCs w:val="28"/>
-        </w:rPr>
-        <w:t xml:space="preserve">» [Электронный ресурс]: - режим доступа: </w:t>
+        <w:t xml:space="preserve">Информационный сайт «Tproger» [Электронный ресурс]: - режим доступа: </w:t>
       </w:r>
       <w:hyperlink r:id="rId21" w:history="1">
         <w:r>
@@ -6845,31 +7131,7 @@
           <w:sz w:val="28"/>
           <w:szCs w:val="28"/>
         </w:rPr>
-        <w:t>Информационный сайт «</w:t>
-      </w:r>
-      <w:r>
-        <w:rPr>
-          <w:rFonts w:ascii="Times New Roman" w:hAnsi="Times New Roman" w:cs="Times New Roman"/>
-          <w:sz w:val="28"/>
-          <w:szCs w:val="28"/>
-        </w:rPr>
-        <w:t>W3Schools</w:t>
-      </w:r>
-      <w:r>
-        <w:rPr>
-          <w:rFonts w:ascii="Times New Roman" w:hAnsi="Times New Roman" w:cs="Times New Roman"/>
-          <w:sz w:val="28"/>
-          <w:szCs w:val="28"/>
-        </w:rPr>
-        <w:t>»</w:t>
-      </w:r>
-      <w:r>
-        <w:rPr>
-          <w:rFonts w:ascii="Times New Roman" w:hAnsi="Times New Roman" w:cs="Times New Roman"/>
-          <w:sz w:val="28"/>
-          <w:szCs w:val="28"/>
-        </w:rPr>
-        <w:t xml:space="preserve"> [Электронный ресурс]: - режим доступа: </w:t>
+        <w:t xml:space="preserve">Информационный сайт «W3Schools» [Электронный ресурс]: - режим доступа: </w:t>
       </w:r>
       <w:hyperlink r:id="rId22" w:history="1">
         <w:r>
@@ -6915,31 +7177,7 @@
           <w:sz w:val="28"/>
           <w:szCs w:val="28"/>
         </w:rPr>
-        <w:t>Информационный сайт «</w:t>
-      </w:r>
-      <w:r>
-        <w:rPr>
-          <w:rFonts w:ascii="Times New Roman" w:hAnsi="Times New Roman" w:cs="Times New Roman"/>
-          <w:sz w:val="28"/>
-          <w:szCs w:val="28"/>
-        </w:rPr>
-        <w:t>Школа 6 города Югорска</w:t>
-      </w:r>
-      <w:r>
-        <w:rPr>
-          <w:rFonts w:ascii="Times New Roman" w:hAnsi="Times New Roman" w:cs="Times New Roman"/>
-          <w:sz w:val="28"/>
-          <w:szCs w:val="28"/>
-        </w:rPr>
-        <w:t>»</w:t>
-      </w:r>
-      <w:r>
-        <w:rPr>
-          <w:rFonts w:ascii="Times New Roman" w:hAnsi="Times New Roman" w:cs="Times New Roman"/>
-          <w:sz w:val="28"/>
-          <w:szCs w:val="28"/>
-        </w:rPr>
-        <w:t xml:space="preserve"> [Электронный ресурс]: - режим доступа: </w:t>
+        <w:t xml:space="preserve">Информационный сайт «Школа 6 города Югорска» [Электронный ресурс]: - режим доступа: </w:t>
       </w:r>
       <w:hyperlink r:id="rId23" w:history="1">
         <w:r>
@@ -6987,7 +7225,7 @@
         <w:pStyle w:val="a5"/>
         <w:numPr>
           <w:ilvl w:val="0"/>
-          <w:numId w:val="11"/>
+          <w:numId w:val="7"/>
         </w:numPr>
         <w:spacing w:after="0" w:line="360" w:lineRule="auto"/>
         <w:ind w:left="0" w:firstLine="709"/>
@@ -7005,23 +7243,23 @@
           <w:sz w:val="28"/>
           <w:szCs w:val="28"/>
         </w:rPr>
-        <w:t>Васильев Г.Д. «Методы и инструменты автоматического тестирования интеграции». Саратовский национальный исследовательский университет имени Н.Г. Чернышевского, г. Саратов, 2022.</w:t>
-      </w:r>
-      <w:r>
-        <w:rPr>
-          <w:rFonts w:ascii="Times New Roman" w:hAnsi="Times New Roman" w:cs="Times New Roman"/>
-          <w:sz w:val="28"/>
-          <w:szCs w:val="28"/>
-        </w:rPr>
-        <w:t xml:space="preserve"> – 521 с</w:t>
-      </w:r>
-      <w:r>
-        <w:rPr>
-          <w:rFonts w:ascii="Times New Roman" w:hAnsi="Times New Roman" w:cs="Times New Roman"/>
-          <w:sz w:val="28"/>
-          <w:szCs w:val="28"/>
-        </w:rPr>
-        <w:t>;</w:t>
+        <w:t xml:space="preserve">Кириченко А. А. </w:t>
+      </w:r>
+      <w:r>
+        <w:rPr>
+          <w:rFonts w:ascii="Times New Roman" w:hAnsi="Times New Roman" w:cs="Times New Roman"/>
+          <w:sz w:val="28"/>
+          <w:szCs w:val="28"/>
+        </w:rPr>
+        <w:t>Web на практике. CSS, HTML, JavaScript, MySQL, PHP для fullstack-разработчиков</w:t>
+      </w:r>
+      <w:r>
+        <w:rPr>
+          <w:rFonts w:ascii="Times New Roman" w:hAnsi="Times New Roman" w:cs="Times New Roman"/>
+          <w:sz w:val="28"/>
+          <w:szCs w:val="28"/>
+        </w:rPr>
+        <w:t>. – Издательство – Наука и техника, г. Санкт-Петербург, 2021. – 432 с.;</w:t>
       </w:r>
     </w:p>
     <w:p>
@@ -7029,7 +7267,7 @@
         <w:pStyle w:val="a5"/>
         <w:numPr>
           <w:ilvl w:val="0"/>
-          <w:numId w:val="11"/>
+          <w:numId w:val="7"/>
         </w:numPr>
         <w:spacing w:after="0" w:line="360" w:lineRule="auto"/>
         <w:ind w:left="0" w:firstLine="709"/>
@@ -7047,7 +7285,15 @@
           <w:sz w:val="28"/>
           <w:szCs w:val="28"/>
         </w:rPr>
-        <w:t>Голощапов А. В. JavaScript. Актуальное руководство. 3-е изд. – Издательство: Питер, г. Санкт-Петербург, 2021. – 608 с</w:t>
+        <w:t>Кузьмин А. Г. Разработка фронтенд-приложений</w:t>
+      </w:r>
+      <w:r>
+        <w:rPr>
+          <w:rFonts w:ascii="Times New Roman" w:hAnsi="Times New Roman" w:cs="Times New Roman"/>
+          <w:sz w:val="28"/>
+          <w:szCs w:val="28"/>
+        </w:rPr>
+        <w:t>. – Издательство: Питер. Санкт-Петербург, 2025. – 496 с.</w:t>
       </w:r>
       <w:r>
         <w:rPr>
@@ -7063,7 +7309,7 @@
         <w:pStyle w:val="a5"/>
         <w:numPr>
           <w:ilvl w:val="0"/>
-          <w:numId w:val="11"/>
+          <w:numId w:val="7"/>
         </w:numPr>
         <w:spacing w:after="0" w:line="360" w:lineRule="auto"/>
         <w:ind w:left="0" w:firstLine="709"/>
@@ -7081,15 +7327,186 @@
           <w:sz w:val="28"/>
           <w:szCs w:val="28"/>
         </w:rPr>
-        <w:t>Иванов И.И., Петров А.А. «Методология интеграции программных модулей». Издательство НТИ, г. Москва, 2023</w:t>
-      </w:r>
-      <w:r>
-        <w:rPr>
-          <w:rFonts w:ascii="Times New Roman" w:hAnsi="Times New Roman" w:cs="Times New Roman"/>
-          <w:sz w:val="28"/>
-          <w:szCs w:val="28"/>
-        </w:rPr>
-        <w:t>. – 687 с</w:t>
+        <w:t xml:space="preserve">Никсон Р. </w:t>
+      </w:r>
+      <w:r>
+        <w:rPr>
+          <w:rFonts w:ascii="Times New Roman" w:hAnsi="Times New Roman" w:cs="Times New Roman"/>
+          <w:sz w:val="28"/>
+          <w:szCs w:val="28"/>
+        </w:rPr>
+        <w:t xml:space="preserve">Создаем динамические веб-сайты с помощью </w:t>
+      </w:r>
+      <w:r>
+        <w:rPr>
+          <w:rFonts w:ascii="Times New Roman" w:hAnsi="Times New Roman" w:cs="Times New Roman"/>
+          <w:sz w:val="28"/>
+          <w:szCs w:val="28"/>
+          <w:lang w:val="en-US"/>
+        </w:rPr>
+        <w:t>PHP</w:t>
+      </w:r>
+      <w:r>
+        <w:rPr>
+          <w:rFonts w:ascii="Times New Roman" w:hAnsi="Times New Roman" w:cs="Times New Roman"/>
+          <w:sz w:val="28"/>
+          <w:szCs w:val="28"/>
+          <w:lang w:val="en-US"/>
+        </w:rPr>
+        <w:t xml:space="preserve">, </w:t>
+      </w:r>
+      <w:r>
+        <w:rPr>
+          <w:rFonts w:ascii="Times New Roman" w:hAnsi="Times New Roman" w:cs="Times New Roman"/>
+          <w:sz w:val="28"/>
+          <w:szCs w:val="28"/>
+          <w:lang w:val="en-US"/>
+        </w:rPr>
+        <w:t>MySQL</w:t>
+      </w:r>
+      <w:r>
+        <w:rPr>
+          <w:rFonts w:ascii="Times New Roman" w:hAnsi="Times New Roman" w:cs="Times New Roman"/>
+          <w:sz w:val="28"/>
+          <w:szCs w:val="28"/>
+          <w:lang w:val="en-US"/>
+        </w:rPr>
+        <w:t xml:space="preserve">, </w:t>
+      </w:r>
+      <w:r>
+        <w:rPr>
+          <w:rFonts w:ascii="Times New Roman" w:hAnsi="Times New Roman" w:cs="Times New Roman"/>
+          <w:sz w:val="28"/>
+          <w:szCs w:val="28"/>
+          <w:lang w:val="en-US"/>
+        </w:rPr>
+        <w:t>JavaScript</w:t>
+      </w:r>
+      <w:r>
+        <w:rPr>
+          <w:rFonts w:ascii="Times New Roman" w:hAnsi="Times New Roman" w:cs="Times New Roman"/>
+          <w:sz w:val="28"/>
+          <w:szCs w:val="28"/>
+          <w:lang w:val="en-US"/>
+        </w:rPr>
+        <w:t xml:space="preserve">, </w:t>
+      </w:r>
+      <w:r>
+        <w:rPr>
+          <w:rFonts w:ascii="Times New Roman" w:hAnsi="Times New Roman" w:cs="Times New Roman"/>
+          <w:sz w:val="28"/>
+          <w:szCs w:val="28"/>
+          <w:lang w:val="en-US"/>
+        </w:rPr>
+        <w:t>CSS</w:t>
+      </w:r>
+      <w:r>
+        <w:rPr>
+          <w:rFonts w:ascii="Times New Roman" w:hAnsi="Times New Roman" w:cs="Times New Roman"/>
+          <w:sz w:val="28"/>
+          <w:szCs w:val="28"/>
+          <w:lang w:val="en-US"/>
+        </w:rPr>
+        <w:t xml:space="preserve"> </w:t>
+      </w:r>
+      <w:r>
+        <w:rPr>
+          <w:rFonts w:ascii="Times New Roman" w:hAnsi="Times New Roman" w:cs="Times New Roman"/>
+          <w:sz w:val="28"/>
+          <w:szCs w:val="28"/>
+        </w:rPr>
+        <w:t>и</w:t>
+      </w:r>
+      <w:r>
+        <w:rPr>
+          <w:rFonts w:ascii="Times New Roman" w:hAnsi="Times New Roman" w:cs="Times New Roman"/>
+          <w:sz w:val="28"/>
+          <w:szCs w:val="28"/>
+          <w:lang w:val="en-US"/>
+        </w:rPr>
+        <w:t xml:space="preserve"> </w:t>
+      </w:r>
+      <w:r>
+        <w:rPr>
+          <w:rFonts w:ascii="Times New Roman" w:hAnsi="Times New Roman" w:cs="Times New Roman"/>
+          <w:sz w:val="28"/>
+          <w:szCs w:val="28"/>
+          <w:lang w:val="en-US"/>
+        </w:rPr>
+        <w:t>HTML</w:t>
+      </w:r>
+      <w:r>
+        <w:rPr>
+          <w:rFonts w:ascii="Times New Roman" w:hAnsi="Times New Roman" w:cs="Times New Roman"/>
+          <w:sz w:val="28"/>
+          <w:szCs w:val="28"/>
+          <w:lang w:val="en-US"/>
+        </w:rPr>
+        <w:t xml:space="preserve">5. </w:t>
+      </w:r>
+      <w:r>
+        <w:rPr>
+          <w:rFonts w:ascii="Times New Roman" w:hAnsi="Times New Roman" w:cs="Times New Roman"/>
+          <w:sz w:val="28"/>
+          <w:szCs w:val="28"/>
+        </w:rPr>
+        <w:t>6-е изд</w:t>
+      </w:r>
+      <w:r>
+        <w:rPr>
+          <w:rFonts w:ascii="Times New Roman" w:hAnsi="Times New Roman" w:cs="Times New Roman"/>
+          <w:sz w:val="28"/>
+          <w:szCs w:val="28"/>
+        </w:rPr>
+        <w:t xml:space="preserve">. – Издательство: </w:t>
+      </w:r>
+      <w:r>
+        <w:rPr>
+          <w:rFonts w:ascii="Times New Roman" w:hAnsi="Times New Roman" w:cs="Times New Roman"/>
+          <w:sz w:val="28"/>
+          <w:szCs w:val="28"/>
+        </w:rPr>
+        <w:t>Питер. Санкт-Петербург,</w:t>
+      </w:r>
+      <w:r>
+        <w:rPr>
+          <w:rFonts w:ascii="Times New Roman" w:hAnsi="Times New Roman" w:cs="Times New Roman"/>
+          <w:sz w:val="28"/>
+          <w:szCs w:val="28"/>
+        </w:rPr>
+        <w:t xml:space="preserve"> 202</w:t>
+      </w:r>
+      <w:r>
+        <w:rPr>
+          <w:rFonts w:ascii="Times New Roman" w:hAnsi="Times New Roman" w:cs="Times New Roman"/>
+          <w:sz w:val="28"/>
+          <w:szCs w:val="28"/>
+        </w:rPr>
+        <w:t>5</w:t>
+      </w:r>
+      <w:r>
+        <w:rPr>
+          <w:rFonts w:ascii="Times New Roman" w:hAnsi="Times New Roman" w:cs="Times New Roman"/>
+          <w:sz w:val="28"/>
+          <w:szCs w:val="28"/>
+        </w:rPr>
+        <w:t xml:space="preserve">. – </w:t>
+      </w:r>
+      <w:r>
+        <w:rPr>
+          <w:rFonts w:ascii="Times New Roman" w:hAnsi="Times New Roman" w:cs="Times New Roman"/>
+          <w:sz w:val="28"/>
+          <w:szCs w:val="28"/>
+        </w:rPr>
+        <w:t>832</w:t>
+      </w:r>
+      <w:r>
+        <w:rPr>
+          <w:rFonts w:ascii="Times New Roman" w:hAnsi="Times New Roman" w:cs="Times New Roman"/>
+          <w:sz w:val="28"/>
+          <w:szCs w:val="28"/>
+        </w:rPr>
+        <w:t xml:space="preserve"> с</w:t>
       </w:r>
       <w:r>
         <w:rPr>
@@ -7105,7 +7522,7 @@
         <w:pStyle w:val="a5"/>
         <w:numPr>
           <w:ilvl w:val="0"/>
-          <w:numId w:val="11"/>
+          <w:numId w:val="7"/>
         </w:numPr>
         <w:spacing w:after="0" w:line="360" w:lineRule="auto"/>
         <w:ind w:left="0" w:firstLine="709"/>
@@ -7117,41 +7534,125 @@
           <w:szCs w:val="28"/>
         </w:rPr>
       </w:pPr>
-      <w:proofErr w:type="spellStart"/>
-      <w:r>
-        <w:rPr>
-          <w:rFonts w:ascii="Times New Roman" w:hAnsi="Times New Roman" w:cs="Times New Roman"/>
-          <w:sz w:val="28"/>
-          <w:szCs w:val="28"/>
-        </w:rPr>
-        <w:t>Котеров</w:t>
-      </w:r>
-      <w:proofErr w:type="spellEnd"/>
-      <w:r>
-        <w:rPr>
-          <w:rFonts w:ascii="Times New Roman" w:hAnsi="Times New Roman" w:cs="Times New Roman"/>
-          <w:sz w:val="28"/>
-          <w:szCs w:val="28"/>
-        </w:rPr>
-        <w:t xml:space="preserve"> Д. В., </w:t>
-      </w:r>
-      <w:proofErr w:type="spellStart"/>
-      <w:r>
-        <w:rPr>
-          <w:rFonts w:ascii="Times New Roman" w:hAnsi="Times New Roman" w:cs="Times New Roman"/>
-          <w:sz w:val="28"/>
-          <w:szCs w:val="28"/>
-        </w:rPr>
-        <w:t>Симдянов</w:t>
-      </w:r>
-      <w:proofErr w:type="spellEnd"/>
-      <w:r>
-        <w:rPr>
-          <w:rFonts w:ascii="Times New Roman" w:hAnsi="Times New Roman" w:cs="Times New Roman"/>
-          <w:sz w:val="28"/>
-          <w:szCs w:val="28"/>
-        </w:rPr>
-        <w:t xml:space="preserve"> И. В. PHP 8 в подлиннике. Полное руководство по языку программирования. – Издательство: БХВ-Петербург, г. Санкт-Петербург, 2021. – 784 с</w:t>
+      <w:r>
+        <w:rPr>
+          <w:rFonts w:ascii="Times New Roman" w:hAnsi="Times New Roman" w:cs="Times New Roman"/>
+          <w:sz w:val="28"/>
+          <w:szCs w:val="28"/>
+        </w:rPr>
+        <w:t>Симдянов И. В</w:t>
+      </w:r>
+      <w:r>
+        <w:rPr>
+          <w:rFonts w:ascii="Times New Roman" w:hAnsi="Times New Roman" w:cs="Times New Roman"/>
+          <w:sz w:val="28"/>
+          <w:szCs w:val="28"/>
+        </w:rPr>
+        <w:t>,</w:t>
+      </w:r>
+      <w:r>
+        <w:rPr>
+          <w:rFonts w:ascii="Times New Roman" w:hAnsi="Times New Roman" w:cs="Times New Roman"/>
+          <w:sz w:val="28"/>
+          <w:szCs w:val="28"/>
+        </w:rPr>
+        <w:t xml:space="preserve"> Котеров Д</w:t>
+      </w:r>
+      <w:r>
+        <w:rPr>
+          <w:rFonts w:ascii="Times New Roman" w:hAnsi="Times New Roman" w:cs="Times New Roman"/>
+          <w:sz w:val="28"/>
+          <w:szCs w:val="28"/>
+        </w:rPr>
+        <w:t>.</w:t>
+      </w:r>
+      <w:r>
+        <w:rPr>
+          <w:rFonts w:ascii="Times New Roman" w:hAnsi="Times New Roman" w:cs="Times New Roman"/>
+          <w:sz w:val="28"/>
+          <w:szCs w:val="28"/>
+        </w:rPr>
+        <w:t xml:space="preserve"> В</w:t>
+      </w:r>
+      <w:r>
+        <w:rPr>
+          <w:rFonts w:ascii="Times New Roman" w:hAnsi="Times New Roman" w:cs="Times New Roman"/>
+          <w:sz w:val="28"/>
+          <w:szCs w:val="28"/>
+        </w:rPr>
+        <w:t>.</w:t>
+      </w:r>
+      <w:r>
+        <w:rPr>
+          <w:rFonts w:ascii="Times New Roman" w:hAnsi="Times New Roman" w:cs="Times New Roman"/>
+          <w:sz w:val="28"/>
+          <w:szCs w:val="28"/>
+        </w:rPr>
+        <w:t xml:space="preserve"> PHP 8 в подлиннике. </w:t>
+      </w:r>
+      <w:r>
+        <w:rPr>
+          <w:rFonts w:ascii="Times New Roman" w:hAnsi="Times New Roman" w:cs="Times New Roman"/>
+          <w:sz w:val="28"/>
+          <w:szCs w:val="28"/>
+        </w:rPr>
+        <w:t>Наиболее п</w:t>
+      </w:r>
+      <w:r>
+        <w:rPr>
+          <w:rFonts w:ascii="Times New Roman" w:hAnsi="Times New Roman" w:cs="Times New Roman"/>
+          <w:sz w:val="28"/>
+          <w:szCs w:val="28"/>
+        </w:rPr>
+        <w:t>олное руководство. – Издательство: БХВ</w:t>
+      </w:r>
+      <w:r>
+        <w:rPr>
+          <w:rFonts w:ascii="Times New Roman" w:hAnsi="Times New Roman" w:cs="Times New Roman"/>
+          <w:sz w:val="28"/>
+          <w:szCs w:val="28"/>
+        </w:rPr>
+        <w:t>. Санкт-Петербург</w:t>
+      </w:r>
+      <w:r>
+        <w:rPr>
+          <w:rFonts w:ascii="Times New Roman" w:hAnsi="Times New Roman" w:cs="Times New Roman"/>
+          <w:sz w:val="28"/>
+          <w:szCs w:val="28"/>
+        </w:rPr>
+        <w:t>, 202</w:t>
+      </w:r>
+      <w:r>
+        <w:rPr>
+          <w:rFonts w:ascii="Times New Roman" w:hAnsi="Times New Roman" w:cs="Times New Roman"/>
+          <w:sz w:val="28"/>
+          <w:szCs w:val="28"/>
+        </w:rPr>
+        <w:t>3</w:t>
+      </w:r>
+      <w:r>
+        <w:rPr>
+          <w:rFonts w:ascii="Times New Roman" w:hAnsi="Times New Roman" w:cs="Times New Roman"/>
+          <w:sz w:val="28"/>
+          <w:szCs w:val="28"/>
+        </w:rPr>
+        <w:t xml:space="preserve">. – </w:t>
+      </w:r>
+      <w:r>
+        <w:rPr>
+          <w:rFonts w:ascii="Times New Roman" w:hAnsi="Times New Roman" w:cs="Times New Roman"/>
+          <w:sz w:val="28"/>
+          <w:szCs w:val="28"/>
+        </w:rPr>
+        <w:t>992</w:t>
+      </w:r>
+      <w:r>
+        <w:rPr>
+          <w:rFonts w:ascii="Times New Roman" w:hAnsi="Times New Roman" w:cs="Times New Roman"/>
+          <w:sz w:val="28"/>
+          <w:szCs w:val="28"/>
+        </w:rPr>
+        <w:t xml:space="preserve"> с</w:t>
       </w:r>
       <w:r>
         <w:rPr>
@@ -7167,7 +7668,7 @@
         <w:pStyle w:val="a5"/>
         <w:numPr>
           <w:ilvl w:val="0"/>
-          <w:numId w:val="11"/>
+          <w:numId w:val="7"/>
         </w:numPr>
         <w:spacing w:after="0" w:line="360" w:lineRule="auto"/>
         <w:ind w:left="0" w:firstLine="709"/>
@@ -7185,7 +7686,15 @@
           <w:sz w:val="28"/>
           <w:szCs w:val="28"/>
         </w:rPr>
-        <w:t>Никсон Р. Изучаем PHP, MySQL, JavaScript, CSS и HTML5. 6-е изд. – Издательство: ДМК Пресс, г. Москва, 2021. – 720 с.</w:t>
+        <w:t>Тидвелл Д., Брюэр Ч., Валенсия Э. Разработка интерфейсов. Паттерны проектирования. 3-е изд.</w:t>
+      </w:r>
+      <w:r>
+        <w:rPr>
+          <w:rFonts w:ascii="Times New Roman" w:hAnsi="Times New Roman" w:cs="Times New Roman"/>
+          <w:sz w:val="28"/>
+          <w:szCs w:val="28"/>
+        </w:rPr>
+        <w:t xml:space="preserve"> – Издательство: Питер. Санкт-Петербург, 2026. – 560 с.</w:t>
       </w:r>
     </w:p>
     <w:sectPr>
@@ -7283,19 +7792,11 @@
                       <w:sz w:val="18"/>
                     </w:rPr>
                   </w:pPr>
-                  <w:proofErr w:type="spellStart"/>
                   <w:r>
                     <w:rPr>
                       <w:sz w:val="18"/>
                     </w:rPr>
-                    <w:t>Изм</w:t>
-                  </w:r>
-                  <w:proofErr w:type="spellEnd"/>
-                  <w:r>
-                    <w:rPr>
-                      <w:sz w:val="18"/>
-                    </w:rPr>
-                    <w:t>.</w:t>
+                    <w:t>Изм.</w:t>
                   </w:r>
                 </w:p>
               </w:txbxContent>
@@ -7337,21 +7838,7 @@
                     <w:rPr>
                       <w:sz w:val="18"/>
                     </w:rPr>
-                    <w:t xml:space="preserve">№ </w:t>
-                  </w:r>
-                  <w:proofErr w:type="spellStart"/>
-                  <w:r>
-                    <w:rPr>
-                      <w:sz w:val="18"/>
-                    </w:rPr>
-                    <w:t>докум</w:t>
-                  </w:r>
-                  <w:proofErr w:type="spellEnd"/>
-                  <w:r>
-                    <w:rPr>
-                      <w:sz w:val="18"/>
-                    </w:rPr>
-                    <w:t>.</w:t>
+                    <w:t>№ докум.</w:t>
                   </w:r>
                 </w:p>
               </w:txbxContent>
@@ -7368,14 +7855,12 @@
                       <w:sz w:val="18"/>
                     </w:rPr>
                   </w:pPr>
-                  <w:proofErr w:type="spellStart"/>
                   <w:r>
                     <w:rPr>
                       <w:sz w:val="18"/>
                     </w:rPr>
                     <w:t>Подпись</w:t>
                   </w:r>
-                  <w:proofErr w:type="spellEnd"/>
                 </w:p>
               </w:txbxContent>
             </v:textbox>
@@ -7538,21 +8023,7 @@
                       <w:rPr>
                         <w:sz w:val="18"/>
                       </w:rPr>
-                      <w:t xml:space="preserve"> </w:t>
-                    </w:r>
-                    <w:proofErr w:type="spellStart"/>
-                    <w:r>
-                      <w:rPr>
-                        <w:sz w:val="18"/>
-                      </w:rPr>
-                      <w:t>Разраб</w:t>
-                    </w:r>
-                    <w:proofErr w:type="spellEnd"/>
-                    <w:r>
-                      <w:rPr>
-                        <w:sz w:val="18"/>
-                      </w:rPr>
-                      <w:t>.</w:t>
+                      <w:t xml:space="preserve"> Разраб.</w:t>
                     </w:r>
                   </w:p>
                 </w:txbxContent>
@@ -7595,21 +8066,7 @@
                       <w:rPr>
                         <w:sz w:val="18"/>
                       </w:rPr>
-                      <w:t xml:space="preserve"> </w:t>
-                    </w:r>
-                    <w:proofErr w:type="spellStart"/>
-                    <w:r>
-                      <w:rPr>
-                        <w:sz w:val="18"/>
-                      </w:rPr>
-                      <w:t>Провер</w:t>
-                    </w:r>
-                    <w:proofErr w:type="spellEnd"/>
-                    <w:r>
-                      <w:rPr>
-                        <w:sz w:val="18"/>
-                      </w:rPr>
-                      <w:t>.</w:t>
+                      <w:t xml:space="preserve"> Провер.</w:t>
                     </w:r>
                   </w:p>
                 </w:txbxContent>
@@ -7660,21 +8117,7 @@
                       <w:rPr>
                         <w:sz w:val="18"/>
                       </w:rPr>
-                      <w:t xml:space="preserve"> </w:t>
-                    </w:r>
-                    <w:proofErr w:type="spellStart"/>
-                    <w:r>
-                      <w:rPr>
-                        <w:sz w:val="18"/>
-                      </w:rPr>
-                      <w:t>Реценз</w:t>
-                    </w:r>
-                    <w:proofErr w:type="spellEnd"/>
-                    <w:r>
-                      <w:rPr>
-                        <w:sz w:val="18"/>
-                      </w:rPr>
-                      <w:t>.</w:t>
+                      <w:t xml:space="preserve"> Реценз.</w:t>
                     </w:r>
                   </w:p>
                 </w:txbxContent>
@@ -7732,21 +8175,7 @@
                       <w:rPr>
                         <w:sz w:val="18"/>
                       </w:rPr>
-                      <w:t xml:space="preserve"> </w:t>
-                    </w:r>
-                    <w:proofErr w:type="spellStart"/>
-                    <w:r>
-                      <w:rPr>
-                        <w:sz w:val="18"/>
-                      </w:rPr>
-                      <w:t>Утверд</w:t>
-                    </w:r>
-                    <w:proofErr w:type="spellEnd"/>
-                    <w:r>
-                      <w:rPr>
-                        <w:sz w:val="18"/>
-                      </w:rPr>
-                      <w:t>.</w:t>
+                      <w:t xml:space="preserve"> Утверд.</w:t>
                     </w:r>
                   </w:p>
                 </w:txbxContent>
@@ -7801,19 +8230,11 @@
                       <w:sz w:val="18"/>
                     </w:rPr>
                   </w:pPr>
-                  <w:proofErr w:type="spellStart"/>
                   <w:r>
                     <w:rPr>
                       <w:sz w:val="18"/>
                     </w:rPr>
-                    <w:t>Лит</w:t>
-                  </w:r>
-                  <w:proofErr w:type="spellEnd"/>
-                  <w:r>
-                    <w:rPr>
-                      <w:sz w:val="18"/>
-                    </w:rPr>
-                    <w:t>.</w:t>
+                    <w:t>Лит.</w:t>
                   </w:r>
                 </w:p>
               </w:txbxContent>
@@ -8000,19 +8421,11 @@
                       <w:sz w:val="18"/>
                     </w:rPr>
                   </w:pPr>
-                  <w:proofErr w:type="spellStart"/>
                   <w:r>
                     <w:rPr>
                       <w:sz w:val="18"/>
                     </w:rPr>
-                    <w:t>Изм</w:t>
-                  </w:r>
-                  <w:proofErr w:type="spellEnd"/>
-                  <w:r>
-                    <w:rPr>
-                      <w:sz w:val="18"/>
-                    </w:rPr>
-                    <w:t>.</w:t>
+                    <w:t>Изм.</w:t>
                   </w:r>
                 </w:p>
               </w:txbxContent>
@@ -8054,21 +8467,7 @@
                     <w:rPr>
                       <w:sz w:val="18"/>
                     </w:rPr>
-                    <w:t xml:space="preserve">№ </w:t>
-                  </w:r>
-                  <w:proofErr w:type="spellStart"/>
-                  <w:r>
-                    <w:rPr>
-                      <w:sz w:val="18"/>
-                    </w:rPr>
-                    <w:t>докум</w:t>
-                  </w:r>
-                  <w:proofErr w:type="spellEnd"/>
-                  <w:r>
-                    <w:rPr>
-                      <w:sz w:val="18"/>
-                    </w:rPr>
-                    <w:t>.</w:t>
+                    <w:t>№ докум.</w:t>
                   </w:r>
                 </w:p>
               </w:txbxContent>
@@ -8085,14 +8484,12 @@
                       <w:sz w:val="18"/>
                     </w:rPr>
                   </w:pPr>
-                  <w:proofErr w:type="spellStart"/>
                   <w:r>
                     <w:rPr>
                       <w:sz w:val="18"/>
                     </w:rPr>
                     <w:t>Подпись</w:t>
                   </w:r>
-                  <w:proofErr w:type="spellEnd"/>
                 </w:p>
               </w:txbxContent>
             </v:textbox>
@@ -8891,7 +9288,7 @@
   <w:abstractNum w:abstractNumId="6" w15:restartNumberingAfterBreak="0">
     <w:nsid w:val="33544C8E"/>
     <w:multiLevelType w:val="hybridMultilevel"/>
-    <w:tmpl w:val="A984B47A"/>
+    <w:tmpl w:val="D0329E52"/>
     <w:lvl w:ilvl="0" w:tplc="3250A94C">
       <w:start w:val="1"/>
       <w:numFmt w:val="decimal"/>
@@ -8905,17 +9302,17 @@
         <w:rFonts w:ascii="Times New Roman" w:eastAsiaTheme="minorHAnsi" w:hAnsi="Times New Roman" w:cs="Times New Roman"/>
       </w:rPr>
     </w:lvl>
-    <w:lvl w:ilvl="1" w:tplc="9CE2137A">
-      <w:start w:val="1"/>
-      <w:numFmt w:val="decimal"/>
+    <w:lvl w:ilvl="1" w:tplc="FA8C8C94">
+      <w:start w:val="1"/>
+      <w:numFmt w:val="bullet"/>
       <w:suff w:val="space"/>
-      <w:lvlText w:val="%2)"/>
+      <w:lvlText w:val="–"/>
       <w:lvlJc w:val="left"/>
       <w:pPr>
         <w:ind w:left="1789" w:hanging="360"/>
       </w:pPr>
       <w:rPr>
-        <w:rFonts w:hint="default"/>
+        <w:rFonts w:ascii="Times New Roman" w:hAnsi="Times New Roman" w:cs="Times New Roman" w:hint="default"/>
       </w:rPr>
     </w:lvl>
     <w:lvl w:ilvl="2" w:tplc="0419001B" w:tentative="1">
@@ -9075,7 +9472,7 @@
   <w:abstractNum w:abstractNumId="8" w15:restartNumberingAfterBreak="0">
     <w:nsid w:val="3F100323"/>
     <w:multiLevelType w:val="hybridMultilevel"/>
-    <w:tmpl w:val="32A65ED6"/>
+    <w:tmpl w:val="4370AB7E"/>
     <w:lvl w:ilvl="0" w:tplc="DA220238">
       <w:start w:val="1"/>
       <w:numFmt w:val="decimal"/>
@@ -9287,18 +9684,18 @@
   <w:abstractNum w:abstractNumId="10" w15:restartNumberingAfterBreak="0">
     <w:nsid w:val="45547B1D"/>
     <w:multiLevelType w:val="multilevel"/>
-    <w:tmpl w:val="26B2C606"/>
+    <w:tmpl w:val="FA0AF226"/>
     <w:lvl w:ilvl="0">
       <w:start w:val="1"/>
-      <w:numFmt w:val="decimal"/>
+      <w:numFmt w:val="bullet"/>
       <w:suff w:val="space"/>
-      <w:lvlText w:val="%1."/>
+      <w:lvlText w:val="–"/>
       <w:lvlJc w:val="left"/>
       <w:pPr>
         <w:ind w:left="720" w:hanging="360"/>
       </w:pPr>
       <w:rPr>
-        <w:rFonts w:hint="default"/>
+        <w:rFonts w:ascii="Times New Roman" w:hAnsi="Times New Roman" w:cs="Times New Roman" w:hint="default"/>
       </w:rPr>
     </w:lvl>
     <w:lvl w:ilvl="1">
@@ -9512,20 +9909,134 @@
     </w:lvl>
   </w:abstractNum>
   <w:abstractNum w:abstractNumId="12" w15:restartNumberingAfterBreak="0">
+    <w:nsid w:val="503C53BE"/>
+    <w:multiLevelType w:val="hybridMultilevel"/>
+    <w:tmpl w:val="36F49938"/>
+    <w:lvl w:ilvl="0" w:tplc="6F64CD4C">
+      <w:start w:val="1"/>
+      <w:numFmt w:val="bullet"/>
+      <w:suff w:val="space"/>
+      <w:lvlText w:val="–"/>
+      <w:lvlJc w:val="left"/>
+      <w:pPr>
+        <w:ind w:left="1429" w:hanging="360"/>
+      </w:pPr>
+      <w:rPr>
+        <w:rFonts w:ascii="Times New Roman" w:hAnsi="Times New Roman" w:cs="Times New Roman" w:hint="default"/>
+      </w:rPr>
+    </w:lvl>
+    <w:lvl w:ilvl="1" w:tplc="04190003" w:tentative="1">
+      <w:start w:val="1"/>
+      <w:numFmt w:val="bullet"/>
+      <w:lvlText w:val="o"/>
+      <w:lvlJc w:val="left"/>
+      <w:pPr>
+        <w:ind w:left="2149" w:hanging="360"/>
+      </w:pPr>
+      <w:rPr>
+        <w:rFonts w:ascii="Courier New" w:hAnsi="Courier New" w:cs="Courier New" w:hint="default"/>
+      </w:rPr>
+    </w:lvl>
+    <w:lvl w:ilvl="2" w:tplc="04190005" w:tentative="1">
+      <w:start w:val="1"/>
+      <w:numFmt w:val="bullet"/>
+      <w:lvlText w:val=""/>
+      <w:lvlJc w:val="left"/>
+      <w:pPr>
+        <w:ind w:left="2869" w:hanging="360"/>
+      </w:pPr>
+      <w:rPr>
+        <w:rFonts w:ascii="Wingdings" w:hAnsi="Wingdings" w:hint="default"/>
+      </w:rPr>
+    </w:lvl>
+    <w:lvl w:ilvl="3" w:tplc="04190001" w:tentative="1">
+      <w:start w:val="1"/>
+      <w:numFmt w:val="bullet"/>
+      <w:lvlText w:val=""/>
+      <w:lvlJc w:val="left"/>
+      <w:pPr>
+        <w:ind w:left="3589" w:hanging="360"/>
+      </w:pPr>
+      <w:rPr>
+        <w:rFonts w:ascii="Symbol" w:hAnsi="Symbol" w:hint="default"/>
+      </w:rPr>
+    </w:lvl>
+    <w:lvl w:ilvl="4" w:tplc="04190003" w:tentative="1">
+      <w:start w:val="1"/>
+      <w:numFmt w:val="bullet"/>
+      <w:lvlText w:val="o"/>
+      <w:lvlJc w:val="left"/>
+      <w:pPr>
+        <w:ind w:left="4309" w:hanging="360"/>
+      </w:pPr>
+      <w:rPr>
+        <w:rFonts w:ascii="Courier New" w:hAnsi="Courier New" w:cs="Courier New" w:hint="default"/>
+      </w:rPr>
+    </w:lvl>
+    <w:lvl w:ilvl="5" w:tplc="04190005" w:tentative="1">
+      <w:start w:val="1"/>
+      <w:numFmt w:val="bullet"/>
+      <w:lvlText w:val=""/>
+      <w:lvlJc w:val="left"/>
+      <w:pPr>
+        <w:ind w:left="5029" w:hanging="360"/>
+      </w:pPr>
+      <w:rPr>
+        <w:rFonts w:ascii="Wingdings" w:hAnsi="Wingdings" w:hint="default"/>
+      </w:rPr>
+    </w:lvl>
+    <w:lvl w:ilvl="6" w:tplc="04190001" w:tentative="1">
+      <w:start w:val="1"/>
+      <w:numFmt w:val="bullet"/>
+      <w:lvlText w:val=""/>
+      <w:lvlJc w:val="left"/>
+      <w:pPr>
+        <w:ind w:left="5749" w:hanging="360"/>
+      </w:pPr>
+      <w:rPr>
+        <w:rFonts w:ascii="Symbol" w:hAnsi="Symbol" w:hint="default"/>
+      </w:rPr>
+    </w:lvl>
+    <w:lvl w:ilvl="7" w:tplc="04190003" w:tentative="1">
+      <w:start w:val="1"/>
+      <w:numFmt w:val="bullet"/>
+      <w:lvlText w:val="o"/>
+      <w:lvlJc w:val="left"/>
+      <w:pPr>
+        <w:ind w:left="6469" w:hanging="360"/>
+      </w:pPr>
+      <w:rPr>
+        <w:rFonts w:ascii="Courier New" w:hAnsi="Courier New" w:cs="Courier New" w:hint="default"/>
+      </w:rPr>
+    </w:lvl>
+    <w:lvl w:ilvl="8" w:tplc="04190005" w:tentative="1">
+      <w:start w:val="1"/>
+      <w:numFmt w:val="bullet"/>
+      <w:lvlText w:val=""/>
+      <w:lvlJc w:val="left"/>
+      <w:pPr>
+        <w:ind w:left="7189" w:hanging="360"/>
+      </w:pPr>
+      <w:rPr>
+        <w:rFonts w:ascii="Wingdings" w:hAnsi="Wingdings" w:hint="default"/>
+      </w:rPr>
+    </w:lvl>
+  </w:abstractNum>
+  <w:abstractNum w:abstractNumId="13" w15:restartNumberingAfterBreak="0">
     <w:nsid w:val="5D9F67AC"/>
     <w:multiLevelType w:val="hybridMultilevel"/>
-    <w:tmpl w:val="191815F0"/>
-    <w:lvl w:ilvl="0" w:tplc="4620A830">
-      <w:start w:val="1"/>
-      <w:numFmt w:val="decimal"/>
+    <w:tmpl w:val="A9A0EDD8"/>
+    <w:lvl w:ilvl="0" w:tplc="3686FC4E">
+      <w:start w:val="1"/>
+      <w:numFmt w:val="bullet"/>
       <w:suff w:val="space"/>
-      <w:lvlText w:val="%1)"/>
+      <w:lvlText w:val="–"/>
       <w:lvlJc w:val="left"/>
       <w:pPr>
         <w:ind w:left="1429" w:hanging="360"/>
       </w:pPr>
       <w:rPr>
-        <w:rFonts w:hint="default"/>
+        <w:rFonts w:ascii="Times New Roman" w:hAnsi="Times New Roman" w:cs="Times New Roman" w:hint="default"/>
       </w:rPr>
     </w:lvl>
     <w:lvl w:ilvl="1" w:tplc="04190019" w:tentative="1">
@@ -9601,21 +10112,21 @@
       </w:pPr>
     </w:lvl>
   </w:abstractNum>
-  <w:abstractNum w:abstractNumId="13" w15:restartNumberingAfterBreak="0">
+  <w:abstractNum w:abstractNumId="14" w15:restartNumberingAfterBreak="0">
     <w:nsid w:val="62825324"/>
     <w:multiLevelType w:val="multilevel"/>
-    <w:tmpl w:val="26B2C606"/>
+    <w:tmpl w:val="001EC62C"/>
     <w:lvl w:ilvl="0">
       <w:start w:val="1"/>
-      <w:numFmt w:val="decimal"/>
+      <w:numFmt w:val="bullet"/>
       <w:suff w:val="space"/>
-      <w:lvlText w:val="%1."/>
+      <w:lvlText w:val="–"/>
       <w:lvlJc w:val="left"/>
       <w:pPr>
         <w:ind w:left="720" w:hanging="360"/>
       </w:pPr>
       <w:rPr>
-        <w:rFonts w:hint="default"/>
+        <w:rFonts w:ascii="Times New Roman" w:hAnsi="Times New Roman" w:cs="Times New Roman" w:hint="default"/>
       </w:rPr>
     </w:lvl>
     <w:lvl w:ilvl="1">
@@ -9739,7 +10250,7 @@
       </w:rPr>
     </w:lvl>
   </w:abstractNum>
-  <w:abstractNum w:abstractNumId="14" w15:restartNumberingAfterBreak="0">
+  <w:abstractNum w:abstractNumId="15" w15:restartNumberingAfterBreak="0">
     <w:nsid w:val="6B77745F"/>
     <w:multiLevelType w:val="multilevel"/>
     <w:tmpl w:val="2BDA9448"/>
@@ -9862,7 +10373,7 @@
       </w:rPr>
     </w:lvl>
   </w:abstractNum>
-  <w:abstractNum w:abstractNumId="15" w15:restartNumberingAfterBreak="0">
+  <w:abstractNum w:abstractNumId="16" w15:restartNumberingAfterBreak="0">
     <w:nsid w:val="78907A21"/>
     <w:multiLevelType w:val="hybridMultilevel"/>
     <w:tmpl w:val="90C8C150"/>
@@ -9983,13 +10494,13 @@
     <w:abstractNumId w:val="0"/>
   </w:num>
   <w:num w:numId="3" w16cid:durableId="1105342332">
-    <w:abstractNumId w:val="14"/>
+    <w:abstractNumId w:val="15"/>
   </w:num>
   <w:num w:numId="4" w16cid:durableId="151139351">
     <w:abstractNumId w:val="4"/>
   </w:num>
   <w:num w:numId="5" w16cid:durableId="1360158392">
-    <w:abstractNumId w:val="13"/>
+    <w:abstractNumId w:val="14"/>
   </w:num>
   <w:num w:numId="6" w16cid:durableId="1460757005">
     <w:abstractNumId w:val="10"/>
@@ -10013,16 +10524,19 @@
     <w:abstractNumId w:val="2"/>
   </w:num>
   <w:num w:numId="13" w16cid:durableId="1590188710">
-    <w:abstractNumId w:val="12"/>
+    <w:abstractNumId w:val="13"/>
   </w:num>
   <w:num w:numId="14" w16cid:durableId="914120576">
-    <w:abstractNumId w:val="15"/>
+    <w:abstractNumId w:val="16"/>
   </w:num>
   <w:num w:numId="15" w16cid:durableId="1150945905">
     <w:abstractNumId w:val="11"/>
   </w:num>
   <w:num w:numId="16" w16cid:durableId="1588684907">
     <w:abstractNumId w:val="6"/>
+  </w:num>
+  <w:num w:numId="17" w16cid:durableId="366833716">
+    <w:abstractNumId w:val="12"/>
   </w:num>
 </w:numbering>
 </file>
@@ -10430,7 +10944,6 @@
   <w:style w:type="character" w:default="1" w:styleId="a0">
     <w:name w:val="Default Paragraph Font"/>
     <w:uiPriority w:val="1"/>
-    <w:semiHidden/>
     <w:unhideWhenUsed/>
   </w:style>
   <w:style w:type="table" w:default="1" w:styleId="a1">
